--- a/docs/handbooks/RMS Business Analyst Guide.docx
+++ b/docs/handbooks/RMS Business Analyst Guide.docx
@@ -26,7 +26,7 @@
       </w:pPr>
       <w:r>
         <w:rPr/>
-        <w:t xml:space="preserve">Describes the version on the dev branch as of 2 October 2026. Prepared from the code and the project documentation.</w:t>
+        <w:t xml:space="preserve">Describes the version on the dev branch as of 2 October 2026 (roles plan, Phase 1). Prepared from the code and the project documentation.</w:t>
       </w:r>
     </w:p>
     <w:p>
@@ -134,7 +134,7 @@
             </w:pPr>
             <w:r>
               <w:rPr/>
-              <w:t xml:space="preserve">Admins (HR or recruitment staff) and interviewers. Each person has one login.</w:t>
+              <w:t xml:space="preserve">Super Admins, HR staff, hiring managers and interviewers. Each person has one login and one role.</w:t>
             </w:r>
           </w:p>
         </w:tc>
@@ -192,7 +192,7 @@
             </w:pPr>
             <w:r>
               <w:rPr/>
-              <w:t xml:space="preserve">Login, Positions, Languages/skills, Candidates, and the Candidate Status results page.</w:t>
+              <w:t xml:space="preserve">Login, Users and Roles, Change password, Positions, Languages/skills, Candidates, and the Candidate Status results page.</w:t>
             </w:r>
           </w:p>
         </w:tc>
@@ -221,7 +221,7 @@
             </w:pPr>
             <w:r>
               <w:rPr/>
-              <w:t xml:space="preserve">Score entry by interviewers, interviewer management, interview schedules, job openings, and the Selected/Rejected decision.</w:t>
+              <w:t xml:space="preserve">Score entry by interviewers, interview schedules, job openings, candidate documents, and the Selected/Rejected decision. They are planned as Phases 2 to 4.</w:t>
             </w:r>
           </w:p>
         </w:tc>
@@ -256,47 +256,1336 @@
       </w:pPr>
       <w:r>
         <w:rPr/>
-        <w:t xml:space="preserve">RMS has two roles. A person's role comes from one field in their profile (</w:t>
+        <w:t xml:space="preserve">RMS has four roles. A Super Admin sets each person's role on the </w:t>
       </w:r>
       <w:r>
         <w:rPr>
-          <w:rStyle w:val="InlineCode"/>
+          <w:b/>
         </w:rPr>
-        <w:t xml:space="preserve">isinterviewer</w:t>
-      </w:r>
-      <w:r>
-        <w:rPr/>
-        <w:t xml:space="preserve"> in the </w:t>
-      </w:r>
+        <w:t xml:space="preserve">Users and Roles</w:t>
+      </w:r>
+      <w:r>
+        <w:rPr/>
+        <w:t xml:space="preserve"> screen.</w:t>
+      </w:r>
+    </w:p>
+    <w:tbl>
+      <w:tblPr>
+        <w:tblStyle w:val="RmsTable"/>
+        <w:tblW w:w="5000" w:type="pct"/>
+        <w:tblLook w:val="04A0" w:firstRow="1" w:lastRow="0" w:firstColumn="0" w:lastColumn="0" w:noHBand="1" w:noVBand="1"/>
+      </w:tblPr>
+      <w:tblGrid>
+        <w:gridCol w:w="3251"/>
+        <w:gridCol w:w="3251"/>
+        <w:gridCol w:w="3251"/>
+      </w:tblGrid>
+      <w:tr>
+        <w:trPr>
+          <w:tblHeader/>
+          <w:cantSplit/>
+        </w:trPr>
+        <w:tc>
+          <w:tcPr>
+            <w:shd w:val="clear" w:color="auto" w:fill="E6EEF8"/>
+          </w:tcPr>
+          <w:p>
+            <w:pPr>
+              <w:pStyle w:val="TableText"/>
+            </w:pPr>
+            <w:r>
+              <w:rPr>
+                <w:b/>
+              </w:rPr>
+              <w:t xml:space="preserve">Role</w:t>
+            </w:r>
+          </w:p>
+        </w:tc>
+        <w:tc>
+          <w:tcPr>
+            <w:shd w:val="clear" w:color="auto" w:fill="E6EEF8"/>
+          </w:tcPr>
+          <w:p>
+            <w:pPr>
+              <w:pStyle w:val="TableText"/>
+            </w:pPr>
+            <w:r>
+              <w:rPr>
+                <w:b/>
+              </w:rPr>
+              <w:t xml:space="preserve">Purpose</w:t>
+            </w:r>
+          </w:p>
+        </w:tc>
+        <w:tc>
+          <w:tcPr>
+            <w:shd w:val="clear" w:color="auto" w:fill="E6EEF8"/>
+          </w:tcPr>
+          <w:p>
+            <w:pPr>
+              <w:pStyle w:val="TableText"/>
+            </w:pPr>
+            <w:r>
+              <w:rPr>
+                <w:b/>
+              </w:rPr>
+              <w:t xml:space="preserve">What they can do today</w:t>
+            </w:r>
+          </w:p>
+        </w:tc>
+      </w:tr>
+      <w:tr>
+        <w:trPr>
+          <w:cantSplit/>
+        </w:trPr>
+        <w:tc>
+          <w:tcPr/>
+          <w:p>
+            <w:pPr>
+              <w:pStyle w:val="TableText"/>
+            </w:pPr>
+            <w:r>
+              <w:rPr>
+                <w:b/>
+              </w:rPr>
+              <w:t xml:space="preserve">Super Admin</w:t>
+            </w:r>
+          </w:p>
+        </w:tc>
+        <w:tc>
+          <w:tcPr/>
+          <w:p>
+            <w:pPr>
+              <w:pStyle w:val="TableText"/>
+            </w:pPr>
+            <w:r>
+              <w:rPr/>
+              <w:t xml:space="preserve">Runs the system: users, roles and everything HR can do.</w:t>
+            </w:r>
+          </w:p>
+        </w:tc>
+        <w:tc>
+          <w:tcPr/>
+          <w:p>
+            <w:pPr>
+              <w:pStyle w:val="TableText"/>
+            </w:pPr>
+            <w:r>
+              <w:rPr/>
+              <w:t xml:space="preserve">Everything: Users and Roles, Candidate Status, Candidates, Positions, Languages.</w:t>
+            </w:r>
+          </w:p>
+        </w:tc>
+      </w:tr>
+      <w:tr>
+        <w:trPr>
+          <w:cantSplit/>
+        </w:trPr>
+        <w:tc>
+          <w:tcPr/>
+          <w:p>
+            <w:pPr>
+              <w:pStyle w:val="TableText"/>
+            </w:pPr>
+            <w:r>
+              <w:rPr>
+                <w:b/>
+              </w:rPr>
+              <w:t xml:space="preserve">HR</w:t>
+            </w:r>
+          </w:p>
+        </w:tc>
+        <w:tc>
+          <w:tcPr/>
+          <w:p>
+            <w:pPr>
+              <w:pStyle w:val="TableText"/>
+            </w:pPr>
+            <w:r>
+              <w:rPr/>
+              <w:t xml:space="preserve">Runs recruitment: reference lists, candidates, results.</w:t>
+            </w:r>
+          </w:p>
+        </w:tc>
+        <w:tc>
+          <w:tcPr/>
+          <w:p>
+            <w:pPr>
+              <w:pStyle w:val="TableText"/>
+            </w:pPr>
+            <w:r>
+              <w:rPr/>
+              <w:t xml:space="preserve">Candidate Status, Candidates (add, edit, delete), Positions, Languages. No user management.</w:t>
+            </w:r>
+          </w:p>
+        </w:tc>
+      </w:tr>
+      <w:tr>
+        <w:trPr>
+          <w:cantSplit/>
+        </w:trPr>
+        <w:tc>
+          <w:tcPr/>
+          <w:p>
+            <w:pPr>
+              <w:pStyle w:val="TableText"/>
+            </w:pPr>
+            <w:r>
+              <w:rPr>
+                <w:b/>
+              </w:rPr>
+              <w:t xml:space="preserve">Hiring Manager</w:t>
+            </w:r>
+          </w:p>
+        </w:tc>
+        <w:tc>
+          <w:tcPr/>
+          <w:p>
+            <w:pPr>
+              <w:pStyle w:val="TableText"/>
+            </w:pPr>
+            <w:r>
+              <w:rPr/>
+              <w:t xml:space="preserve">Follows recruitment for their team.</w:t>
+            </w:r>
+          </w:p>
+        </w:tc>
+        <w:tc>
+          <w:tcPr/>
+          <w:p>
+            <w:pPr>
+              <w:pStyle w:val="TableText"/>
+            </w:pPr>
+            <w:r>
+              <w:rPr/>
+              <w:t xml:space="preserve">Candidate Status and the Candidates list, read-only.</w:t>
+            </w:r>
+          </w:p>
+        </w:tc>
+      </w:tr>
+      <w:tr>
+        <w:trPr>
+          <w:cantSplit/>
+        </w:trPr>
+        <w:tc>
+          <w:tcPr/>
+          <w:p>
+            <w:pPr>
+              <w:pStyle w:val="TableText"/>
+            </w:pPr>
+            <w:r>
+              <w:rPr>
+                <w:b/>
+              </w:rPr>
+              <w:t xml:space="preserve">Interviewer</w:t>
+            </w:r>
+          </w:p>
+        </w:tc>
+        <w:tc>
+          <w:tcPr/>
+          <w:p>
+            <w:pPr>
+              <w:pStyle w:val="TableText"/>
+            </w:pPr>
+            <w:r>
+              <w:rPr/>
+              <w:t xml:space="preserve">Interviews candidates and scores them on 10 criteria.</w:t>
+            </w:r>
+          </w:p>
+        </w:tc>
+        <w:tc>
+          <w:tcPr/>
+          <w:p>
+            <w:pPr>
+              <w:pStyle w:val="TableText"/>
+            </w:pPr>
+            <w:r>
+              <w:rPr/>
+              <w:t xml:space="preserve">Home and Change password. Score entry ("Evaluation", "Show Evaluation") comes in Phase 3.</w:t>
+            </w:r>
+          </w:p>
+        </w:tc>
+      </w:tr>
+      <w:tr>
+        <w:trPr>
+          <w:cantSplit/>
+        </w:trPr>
+        <w:tc>
+          <w:tcPr/>
+          <w:p>
+            <w:pPr>
+              <w:pStyle w:val="TableText"/>
+            </w:pPr>
+            <w:r>
+              <w:rPr/>
+              <w:t xml:space="preserve">No role</w:t>
+            </w:r>
+          </w:p>
+        </w:tc>
+        <w:tc>
+          <w:tcPr/>
+          <w:p>
+            <w:pPr>
+              <w:pStyle w:val="TableText"/>
+            </w:pPr>
+            <w:r>
+              <w:rPr/>
+              <w:t xml:space="preserve">Not intended; a data error.</w:t>
+            </w:r>
+          </w:p>
+        </w:tc>
+        <w:tc>
+          <w:tcPr/>
+          <w:p>
+            <w:pPr>
+              <w:pStyle w:val="TableText"/>
+            </w:pPr>
+            <w:r>
+              <w:rPr/>
+              <w:t xml:space="preserve">Can log in, but sees only Home and Change password.</w:t>
+            </w:r>
+          </w:p>
+        </w:tc>
+      </w:tr>
+    </w:tbl>
+    <w:p>
+      <w:pPr>
+        <w:pStyle w:val="Spacer"/>
+      </w:pPr>
+    </w:p>
+    <w:p>
+      <w:pPr>
+        <w:pStyle w:val="Note"/>
+      </w:pPr>
       <w:r>
         <w:rPr>
-          <w:rStyle w:val="InlineCode"/>
+          <w:b/>
         </w:rPr>
-        <w:t xml:space="preserve">admin</w:t>
-      </w:r>
-      <w:r>
-        <w:rPr/>
-        <w:t xml:space="preserve"> table): </w:t>
-      </w:r>
+        <w:t xml:space="preserve">One role per person.</w:t>
+      </w:r>
+      <w:r>
+        <w:rPr/>
+        <w:t xml:space="preserve"> There are no combined roles (for example a hiring manager who also interviews). Someone who needs two roles needs two logins today.</w:t>
+      </w:r>
+    </w:p>
+    <w:p>
+      <w:pPr>
+        <w:pStyle w:val="Heading1"/>
+      </w:pPr>
+      <w:r>
+        <w:rPr/>
+        <w:t xml:space="preserve">3. Who can open which screen</w:t>
+      </w:r>
+    </w:p>
+    <w:p>
+      <w:pPr>
+        <w:pStyle w:val="Normal"/>
+      </w:pPr>
+      <w:r>
+        <w:rPr/>
+        <w:t xml:space="preserve">The menu shows each role only its own entries. Typing a page's address directly doesn't get around this: the server checks the role on every request, and any page not explicitly opened to a role is refused.</w:t>
+      </w:r>
+    </w:p>
+    <w:tbl>
+      <w:tblPr>
+        <w:tblStyle w:val="RmsTable"/>
+        <w:tblW w:w="5000" w:type="pct"/>
+        <w:tblLook w:val="04A0" w:firstRow="1" w:lastRow="0" w:firstColumn="0" w:lastColumn="0" w:noHBand="1" w:noVBand="1"/>
+      </w:tblPr>
+      <w:tblGrid>
+        <w:gridCol w:w="1625"/>
+        <w:gridCol w:w="1625"/>
+        <w:gridCol w:w="1625"/>
+        <w:gridCol w:w="1625"/>
+        <w:gridCol w:w="1625"/>
+        <w:gridCol w:w="1625"/>
+      </w:tblGrid>
+      <w:tr>
+        <w:trPr>
+          <w:tblHeader/>
+          <w:cantSplit/>
+        </w:trPr>
+        <w:tc>
+          <w:tcPr>
+            <w:shd w:val="clear" w:color="auto" w:fill="E6EEF8"/>
+          </w:tcPr>
+          <w:p>
+            <w:pPr>
+              <w:pStyle w:val="TableText"/>
+            </w:pPr>
+            <w:r>
+              <w:rPr>
+                <w:b/>
+              </w:rPr>
+              <w:t xml:space="preserve">Menu entry / screen</w:t>
+            </w:r>
+          </w:p>
+        </w:tc>
+        <w:tc>
+          <w:tcPr>
+            <w:shd w:val="clear" w:color="auto" w:fill="E6EEF8"/>
+          </w:tcPr>
+          <w:p>
+            <w:pPr>
+              <w:pStyle w:val="TableText"/>
+            </w:pPr>
+            <w:r>
+              <w:rPr>
+                <w:b/>
+              </w:rPr>
+              <w:t xml:space="preserve">Status</w:t>
+            </w:r>
+          </w:p>
+        </w:tc>
+        <w:tc>
+          <w:tcPr>
+            <w:shd w:val="clear" w:color="auto" w:fill="E6EEF8"/>
+          </w:tcPr>
+          <w:p>
+            <w:pPr>
+              <w:pStyle w:val="TableText"/>
+            </w:pPr>
+            <w:r>
+              <w:rPr>
+                <w:b/>
+              </w:rPr>
+              <w:t xml:space="preserve">Super Admin</w:t>
+            </w:r>
+          </w:p>
+        </w:tc>
+        <w:tc>
+          <w:tcPr>
+            <w:shd w:val="clear" w:color="auto" w:fill="E6EEF8"/>
+          </w:tcPr>
+          <w:p>
+            <w:pPr>
+              <w:pStyle w:val="TableText"/>
+            </w:pPr>
+            <w:r>
+              <w:rPr>
+                <w:b/>
+              </w:rPr>
+              <w:t xml:space="preserve">HR</w:t>
+            </w:r>
+          </w:p>
+        </w:tc>
+        <w:tc>
+          <w:tcPr>
+            <w:shd w:val="clear" w:color="auto" w:fill="E6EEF8"/>
+          </w:tcPr>
+          <w:p>
+            <w:pPr>
+              <w:pStyle w:val="TableText"/>
+            </w:pPr>
+            <w:r>
+              <w:rPr>
+                <w:b/>
+              </w:rPr>
+              <w:t xml:space="preserve">Hiring Manager</w:t>
+            </w:r>
+          </w:p>
+        </w:tc>
+        <w:tc>
+          <w:tcPr>
+            <w:shd w:val="clear" w:color="auto" w:fill="E6EEF8"/>
+          </w:tcPr>
+          <w:p>
+            <w:pPr>
+              <w:pStyle w:val="TableText"/>
+            </w:pPr>
+            <w:r>
+              <w:rPr>
+                <w:b/>
+              </w:rPr>
+              <w:t xml:space="preserve">Interviewer</w:t>
+            </w:r>
+          </w:p>
+        </w:tc>
+      </w:tr>
+      <w:tr>
+        <w:trPr>
+          <w:cantSplit/>
+        </w:trPr>
+        <w:tc>
+          <w:tcPr/>
+          <w:p>
+            <w:pPr>
+              <w:pStyle w:val="TableText"/>
+            </w:pPr>
+            <w:r>
+              <w:rPr/>
+              <w:t xml:space="preserve">Login page</w:t>
+            </w:r>
+          </w:p>
+        </w:tc>
+        <w:tc>
+          <w:tcPr/>
+          <w:p>
+            <w:pPr>
+              <w:pStyle w:val="TableText"/>
+            </w:pPr>
+            <w:r>
+              <w:rPr/>
+              <w:t xml:space="preserve">Live</w:t>
+            </w:r>
+          </w:p>
+        </w:tc>
+        <w:tc>
+          <w:tcPr/>
+          <w:p>
+            <w:pPr>
+              <w:pStyle w:val="TableText"/>
+            </w:pPr>
+            <w:r>
+              <w:rPr/>
+              <w:t xml:space="preserve">Yes</w:t>
+            </w:r>
+          </w:p>
+        </w:tc>
+        <w:tc>
+          <w:tcPr/>
+          <w:p>
+            <w:pPr>
+              <w:pStyle w:val="TableText"/>
+            </w:pPr>
+            <w:r>
+              <w:rPr/>
+              <w:t xml:space="preserve">Yes</w:t>
+            </w:r>
+          </w:p>
+        </w:tc>
+        <w:tc>
+          <w:tcPr/>
+          <w:p>
+            <w:pPr>
+              <w:pStyle w:val="TableText"/>
+            </w:pPr>
+            <w:r>
+              <w:rPr/>
+              <w:t xml:space="preserve">Yes</w:t>
+            </w:r>
+          </w:p>
+        </w:tc>
+        <w:tc>
+          <w:tcPr/>
+          <w:p>
+            <w:pPr>
+              <w:pStyle w:val="TableText"/>
+            </w:pPr>
+            <w:r>
+              <w:rPr/>
+              <w:t xml:space="preserve">Yes</w:t>
+            </w:r>
+          </w:p>
+        </w:tc>
+      </w:tr>
+      <w:tr>
+        <w:trPr>
+          <w:cantSplit/>
+        </w:trPr>
+        <w:tc>
+          <w:tcPr/>
+          <w:p>
+            <w:pPr>
+              <w:pStyle w:val="TableText"/>
+            </w:pPr>
+            <w:r>
+              <w:rPr/>
+              <w:t xml:space="preserve">Home (welcome page)</w:t>
+            </w:r>
+          </w:p>
+        </w:tc>
+        <w:tc>
+          <w:tcPr/>
+          <w:p>
+            <w:pPr>
+              <w:pStyle w:val="TableText"/>
+            </w:pPr>
+            <w:r>
+              <w:rPr/>
+              <w:t xml:space="preserve">Live</w:t>
+            </w:r>
+          </w:p>
+        </w:tc>
+        <w:tc>
+          <w:tcPr/>
+          <w:p>
+            <w:pPr>
+              <w:pStyle w:val="TableText"/>
+            </w:pPr>
+            <w:r>
+              <w:rPr/>
+              <w:t xml:space="preserve">Yes</w:t>
+            </w:r>
+          </w:p>
+        </w:tc>
+        <w:tc>
+          <w:tcPr/>
+          <w:p>
+            <w:pPr>
+              <w:pStyle w:val="TableText"/>
+            </w:pPr>
+            <w:r>
+              <w:rPr/>
+              <w:t xml:space="preserve">Yes</w:t>
+            </w:r>
+          </w:p>
+        </w:tc>
+        <w:tc>
+          <w:tcPr/>
+          <w:p>
+            <w:pPr>
+              <w:pStyle w:val="TableText"/>
+            </w:pPr>
+            <w:r>
+              <w:rPr/>
+              <w:t xml:space="preserve">Yes</w:t>
+            </w:r>
+          </w:p>
+        </w:tc>
+        <w:tc>
+          <w:tcPr/>
+          <w:p>
+            <w:pPr>
+              <w:pStyle w:val="TableText"/>
+            </w:pPr>
+            <w:r>
+              <w:rPr/>
+              <w:t xml:space="preserve">Yes</w:t>
+            </w:r>
+          </w:p>
+        </w:tc>
+      </w:tr>
+      <w:tr>
+        <w:trPr>
+          <w:cantSplit/>
+        </w:trPr>
+        <w:tc>
+          <w:tcPr/>
+          <w:p>
+            <w:pPr>
+              <w:pStyle w:val="TableText"/>
+            </w:pPr>
+            <w:r>
+              <w:rPr/>
+              <w:t xml:space="preserve">Recruitment › Candidate Status</w:t>
+            </w:r>
+          </w:p>
+        </w:tc>
+        <w:tc>
+          <w:tcPr/>
+          <w:p>
+            <w:pPr>
+              <w:pStyle w:val="TableText"/>
+            </w:pPr>
+            <w:r>
+              <w:rPr/>
+              <w:t xml:space="preserve">Live</w:t>
+            </w:r>
+          </w:p>
+        </w:tc>
+        <w:tc>
+          <w:tcPr/>
+          <w:p>
+            <w:pPr>
+              <w:pStyle w:val="TableText"/>
+            </w:pPr>
+            <w:r>
+              <w:rPr/>
+              <w:t xml:space="preserve">Yes</w:t>
+            </w:r>
+          </w:p>
+        </w:tc>
+        <w:tc>
+          <w:tcPr/>
+          <w:p>
+            <w:pPr>
+              <w:pStyle w:val="TableText"/>
+            </w:pPr>
+            <w:r>
+              <w:rPr/>
+              <w:t xml:space="preserve">Yes</w:t>
+            </w:r>
+          </w:p>
+        </w:tc>
+        <w:tc>
+          <w:tcPr/>
+          <w:p>
+            <w:pPr>
+              <w:pStyle w:val="TableText"/>
+            </w:pPr>
+            <w:r>
+              <w:rPr/>
+              <w:t xml:space="preserve">Read-only</w:t>
+            </w:r>
+          </w:p>
+        </w:tc>
+        <w:tc>
+          <w:tcPr/>
+          <w:p>
+            <w:pPr>
+              <w:pStyle w:val="TableText"/>
+            </w:pPr>
+            <w:r>
+              <w:rPr/>
+              <w:t xml:space="preserve">Refused</w:t>
+            </w:r>
+          </w:p>
+        </w:tc>
+      </w:tr>
+      <w:tr>
+        <w:trPr>
+          <w:cantSplit/>
+        </w:trPr>
+        <w:tc>
+          <w:tcPr/>
+          <w:p>
+            <w:pPr>
+              <w:pStyle w:val="TableText"/>
+            </w:pPr>
+            <w:r>
+              <w:rPr/>
+              <w:t xml:space="preserve">Recruitment › Candidates</w:t>
+            </w:r>
+          </w:p>
+        </w:tc>
+        <w:tc>
+          <w:tcPr/>
+          <w:p>
+            <w:pPr>
+              <w:pStyle w:val="TableText"/>
+            </w:pPr>
+            <w:r>
+              <w:rPr/>
+              <w:t xml:space="preserve">Live</w:t>
+            </w:r>
+          </w:p>
+        </w:tc>
+        <w:tc>
+          <w:tcPr/>
+          <w:p>
+            <w:pPr>
+              <w:pStyle w:val="TableText"/>
+            </w:pPr>
+            <w:r>
+              <w:rPr/>
+              <w:t xml:space="preserve">Yes</w:t>
+            </w:r>
+          </w:p>
+        </w:tc>
+        <w:tc>
+          <w:tcPr/>
+          <w:p>
+            <w:pPr>
+              <w:pStyle w:val="TableText"/>
+            </w:pPr>
+            <w:r>
+              <w:rPr/>
+              <w:t xml:space="preserve">Yes</w:t>
+            </w:r>
+          </w:p>
+        </w:tc>
+        <w:tc>
+          <w:tcPr/>
+          <w:p>
+            <w:pPr>
+              <w:pStyle w:val="TableText"/>
+            </w:pPr>
+            <w:r>
+              <w:rPr/>
+              <w:t xml:space="preserve">List only</w:t>
+            </w:r>
+          </w:p>
+        </w:tc>
+        <w:tc>
+          <w:tcPr/>
+          <w:p>
+            <w:pPr>
+              <w:pStyle w:val="TableText"/>
+            </w:pPr>
+            <w:r>
+              <w:rPr/>
+              <w:t xml:space="preserve">Refused</w:t>
+            </w:r>
+          </w:p>
+        </w:tc>
+      </w:tr>
+      <w:tr>
+        <w:trPr>
+          <w:cantSplit/>
+        </w:trPr>
+        <w:tc>
+          <w:tcPr/>
+          <w:p>
+            <w:pPr>
+              <w:pStyle w:val="TableText"/>
+            </w:pPr>
+            <w:r>
+              <w:rPr/>
+              <w:t xml:space="preserve">Master data › Positions</w:t>
+            </w:r>
+          </w:p>
+        </w:tc>
+        <w:tc>
+          <w:tcPr/>
+          <w:p>
+            <w:pPr>
+              <w:pStyle w:val="TableText"/>
+            </w:pPr>
+            <w:r>
+              <w:rPr/>
+              <w:t xml:space="preserve">Live</w:t>
+            </w:r>
+          </w:p>
+        </w:tc>
+        <w:tc>
+          <w:tcPr/>
+          <w:p>
+            <w:pPr>
+              <w:pStyle w:val="TableText"/>
+            </w:pPr>
+            <w:r>
+              <w:rPr/>
+              <w:t xml:space="preserve">Yes</w:t>
+            </w:r>
+          </w:p>
+        </w:tc>
+        <w:tc>
+          <w:tcPr/>
+          <w:p>
+            <w:pPr>
+              <w:pStyle w:val="TableText"/>
+            </w:pPr>
+            <w:r>
+              <w:rPr/>
+              <w:t xml:space="preserve">Yes</w:t>
+            </w:r>
+          </w:p>
+        </w:tc>
+        <w:tc>
+          <w:tcPr/>
+          <w:p>
+            <w:pPr>
+              <w:pStyle w:val="TableText"/>
+            </w:pPr>
+            <w:r>
+              <w:rPr/>
+              <w:t xml:space="preserve">Refused</w:t>
+            </w:r>
+          </w:p>
+        </w:tc>
+        <w:tc>
+          <w:tcPr/>
+          <w:p>
+            <w:pPr>
+              <w:pStyle w:val="TableText"/>
+            </w:pPr>
+            <w:r>
+              <w:rPr/>
+              <w:t xml:space="preserve">Refused</w:t>
+            </w:r>
+          </w:p>
+        </w:tc>
+      </w:tr>
+      <w:tr>
+        <w:trPr>
+          <w:cantSplit/>
+        </w:trPr>
+        <w:tc>
+          <w:tcPr/>
+          <w:p>
+            <w:pPr>
+              <w:pStyle w:val="TableText"/>
+            </w:pPr>
+            <w:r>
+              <w:rPr/>
+              <w:t xml:space="preserve">Master data › Languages</w:t>
+            </w:r>
+          </w:p>
+        </w:tc>
+        <w:tc>
+          <w:tcPr/>
+          <w:p>
+            <w:pPr>
+              <w:pStyle w:val="TableText"/>
+            </w:pPr>
+            <w:r>
+              <w:rPr/>
+              <w:t xml:space="preserve">Live</w:t>
+            </w:r>
+          </w:p>
+        </w:tc>
+        <w:tc>
+          <w:tcPr/>
+          <w:p>
+            <w:pPr>
+              <w:pStyle w:val="TableText"/>
+            </w:pPr>
+            <w:r>
+              <w:rPr/>
+              <w:t xml:space="preserve">Yes</w:t>
+            </w:r>
+          </w:p>
+        </w:tc>
+        <w:tc>
+          <w:tcPr/>
+          <w:p>
+            <w:pPr>
+              <w:pStyle w:val="TableText"/>
+            </w:pPr>
+            <w:r>
+              <w:rPr/>
+              <w:t xml:space="preserve">Yes</w:t>
+            </w:r>
+          </w:p>
+        </w:tc>
+        <w:tc>
+          <w:tcPr/>
+          <w:p>
+            <w:pPr>
+              <w:pStyle w:val="TableText"/>
+            </w:pPr>
+            <w:r>
+              <w:rPr/>
+              <w:t xml:space="preserve">Refused</w:t>
+            </w:r>
+          </w:p>
+        </w:tc>
+        <w:tc>
+          <w:tcPr/>
+          <w:p>
+            <w:pPr>
+              <w:pStyle w:val="TableText"/>
+            </w:pPr>
+            <w:r>
+              <w:rPr/>
+              <w:t xml:space="preserve">Refused</w:t>
+            </w:r>
+          </w:p>
+        </w:tc>
+      </w:tr>
+      <w:tr>
+        <w:trPr>
+          <w:cantSplit/>
+        </w:trPr>
+        <w:tc>
+          <w:tcPr/>
+          <w:p>
+            <w:pPr>
+              <w:pStyle w:val="TableText"/>
+            </w:pPr>
+            <w:r>
+              <w:rPr/>
+              <w:t xml:space="preserve">Administration › Users and Roles</w:t>
+            </w:r>
+          </w:p>
+        </w:tc>
+        <w:tc>
+          <w:tcPr/>
+          <w:p>
+            <w:pPr>
+              <w:pStyle w:val="TableText"/>
+            </w:pPr>
+            <w:r>
+              <w:rPr/>
+              <w:t xml:space="preserve">Live</w:t>
+            </w:r>
+          </w:p>
+        </w:tc>
+        <w:tc>
+          <w:tcPr/>
+          <w:p>
+            <w:pPr>
+              <w:pStyle w:val="TableText"/>
+            </w:pPr>
+            <w:r>
+              <w:rPr/>
+              <w:t xml:space="preserve">Yes</w:t>
+            </w:r>
+          </w:p>
+        </w:tc>
+        <w:tc>
+          <w:tcPr/>
+          <w:p>
+            <w:pPr>
+              <w:pStyle w:val="TableText"/>
+            </w:pPr>
+            <w:r>
+              <w:rPr/>
+              <w:t xml:space="preserve">Refused</w:t>
+            </w:r>
+          </w:p>
+        </w:tc>
+        <w:tc>
+          <w:tcPr/>
+          <w:p>
+            <w:pPr>
+              <w:pStyle w:val="TableText"/>
+            </w:pPr>
+            <w:r>
+              <w:rPr/>
+              <w:t xml:space="preserve">Refused</w:t>
+            </w:r>
+          </w:p>
+        </w:tc>
+        <w:tc>
+          <w:tcPr/>
+          <w:p>
+            <w:pPr>
+              <w:pStyle w:val="TableText"/>
+            </w:pPr>
+            <w:r>
+              <w:rPr/>
+              <w:t xml:space="preserve">Refused</w:t>
+            </w:r>
+          </w:p>
+        </w:tc>
+      </w:tr>
+      <w:tr>
+        <w:trPr>
+          <w:cantSplit/>
+        </w:trPr>
+        <w:tc>
+          <w:tcPr/>
+          <w:p>
+            <w:pPr>
+              <w:pStyle w:val="TableText"/>
+            </w:pPr>
+            <w:r>
+              <w:rPr/>
+              <w:t xml:space="preserve">Account › Change password</w:t>
+            </w:r>
+          </w:p>
+        </w:tc>
+        <w:tc>
+          <w:tcPr/>
+          <w:p>
+            <w:pPr>
+              <w:pStyle w:val="TableText"/>
+            </w:pPr>
+            <w:r>
+              <w:rPr/>
+              <w:t xml:space="preserve">Live</w:t>
+            </w:r>
+          </w:p>
+        </w:tc>
+        <w:tc>
+          <w:tcPr/>
+          <w:p>
+            <w:pPr>
+              <w:pStyle w:val="TableText"/>
+            </w:pPr>
+            <w:r>
+              <w:rPr/>
+              <w:t xml:space="preserve">Yes</w:t>
+            </w:r>
+          </w:p>
+        </w:tc>
+        <w:tc>
+          <w:tcPr/>
+          <w:p>
+            <w:pPr>
+              <w:pStyle w:val="TableText"/>
+            </w:pPr>
+            <w:r>
+              <w:rPr/>
+              <w:t xml:space="preserve">Yes</w:t>
+            </w:r>
+          </w:p>
+        </w:tc>
+        <w:tc>
+          <w:tcPr/>
+          <w:p>
+            <w:pPr>
+              <w:pStyle w:val="TableText"/>
+            </w:pPr>
+            <w:r>
+              <w:rPr/>
+              <w:t xml:space="preserve">Yes</w:t>
+            </w:r>
+          </w:p>
+        </w:tc>
+        <w:tc>
+          <w:tcPr/>
+          <w:p>
+            <w:pPr>
+              <w:pStyle w:val="TableText"/>
+            </w:pPr>
+            <w:r>
+              <w:rPr/>
+              <w:t xml:space="preserve">Yes</w:t>
+            </w:r>
+          </w:p>
+        </w:tc>
+      </w:tr>
+      <w:tr>
+        <w:trPr>
+          <w:cantSplit/>
+        </w:trPr>
+        <w:tc>
+          <w:tcPr/>
+          <w:p>
+            <w:pPr>
+              <w:pStyle w:val="TableText"/>
+            </w:pPr>
+            <w:r>
+              <w:rPr/>
+              <w:t xml:space="preserve">Interview Schedules, Jobs</w:t>
+            </w:r>
+          </w:p>
+        </w:tc>
+        <w:tc>
+          <w:tcPr/>
+          <w:p>
+            <w:pPr>
+              <w:pStyle w:val="TableText"/>
+            </w:pPr>
+            <w:r>
+              <w:rPr/>
+              <w:t xml:space="preserve">Coming soon</w:t>
+            </w:r>
+          </w:p>
+        </w:tc>
+        <w:tc>
+          <w:tcPr/>
+          <w:p>
+            <w:pPr>
+              <w:pStyle w:val="TableText"/>
+            </w:pPr>
+            <w:r>
+              <w:rPr/>
+              <w:t xml:space="preserve">Greyed out</w:t>
+            </w:r>
+          </w:p>
+        </w:tc>
+        <w:tc>
+          <w:tcPr/>
+          <w:p>
+            <w:pPr>
+              <w:pStyle w:val="TableText"/>
+            </w:pPr>
+            <w:r>
+              <w:rPr/>
+              <w:t xml:space="preserve">Greyed out</w:t>
+            </w:r>
+          </w:p>
+        </w:tc>
+        <w:tc>
+          <w:tcPr/>
+          <w:p>
+            <w:pPr>
+              <w:pStyle w:val="TableText"/>
+            </w:pPr>
+            <w:r>
+              <w:rPr/>
+              <w:t xml:space="preserve">—</w:t>
+            </w:r>
+          </w:p>
+        </w:tc>
+        <w:tc>
+          <w:tcPr/>
+          <w:p>
+            <w:pPr>
+              <w:pStyle w:val="TableText"/>
+            </w:pPr>
+            <w:r>
+              <w:rPr/>
+              <w:t xml:space="preserve">—</w:t>
+            </w:r>
+          </w:p>
+        </w:tc>
+      </w:tr>
+      <w:tr>
+        <w:trPr>
+          <w:cantSplit/>
+        </w:trPr>
+        <w:tc>
+          <w:tcPr/>
+          <w:p>
+            <w:pPr>
+              <w:pStyle w:val="TableText"/>
+            </w:pPr>
+            <w:r>
+              <w:rPr/>
+              <w:t xml:space="preserve">Evaluation, Show Evaluation</w:t>
+            </w:r>
+          </w:p>
+        </w:tc>
+        <w:tc>
+          <w:tcPr/>
+          <w:p>
+            <w:pPr>
+              <w:pStyle w:val="TableText"/>
+            </w:pPr>
+            <w:r>
+              <w:rPr/>
+              <w:t xml:space="preserve">Coming soon</w:t>
+            </w:r>
+          </w:p>
+        </w:tc>
+        <w:tc>
+          <w:tcPr/>
+          <w:p>
+            <w:pPr>
+              <w:pStyle w:val="TableText"/>
+            </w:pPr>
+            <w:r>
+              <w:rPr/>
+              <w:t xml:space="preserve">—</w:t>
+            </w:r>
+          </w:p>
+        </w:tc>
+        <w:tc>
+          <w:tcPr/>
+          <w:p>
+            <w:pPr>
+              <w:pStyle w:val="TableText"/>
+            </w:pPr>
+            <w:r>
+              <w:rPr/>
+              <w:t xml:space="preserve">—</w:t>
+            </w:r>
+          </w:p>
+        </w:tc>
+        <w:tc>
+          <w:tcPr/>
+          <w:p>
+            <w:pPr>
+              <w:pStyle w:val="TableText"/>
+            </w:pPr>
+            <w:r>
+              <w:rPr/>
+              <w:t xml:space="preserve">—</w:t>
+            </w:r>
+          </w:p>
+        </w:tc>
+        <w:tc>
+          <w:tcPr/>
+          <w:p>
+            <w:pPr>
+              <w:pStyle w:val="TableText"/>
+            </w:pPr>
+            <w:r>
+              <w:rPr/>
+              <w:t xml:space="preserve">Greyed out</w:t>
+            </w:r>
+          </w:p>
+        </w:tc>
+      </w:tr>
+      <w:tr>
+        <w:trPr>
+          <w:cantSplit/>
+        </w:trPr>
+        <w:tc>
+          <w:tcPr/>
+          <w:p>
+            <w:pPr>
+              <w:pStyle w:val="TableText"/>
+            </w:pPr>
+            <w:r>
+              <w:rPr/>
+              <w:t xml:space="preserve">Log out (top bar)</w:t>
+            </w:r>
+          </w:p>
+        </w:tc>
+        <w:tc>
+          <w:tcPr/>
+          <w:p>
+            <w:pPr>
+              <w:pStyle w:val="TableText"/>
+            </w:pPr>
+            <w:r>
+              <w:rPr/>
+              <w:t xml:space="preserve">Live</w:t>
+            </w:r>
+          </w:p>
+        </w:tc>
+        <w:tc>
+          <w:tcPr/>
+          <w:p>
+            <w:pPr>
+              <w:pStyle w:val="TableText"/>
+            </w:pPr>
+            <w:r>
+              <w:rPr/>
+              <w:t xml:space="preserve">Yes</w:t>
+            </w:r>
+          </w:p>
+        </w:tc>
+        <w:tc>
+          <w:tcPr/>
+          <w:p>
+            <w:pPr>
+              <w:pStyle w:val="TableText"/>
+            </w:pPr>
+            <w:r>
+              <w:rPr/>
+              <w:t xml:space="preserve">Yes</w:t>
+            </w:r>
+          </w:p>
+        </w:tc>
+        <w:tc>
+          <w:tcPr/>
+          <w:p>
+            <w:pPr>
+              <w:pStyle w:val="TableText"/>
+            </w:pPr>
+            <w:r>
+              <w:rPr/>
+              <w:t xml:space="preserve">Yes</w:t>
+            </w:r>
+          </w:p>
+        </w:tc>
+        <w:tc>
+          <w:tcPr/>
+          <w:p>
+            <w:pPr>
+              <w:pStyle w:val="TableText"/>
+            </w:pPr>
+            <w:r>
+              <w:rPr/>
+              <w:t xml:space="preserve">Yes</w:t>
+            </w:r>
+          </w:p>
+        </w:tc>
+      </w:tr>
+    </w:tbl>
+    <w:p>
+      <w:pPr>
+        <w:pStyle w:val="Spacer"/>
+      </w:pPr>
+    </w:p>
+    <w:p>
+      <w:pPr>
+        <w:pStyle w:val="Normal"/>
+      </w:pPr>
+      <w:r>
+        <w:rPr/>
+        <w:t xml:space="preserve">"Refused" means the user sees an "access denied" error page (HTTP 403) and the attempt is written to the server log. Anyone not logged in is sent to the login page.</w:t>
+      </w:r>
+    </w:p>
+    <w:p>
+      <w:pPr>
+        <w:pStyle w:val="Normal"/>
+      </w:pPr>
       <w:r>
         <w:rPr>
-          <w:rStyle w:val="InlineCode"/>
+          <w:b/>
         </w:rPr>
-        <w:t xml:space="preserve">N</w:t>
-      </w:r>
-      <w:r>
-        <w:rPr/>
-        <w:t xml:space="preserve"> means admin, </w:t>
-      </w:r>
-      <w:r>
-        <w:rPr>
-          <w:rStyle w:val="InlineCode"/>
-        </w:rPr>
-        <w:t xml:space="preserve">Y</w:t>
-      </w:r>
-      <w:r>
-        <w:rPr/>
-        <w:t xml:space="preserve"> means interviewer.</w:t>
+        <w:t xml:space="preserve">The default is "nobody":</w:t>
+      </w:r>
+      <w:r>
+        <w:rPr/>
+        <w:t xml:space="preserve"> any new screen a developer adds is refused to every role until a rule is written that opens it to the right roles.</w:t>
+      </w:r>
+    </w:p>
+    <w:p>
+      <w:pPr>
+        <w:pStyle w:val="Heading1"/>
+      </w:pPr>
+      <w:r>
+        <w:rPr/>
+        <w:t xml:space="preserve">4. How to change permissions</w:t>
       </w:r>
     </w:p>
     <w:tbl>
@@ -328,7 +1617,7 @@
               <w:rPr>
                 <w:b/>
               </w:rPr>
-              <w:t xml:space="preserve">Role</w:t>
+              <w:t xml:space="preserve">I want to…</w:t>
             </w:r>
           </w:p>
         </w:tc>
@@ -344,1218 +1633,7 @@
               <w:rPr>
                 <w:b/>
               </w:rPr>
-              <w:t xml:space="preserve">Profile value</w:t>
-            </w:r>
-          </w:p>
-        </w:tc>
-        <w:tc>
-          <w:tcPr>
-            <w:shd w:val="clear" w:color="auto" w:fill="E6EEF8"/>
-          </w:tcPr>
-          <w:p>
-            <w:pPr>
-              <w:pStyle w:val="TableText"/>
-            </w:pPr>
-            <w:r>
-              <w:rPr>
-                <w:b/>
-              </w:rPr>
-              <w:t xml:space="preserve">Purpose</w:t>
-            </w:r>
-          </w:p>
-        </w:tc>
-        <w:tc>
-          <w:tcPr>
-            <w:shd w:val="clear" w:color="auto" w:fill="E6EEF8"/>
-          </w:tcPr>
-          <w:p>
-            <w:pPr>
-              <w:pStyle w:val="TableText"/>
-            </w:pPr>
-            <w:r>
-              <w:rPr>
-                <w:b/>
-              </w:rPr>
-              <w:t xml:space="preserve">What they can do today</w:t>
-            </w:r>
-          </w:p>
-        </w:tc>
-      </w:tr>
-      <w:tr>
-        <w:trPr>
-          <w:cantSplit/>
-        </w:trPr>
-        <w:tc>
-          <w:tcPr/>
-          <w:p>
-            <w:pPr>
-              <w:pStyle w:val="TableText"/>
-            </w:pPr>
-            <w:r>
-              <w:rPr>
-                <w:b/>
-              </w:rPr>
-              <w:t xml:space="preserve">Admin</w:t>
-            </w:r>
-          </w:p>
-        </w:tc>
-        <w:tc>
-          <w:tcPr/>
-          <w:p>
-            <w:pPr>
-              <w:pStyle w:val="TableText"/>
-            </w:pPr>
-            <w:r>
-              <w:rPr/>
-              <w:t xml:space="preserve">N</w:t>
-            </w:r>
-          </w:p>
-        </w:tc>
-        <w:tc>
-          <w:tcPr/>
-          <w:p>
-            <w:pPr>
-              <w:pStyle w:val="TableText"/>
-            </w:pPr>
-            <w:r>
-              <w:rPr/>
-              <w:t xml:space="preserve">Runs recruitment: keeps the reference lists and the candidate list, follows results.</w:t>
-            </w:r>
-          </w:p>
-        </w:tc>
-        <w:tc>
-          <w:tcPr/>
-          <w:p>
-            <w:pPr>
-              <w:pStyle w:val="TableText"/>
-            </w:pPr>
-            <w:r>
-              <w:rPr/>
-              <w:t xml:space="preserve">Everything that is built: Candidate Status, Candidates, Positions, Languages.</w:t>
-            </w:r>
-          </w:p>
-        </w:tc>
-      </w:tr>
-      <w:tr>
-        <w:trPr>
-          <w:cantSplit/>
-        </w:trPr>
-        <w:tc>
-          <w:tcPr/>
-          <w:p>
-            <w:pPr>
-              <w:pStyle w:val="TableText"/>
-            </w:pPr>
-            <w:r>
-              <w:rPr>
-                <w:b/>
-              </w:rPr>
-              <w:t xml:space="preserve">Interviewer</w:t>
-            </w:r>
-          </w:p>
-        </w:tc>
-        <w:tc>
-          <w:tcPr/>
-          <w:p>
-            <w:pPr>
-              <w:pStyle w:val="TableText"/>
-            </w:pPr>
-            <w:r>
-              <w:rPr/>
-              <w:t xml:space="preserve">Y</w:t>
-            </w:r>
-          </w:p>
-        </w:tc>
-        <w:tc>
-          <w:tcPr/>
-          <w:p>
-            <w:pPr>
-              <w:pStyle w:val="TableText"/>
-            </w:pPr>
-            <w:r>
-              <w:rPr/>
-              <w:t xml:space="preserve">Interviews candidates and scores them on 10 criteria.</w:t>
-            </w:r>
-          </w:p>
-        </w:tc>
-        <w:tc>
-          <w:tcPr/>
-          <w:p>
-            <w:pPr>
-              <w:pStyle w:val="TableText"/>
-            </w:pPr>
-            <w:r>
-              <w:rPr/>
-              <w:t xml:space="preserve">Only the Home page. Score entry ("Evaluation", "Show Evaluation") is not built yet.</w:t>
-            </w:r>
-          </w:p>
-        </w:tc>
-      </w:tr>
-      <w:tr>
-        <w:trPr>
-          <w:cantSplit/>
-        </w:trPr>
-        <w:tc>
-          <w:tcPr/>
-          <w:p>
-            <w:pPr>
-              <w:pStyle w:val="TableText"/>
-            </w:pPr>
-            <w:r>
-              <w:rPr/>
-              <w:t xml:space="preserve">No role</w:t>
-            </w:r>
-          </w:p>
-        </w:tc>
-        <w:tc>
-          <w:tcPr/>
-          <w:p>
-            <w:pPr>
-              <w:pStyle w:val="TableText"/>
-            </w:pPr>
-            <w:r>
-              <w:rPr/>
-              <w:t xml:space="preserve">empty or any other value</w:t>
-            </w:r>
-          </w:p>
-        </w:tc>
-        <w:tc>
-          <w:tcPr/>
-          <w:p>
-            <w:pPr>
-              <w:pStyle w:val="TableText"/>
-            </w:pPr>
-            <w:r>
-              <w:rPr/>
-              <w:t xml:space="preserve">Not intended; a data error.</w:t>
-            </w:r>
-          </w:p>
-        </w:tc>
-        <w:tc>
-          <w:tcPr/>
-          <w:p>
-            <w:pPr>
-              <w:pStyle w:val="TableText"/>
-            </w:pPr>
-            <w:r>
-              <w:rPr/>
-              <w:t xml:space="preserve">Can log in, but sees only Home and is refused on every other page.</w:t>
-            </w:r>
-          </w:p>
-        </w:tc>
-      </w:tr>
-    </w:tbl>
-    <w:p>
-      <w:pPr>
-        <w:pStyle w:val="Spacer"/>
-      </w:pPr>
-    </w:p>
-    <w:p>
-      <w:pPr>
-        <w:pStyle w:val="Note"/>
-      </w:pPr>
-      <w:r>
-        <w:rPr>
-          <w:b/>
-        </w:rPr>
-        <w:t xml:space="preserve">One role per person.</w:t>
-      </w:r>
-      <w:r>
-        <w:rPr/>
-        <w:t xml:space="preserve"> There are no combined roles (for example an admin who also interviews) and no finer permissions per screen or per user. Someone who must both administer and interview needs two logins today.</w:t>
-      </w:r>
-    </w:p>
-    <w:p>
-      <w:pPr>
-        <w:pStyle w:val="Heading1"/>
-      </w:pPr>
-      <w:r>
-        <w:rPr/>
-        <w:t xml:space="preserve">3. Who can open which screen</w:t>
-      </w:r>
-    </w:p>
-    <w:p>
-      <w:pPr>
-        <w:pStyle w:val="Normal"/>
-      </w:pPr>
-      <w:r>
-        <w:rPr/>
-        <w:t xml:space="preserve">The menu shows each role only its own entries. Typing a page's address directly doesn't get around this: the server checks the role on every request.</w:t>
-      </w:r>
-    </w:p>
-    <w:tbl>
-      <w:tblPr>
-        <w:tblStyle w:val="RmsTable"/>
-        <w:tblW w:w="5000" w:type="pct"/>
-        <w:tblLook w:val="04A0" w:firstRow="1" w:lastRow="0" w:firstColumn="0" w:lastColumn="0" w:noHBand="1" w:noVBand="1"/>
-      </w:tblPr>
-      <w:tblGrid>
-        <w:gridCol w:w="1950"/>
-        <w:gridCol w:w="1950"/>
-        <w:gridCol w:w="1950"/>
-        <w:gridCol w:w="1950"/>
-        <w:gridCol w:w="1950"/>
-      </w:tblGrid>
-      <w:tr>
-        <w:trPr>
-          <w:tblHeader/>
-          <w:cantSplit/>
-        </w:trPr>
-        <w:tc>
-          <w:tcPr>
-            <w:shd w:val="clear" w:color="auto" w:fill="E6EEF8"/>
-          </w:tcPr>
-          <w:p>
-            <w:pPr>
-              <w:pStyle w:val="TableText"/>
-            </w:pPr>
-            <w:r>
-              <w:rPr>
-                <w:b/>
-              </w:rPr>
-              <w:t xml:space="preserve">Menu entry / screen</w:t>
-            </w:r>
-          </w:p>
-        </w:tc>
-        <w:tc>
-          <w:tcPr>
-            <w:shd w:val="clear" w:color="auto" w:fill="E6EEF8"/>
-          </w:tcPr>
-          <w:p>
-            <w:pPr>
-              <w:pStyle w:val="TableText"/>
-            </w:pPr>
-            <w:r>
-              <w:rPr>
-                <w:b/>
-              </w:rPr>
-              <w:t xml:space="preserve">Status</w:t>
-            </w:r>
-          </w:p>
-        </w:tc>
-        <w:tc>
-          <w:tcPr>
-            <w:shd w:val="clear" w:color="auto" w:fill="E6EEF8"/>
-          </w:tcPr>
-          <w:p>
-            <w:pPr>
-              <w:pStyle w:val="TableText"/>
-            </w:pPr>
-            <w:r>
-              <w:rPr>
-                <w:b/>
-              </w:rPr>
-              <w:t xml:space="preserve">Admin</w:t>
-            </w:r>
-          </w:p>
-        </w:tc>
-        <w:tc>
-          <w:tcPr>
-            <w:shd w:val="clear" w:color="auto" w:fill="E6EEF8"/>
-          </w:tcPr>
-          <w:p>
-            <w:pPr>
-              <w:pStyle w:val="TableText"/>
-            </w:pPr>
-            <w:r>
-              <w:rPr>
-                <w:b/>
-              </w:rPr>
-              <w:t xml:space="preserve">Interviewer</w:t>
-            </w:r>
-          </w:p>
-        </w:tc>
-        <w:tc>
-          <w:tcPr>
-            <w:shd w:val="clear" w:color="auto" w:fill="E6EEF8"/>
-          </w:tcPr>
-          <w:p>
-            <w:pPr>
-              <w:pStyle w:val="TableText"/>
-            </w:pPr>
-            <w:r>
-              <w:rPr>
-                <w:b/>
-              </w:rPr>
-              <w:t xml:space="preserve">Not logged in</w:t>
-            </w:r>
-          </w:p>
-        </w:tc>
-      </w:tr>
-      <w:tr>
-        <w:trPr>
-          <w:cantSplit/>
-        </w:trPr>
-        <w:tc>
-          <w:tcPr/>
-          <w:p>
-            <w:pPr>
-              <w:pStyle w:val="TableText"/>
-            </w:pPr>
-            <w:r>
-              <w:rPr/>
-              <w:t xml:space="preserve">Login page</w:t>
-            </w:r>
-          </w:p>
-        </w:tc>
-        <w:tc>
-          <w:tcPr/>
-          <w:p>
-            <w:pPr>
-              <w:pStyle w:val="TableText"/>
-            </w:pPr>
-            <w:r>
-              <w:rPr/>
-              <w:t xml:space="preserve">Live</w:t>
-            </w:r>
-          </w:p>
-        </w:tc>
-        <w:tc>
-          <w:tcPr/>
-          <w:p>
-            <w:pPr>
-              <w:pStyle w:val="TableText"/>
-            </w:pPr>
-            <w:r>
-              <w:rPr/>
-              <w:t xml:space="preserve">Yes</w:t>
-            </w:r>
-          </w:p>
-        </w:tc>
-        <w:tc>
-          <w:tcPr/>
-          <w:p>
-            <w:pPr>
-              <w:pStyle w:val="TableText"/>
-            </w:pPr>
-            <w:r>
-              <w:rPr/>
-              <w:t xml:space="preserve">Yes</w:t>
-            </w:r>
-          </w:p>
-        </w:tc>
-        <w:tc>
-          <w:tcPr/>
-          <w:p>
-            <w:pPr>
-              <w:pStyle w:val="TableText"/>
-            </w:pPr>
-            <w:r>
-              <w:rPr/>
-              <w:t xml:space="preserve">Yes</w:t>
-            </w:r>
-          </w:p>
-        </w:tc>
-      </w:tr>
-      <w:tr>
-        <w:trPr>
-          <w:cantSplit/>
-        </w:trPr>
-        <w:tc>
-          <w:tcPr/>
-          <w:p>
-            <w:pPr>
-              <w:pStyle w:val="TableText"/>
-            </w:pPr>
-            <w:r>
-              <w:rPr/>
-              <w:t xml:space="preserve">Home (welcome page)</w:t>
-            </w:r>
-          </w:p>
-        </w:tc>
-        <w:tc>
-          <w:tcPr/>
-          <w:p>
-            <w:pPr>
-              <w:pStyle w:val="TableText"/>
-            </w:pPr>
-            <w:r>
-              <w:rPr/>
-              <w:t xml:space="preserve">Live</w:t>
-            </w:r>
-          </w:p>
-        </w:tc>
-        <w:tc>
-          <w:tcPr/>
-          <w:p>
-            <w:pPr>
-              <w:pStyle w:val="TableText"/>
-            </w:pPr>
-            <w:r>
-              <w:rPr/>
-              <w:t xml:space="preserve">Yes</w:t>
-            </w:r>
-          </w:p>
-        </w:tc>
-        <w:tc>
-          <w:tcPr/>
-          <w:p>
-            <w:pPr>
-              <w:pStyle w:val="TableText"/>
-            </w:pPr>
-            <w:r>
-              <w:rPr/>
-              <w:t xml:space="preserve">Yes</w:t>
-            </w:r>
-          </w:p>
-        </w:tc>
-        <w:tc>
-          <w:tcPr/>
-          <w:p>
-            <w:pPr>
-              <w:pStyle w:val="TableText"/>
-            </w:pPr>
-            <w:r>
-              <w:rPr/>
-              <w:t xml:space="preserve">Sent to login</w:t>
-            </w:r>
-          </w:p>
-        </w:tc>
-      </w:tr>
-      <w:tr>
-        <w:trPr>
-          <w:cantSplit/>
-        </w:trPr>
-        <w:tc>
-          <w:tcPr/>
-          <w:p>
-            <w:pPr>
-              <w:pStyle w:val="TableText"/>
-            </w:pPr>
-            <w:r>
-              <w:rPr/>
-              <w:t xml:space="preserve">Recruitment › Candidate Status</w:t>
-            </w:r>
-          </w:p>
-        </w:tc>
-        <w:tc>
-          <w:tcPr/>
-          <w:p>
-            <w:pPr>
-              <w:pStyle w:val="TableText"/>
-            </w:pPr>
-            <w:r>
-              <w:rPr/>
-              <w:t xml:space="preserve">Live</w:t>
-            </w:r>
-          </w:p>
-        </w:tc>
-        <w:tc>
-          <w:tcPr/>
-          <w:p>
-            <w:pPr>
-              <w:pStyle w:val="TableText"/>
-            </w:pPr>
-            <w:r>
-              <w:rPr/>
-              <w:t xml:space="preserve">Yes</w:t>
-            </w:r>
-          </w:p>
-        </w:tc>
-        <w:tc>
-          <w:tcPr/>
-          <w:p>
-            <w:pPr>
-              <w:pStyle w:val="TableText"/>
-            </w:pPr>
-            <w:r>
-              <w:rPr/>
-              <w:t xml:space="preserve">Refused</w:t>
-            </w:r>
-          </w:p>
-        </w:tc>
-        <w:tc>
-          <w:tcPr/>
-          <w:p>
-            <w:pPr>
-              <w:pStyle w:val="TableText"/>
-            </w:pPr>
-            <w:r>
-              <w:rPr/>
-              <w:t xml:space="preserve">Sent to login</w:t>
-            </w:r>
-          </w:p>
-        </w:tc>
-      </w:tr>
-      <w:tr>
-        <w:trPr>
-          <w:cantSplit/>
-        </w:trPr>
-        <w:tc>
-          <w:tcPr/>
-          <w:p>
-            <w:pPr>
-              <w:pStyle w:val="TableText"/>
-            </w:pPr>
-            <w:r>
-              <w:rPr/>
-              <w:t xml:space="preserve">Recruitment › Candidates</w:t>
-            </w:r>
-          </w:p>
-        </w:tc>
-        <w:tc>
-          <w:tcPr/>
-          <w:p>
-            <w:pPr>
-              <w:pStyle w:val="TableText"/>
-            </w:pPr>
-            <w:r>
-              <w:rPr/>
-              <w:t xml:space="preserve">Live</w:t>
-            </w:r>
-          </w:p>
-        </w:tc>
-        <w:tc>
-          <w:tcPr/>
-          <w:p>
-            <w:pPr>
-              <w:pStyle w:val="TableText"/>
-            </w:pPr>
-            <w:r>
-              <w:rPr/>
-              <w:t xml:space="preserve">Yes</w:t>
-            </w:r>
-          </w:p>
-        </w:tc>
-        <w:tc>
-          <w:tcPr/>
-          <w:p>
-            <w:pPr>
-              <w:pStyle w:val="TableText"/>
-            </w:pPr>
-            <w:r>
-              <w:rPr/>
-              <w:t xml:space="preserve">Refused</w:t>
-            </w:r>
-          </w:p>
-        </w:tc>
-        <w:tc>
-          <w:tcPr/>
-          <w:p>
-            <w:pPr>
-              <w:pStyle w:val="TableText"/>
-            </w:pPr>
-            <w:r>
-              <w:rPr/>
-              <w:t xml:space="preserve">Sent to login</w:t>
-            </w:r>
-          </w:p>
-        </w:tc>
-      </w:tr>
-      <w:tr>
-        <w:trPr>
-          <w:cantSplit/>
-        </w:trPr>
-        <w:tc>
-          <w:tcPr/>
-          <w:p>
-            <w:pPr>
-              <w:pStyle w:val="TableText"/>
-            </w:pPr>
-            <w:r>
-              <w:rPr/>
-              <w:t xml:space="preserve">Master data › Positions</w:t>
-            </w:r>
-          </w:p>
-        </w:tc>
-        <w:tc>
-          <w:tcPr/>
-          <w:p>
-            <w:pPr>
-              <w:pStyle w:val="TableText"/>
-            </w:pPr>
-            <w:r>
-              <w:rPr/>
-              <w:t xml:space="preserve">Live</w:t>
-            </w:r>
-          </w:p>
-        </w:tc>
-        <w:tc>
-          <w:tcPr/>
-          <w:p>
-            <w:pPr>
-              <w:pStyle w:val="TableText"/>
-            </w:pPr>
-            <w:r>
-              <w:rPr/>
-              <w:t xml:space="preserve">Yes</w:t>
-            </w:r>
-          </w:p>
-        </w:tc>
-        <w:tc>
-          <w:tcPr/>
-          <w:p>
-            <w:pPr>
-              <w:pStyle w:val="TableText"/>
-            </w:pPr>
-            <w:r>
-              <w:rPr/>
-              <w:t xml:space="preserve">Refused</w:t>
-            </w:r>
-          </w:p>
-        </w:tc>
-        <w:tc>
-          <w:tcPr/>
-          <w:p>
-            <w:pPr>
-              <w:pStyle w:val="TableText"/>
-            </w:pPr>
-            <w:r>
-              <w:rPr/>
-              <w:t xml:space="preserve">Sent to login</w:t>
-            </w:r>
-          </w:p>
-        </w:tc>
-      </w:tr>
-      <w:tr>
-        <w:trPr>
-          <w:cantSplit/>
-        </w:trPr>
-        <w:tc>
-          <w:tcPr/>
-          <w:p>
-            <w:pPr>
-              <w:pStyle w:val="TableText"/>
-            </w:pPr>
-            <w:r>
-              <w:rPr/>
-              <w:t xml:space="preserve">Master data › Languages</w:t>
-            </w:r>
-          </w:p>
-        </w:tc>
-        <w:tc>
-          <w:tcPr/>
-          <w:p>
-            <w:pPr>
-              <w:pStyle w:val="TableText"/>
-            </w:pPr>
-            <w:r>
-              <w:rPr/>
-              <w:t xml:space="preserve">Live</w:t>
-            </w:r>
-          </w:p>
-        </w:tc>
-        <w:tc>
-          <w:tcPr/>
-          <w:p>
-            <w:pPr>
-              <w:pStyle w:val="TableText"/>
-            </w:pPr>
-            <w:r>
-              <w:rPr/>
-              <w:t xml:space="preserve">Yes</w:t>
-            </w:r>
-          </w:p>
-        </w:tc>
-        <w:tc>
-          <w:tcPr/>
-          <w:p>
-            <w:pPr>
-              <w:pStyle w:val="TableText"/>
-            </w:pPr>
-            <w:r>
-              <w:rPr/>
-              <w:t xml:space="preserve">Refused</w:t>
-            </w:r>
-          </w:p>
-        </w:tc>
-        <w:tc>
-          <w:tcPr/>
-          <w:p>
-            <w:pPr>
-              <w:pStyle w:val="TableText"/>
-            </w:pPr>
-            <w:r>
-              <w:rPr/>
-              <w:t xml:space="preserve">Sent to login</w:t>
-            </w:r>
-          </w:p>
-        </w:tc>
-      </w:tr>
-      <w:tr>
-        <w:trPr>
-          <w:cantSplit/>
-        </w:trPr>
-        <w:tc>
-          <w:tcPr/>
-          <w:p>
-            <w:pPr>
-              <w:pStyle w:val="TableText"/>
-            </w:pPr>
-            <w:r>
-              <w:rPr/>
-              <w:t xml:space="preserve">Interviewers</w:t>
-            </w:r>
-          </w:p>
-        </w:tc>
-        <w:tc>
-          <w:tcPr/>
-          <w:p>
-            <w:pPr>
-              <w:pStyle w:val="TableText"/>
-            </w:pPr>
-            <w:r>
-              <w:rPr/>
-              <w:t xml:space="preserve">Coming soon</w:t>
-            </w:r>
-          </w:p>
-        </w:tc>
-        <w:tc>
-          <w:tcPr/>
-          <w:p>
-            <w:pPr>
-              <w:pStyle w:val="TableText"/>
-            </w:pPr>
-            <w:r>
-              <w:rPr/>
-              <w:t xml:space="preserve">Greyed out</w:t>
-            </w:r>
-          </w:p>
-        </w:tc>
-        <w:tc>
-          <w:tcPr/>
-          <w:p>
-            <w:pPr>
-              <w:pStyle w:val="TableText"/>
-            </w:pPr>
-            <w:r>
-              <w:rPr/>
-              <w:t xml:space="preserve">—</w:t>
-            </w:r>
-          </w:p>
-        </w:tc>
-        <w:tc>
-          <w:tcPr/>
-          <w:p>
-            <w:pPr>
-              <w:pStyle w:val="TableText"/>
-            </w:pPr>
-            <w:r>
-              <w:rPr/>
-              <w:t xml:space="preserve">—</w:t>
-            </w:r>
-          </w:p>
-        </w:tc>
-      </w:tr>
-      <w:tr>
-        <w:trPr>
-          <w:cantSplit/>
-        </w:trPr>
-        <w:tc>
-          <w:tcPr/>
-          <w:p>
-            <w:pPr>
-              <w:pStyle w:val="TableText"/>
-            </w:pPr>
-            <w:r>
-              <w:rPr/>
-              <w:t xml:space="preserve">Interview Schedules</w:t>
-            </w:r>
-          </w:p>
-        </w:tc>
-        <w:tc>
-          <w:tcPr/>
-          <w:p>
-            <w:pPr>
-              <w:pStyle w:val="TableText"/>
-            </w:pPr>
-            <w:r>
-              <w:rPr/>
-              <w:t xml:space="preserve">Coming soon</w:t>
-            </w:r>
-          </w:p>
-        </w:tc>
-        <w:tc>
-          <w:tcPr/>
-          <w:p>
-            <w:pPr>
-              <w:pStyle w:val="TableText"/>
-            </w:pPr>
-            <w:r>
-              <w:rPr/>
-              <w:t xml:space="preserve">Greyed out</w:t>
-            </w:r>
-          </w:p>
-        </w:tc>
-        <w:tc>
-          <w:tcPr/>
-          <w:p>
-            <w:pPr>
-              <w:pStyle w:val="TableText"/>
-            </w:pPr>
-            <w:r>
-              <w:rPr/>
-              <w:t xml:space="preserve">—</w:t>
-            </w:r>
-          </w:p>
-        </w:tc>
-        <w:tc>
-          <w:tcPr/>
-          <w:p>
-            <w:pPr>
-              <w:pStyle w:val="TableText"/>
-            </w:pPr>
-            <w:r>
-              <w:rPr/>
-              <w:t xml:space="preserve">—</w:t>
-            </w:r>
-          </w:p>
-        </w:tc>
-      </w:tr>
-      <w:tr>
-        <w:trPr>
-          <w:cantSplit/>
-        </w:trPr>
-        <w:tc>
-          <w:tcPr/>
-          <w:p>
-            <w:pPr>
-              <w:pStyle w:val="TableText"/>
-            </w:pPr>
-            <w:r>
-              <w:rPr/>
-              <w:t xml:space="preserve">Jobs</w:t>
-            </w:r>
-          </w:p>
-        </w:tc>
-        <w:tc>
-          <w:tcPr/>
-          <w:p>
-            <w:pPr>
-              <w:pStyle w:val="TableText"/>
-            </w:pPr>
-            <w:r>
-              <w:rPr/>
-              <w:t xml:space="preserve">Coming soon</w:t>
-            </w:r>
-          </w:p>
-        </w:tc>
-        <w:tc>
-          <w:tcPr/>
-          <w:p>
-            <w:pPr>
-              <w:pStyle w:val="TableText"/>
-            </w:pPr>
-            <w:r>
-              <w:rPr/>
-              <w:t xml:space="preserve">Greyed out</w:t>
-            </w:r>
-          </w:p>
-        </w:tc>
-        <w:tc>
-          <w:tcPr/>
-          <w:p>
-            <w:pPr>
-              <w:pStyle w:val="TableText"/>
-            </w:pPr>
-            <w:r>
-              <w:rPr/>
-              <w:t xml:space="preserve">—</w:t>
-            </w:r>
-          </w:p>
-        </w:tc>
-        <w:tc>
-          <w:tcPr/>
-          <w:p>
-            <w:pPr>
-              <w:pStyle w:val="TableText"/>
-            </w:pPr>
-            <w:r>
-              <w:rPr/>
-              <w:t xml:space="preserve">—</w:t>
-            </w:r>
-          </w:p>
-        </w:tc>
-      </w:tr>
-      <w:tr>
-        <w:trPr>
-          <w:cantSplit/>
-        </w:trPr>
-        <w:tc>
-          <w:tcPr/>
-          <w:p>
-            <w:pPr>
-              <w:pStyle w:val="TableText"/>
-            </w:pPr>
-            <w:r>
-              <w:rPr/>
-              <w:t xml:space="preserve">Evaluation (enter scores)</w:t>
-            </w:r>
-          </w:p>
-        </w:tc>
-        <w:tc>
-          <w:tcPr/>
-          <w:p>
-            <w:pPr>
-              <w:pStyle w:val="TableText"/>
-            </w:pPr>
-            <w:r>
-              <w:rPr/>
-              <w:t xml:space="preserve">Coming soon</w:t>
-            </w:r>
-          </w:p>
-        </w:tc>
-        <w:tc>
-          <w:tcPr/>
-          <w:p>
-            <w:pPr>
-              <w:pStyle w:val="TableText"/>
-            </w:pPr>
-            <w:r>
-              <w:rPr/>
-              <w:t xml:space="preserve">—</w:t>
-            </w:r>
-          </w:p>
-        </w:tc>
-        <w:tc>
-          <w:tcPr/>
-          <w:p>
-            <w:pPr>
-              <w:pStyle w:val="TableText"/>
-            </w:pPr>
-            <w:r>
-              <w:rPr/>
-              <w:t xml:space="preserve">Greyed out</w:t>
-            </w:r>
-          </w:p>
-        </w:tc>
-        <w:tc>
-          <w:tcPr/>
-          <w:p>
-            <w:pPr>
-              <w:pStyle w:val="TableText"/>
-            </w:pPr>
-            <w:r>
-              <w:rPr/>
-              <w:t xml:space="preserve">—</w:t>
-            </w:r>
-          </w:p>
-        </w:tc>
-      </w:tr>
-      <w:tr>
-        <w:trPr>
-          <w:cantSplit/>
-        </w:trPr>
-        <w:tc>
-          <w:tcPr/>
-          <w:p>
-            <w:pPr>
-              <w:pStyle w:val="TableText"/>
-            </w:pPr>
-            <w:r>
-              <w:rPr/>
-              <w:t xml:space="preserve">Show Evaluation (own scores)</w:t>
-            </w:r>
-          </w:p>
-        </w:tc>
-        <w:tc>
-          <w:tcPr/>
-          <w:p>
-            <w:pPr>
-              <w:pStyle w:val="TableText"/>
-            </w:pPr>
-            <w:r>
-              <w:rPr/>
-              <w:t xml:space="preserve">Coming soon</w:t>
-            </w:r>
-          </w:p>
-        </w:tc>
-        <w:tc>
-          <w:tcPr/>
-          <w:p>
-            <w:pPr>
-              <w:pStyle w:val="TableText"/>
-            </w:pPr>
-            <w:r>
-              <w:rPr/>
-              <w:t xml:space="preserve">—</w:t>
-            </w:r>
-          </w:p>
-        </w:tc>
-        <w:tc>
-          <w:tcPr/>
-          <w:p>
-            <w:pPr>
-              <w:pStyle w:val="TableText"/>
-            </w:pPr>
-            <w:r>
-              <w:rPr/>
-              <w:t xml:space="preserve">Greyed out</w:t>
-            </w:r>
-          </w:p>
-        </w:tc>
-        <w:tc>
-          <w:tcPr/>
-          <w:p>
-            <w:pPr>
-              <w:pStyle w:val="TableText"/>
-            </w:pPr>
-            <w:r>
-              <w:rPr/>
-              <w:t xml:space="preserve">—</w:t>
-            </w:r>
-          </w:p>
-        </w:tc>
-      </w:tr>
-      <w:tr>
-        <w:trPr>
-          <w:cantSplit/>
-        </w:trPr>
-        <w:tc>
-          <w:tcPr/>
-          <w:p>
-            <w:pPr>
-              <w:pStyle w:val="TableText"/>
-            </w:pPr>
-            <w:r>
-              <w:rPr/>
-              <w:t xml:space="preserve">Log out (top bar)</w:t>
-            </w:r>
-          </w:p>
-        </w:tc>
-        <w:tc>
-          <w:tcPr/>
-          <w:p>
-            <w:pPr>
-              <w:pStyle w:val="TableText"/>
-            </w:pPr>
-            <w:r>
-              <w:rPr/>
-              <w:t xml:space="preserve">Live</w:t>
-            </w:r>
-          </w:p>
-        </w:tc>
-        <w:tc>
-          <w:tcPr/>
-          <w:p>
-            <w:pPr>
-              <w:pStyle w:val="TableText"/>
-            </w:pPr>
-            <w:r>
-              <w:rPr/>
-              <w:t xml:space="preserve">Yes</w:t>
-            </w:r>
-          </w:p>
-        </w:tc>
-        <w:tc>
-          <w:tcPr/>
-          <w:p>
-            <w:pPr>
-              <w:pStyle w:val="TableText"/>
-            </w:pPr>
-            <w:r>
-              <w:rPr/>
-              <w:t xml:space="preserve">Yes</w:t>
-            </w:r>
-          </w:p>
-        </w:tc>
-        <w:tc>
-          <w:tcPr/>
-          <w:p>
-            <w:pPr>
-              <w:pStyle w:val="TableText"/>
-            </w:pPr>
-            <w:r>
-              <w:rPr/>
-              <w:t xml:space="preserve">—</w:t>
-            </w:r>
-          </w:p>
-        </w:tc>
-      </w:tr>
-    </w:tbl>
-    <w:p>
-      <w:pPr>
-        <w:pStyle w:val="Spacer"/>
-      </w:pPr>
-    </w:p>
-    <w:p>
-      <w:pPr>
-        <w:pStyle w:val="Normal"/>
-      </w:pPr>
-      <w:r>
-        <w:rPr/>
-        <w:t xml:space="preserve">"Refused" means the user sees an "access denied" error page (HTTP 403) and the attempt is written to the server log. "Sent to login" means the browser is redirected to the login page.</w:t>
-      </w:r>
-    </w:p>
-    <w:p>
-      <w:pPr>
-        <w:pStyle w:val="Normal"/>
-      </w:pPr>
-      <w:r>
-        <w:rPr>
-          <w:b/>
-        </w:rPr>
-        <w:t xml:space="preserve">The default is admin-only:</w:t>
-      </w:r>
-      <w:r>
-        <w:rPr/>
-        <w:t xml:space="preserve"> any new screen a developer adds is open to admins only, until a rule is written to open it to other roles.</w:t>
-      </w:r>
-    </w:p>
-    <w:p>
-      <w:pPr>
-        <w:pStyle w:val="Heading1"/>
-      </w:pPr>
-      <w:r>
-        <w:rPr/>
-        <w:t xml:space="preserve">4. How to change permissions</w:t>
-      </w:r>
-    </w:p>
-    <w:p>
-      <w:pPr>
-        <w:pStyle w:val="Normal"/>
-      </w:pPr>
-      <w:r>
-        <w:rPr/>
-        <w:t xml:space="preserve">RMS has no permission settings screen. This is what can be changed today, and by whom:</w:t>
-      </w:r>
-    </w:p>
-    <w:tbl>
-      <w:tblPr>
-        <w:tblStyle w:val="RmsTable"/>
-        <w:tblW w:w="5000" w:type="pct"/>
-        <w:tblLook w:val="04A0" w:firstRow="1" w:lastRow="0" w:firstColumn="0" w:lastColumn="0" w:noHBand="1" w:noVBand="1"/>
-      </w:tblPr>
-      <w:tblGrid>
-        <w:gridCol w:w="2438"/>
-        <w:gridCol w:w="2438"/>
-        <w:gridCol w:w="2438"/>
-        <w:gridCol w:w="2438"/>
-      </w:tblGrid>
-      <w:tr>
-        <w:trPr>
-          <w:tblHeader/>
-          <w:cantSplit/>
-        </w:trPr>
-        <w:tc>
-          <w:tcPr>
-            <w:shd w:val="clear" w:color="auto" w:fill="E6EEF8"/>
-          </w:tcPr>
-          <w:p>
-            <w:pPr>
-              <w:pStyle w:val="TableText"/>
-            </w:pPr>
-            <w:r>
-              <w:rPr>
-                <w:b/>
-              </w:rPr>
-              <w:t xml:space="preserve">I want to…</w:t>
-            </w:r>
-          </w:p>
-        </w:tc>
-        <w:tc>
-          <w:tcPr>
-            <w:shd w:val="clear" w:color="auto" w:fill="E6EEF8"/>
-          </w:tcPr>
-          <w:p>
-            <w:pPr>
-              <w:pStyle w:val="TableText"/>
-            </w:pPr>
-            <w:r>
-              <w:rPr>
-                <w:b/>
-              </w:rPr>
-              <w:t xml:space="preserve">How it's done today</w:t>
+              <w:t xml:space="preserve">How it's done</w:t>
             </w:r>
           </w:p>
         </w:tc>
@@ -1604,41 +1682,31 @@
             </w:pPr>
             <w:r>
               <w:rPr/>
-              <w:t xml:space="preserve">Make a person an admin or an interviewer</w:t>
-            </w:r>
-          </w:p>
-        </w:tc>
-        <w:tc>
-          <w:tcPr/>
-          <w:p>
-            <w:pPr>
-              <w:pStyle w:val="TableText"/>
-            </w:pPr>
-            <w:r>
-              <w:rPr/>
-              <w:t xml:space="preserve">Change that person's </w:t>
-            </w:r>
-            <w:r>
-              <w:rPr>
-                <w:rStyle w:val="InlineCode"/>
-              </w:rPr>
-              <w:t xml:space="preserve">isinterviewer</w:t>
-            </w:r>
-            <w:r>
-              <w:rPr/>
-              <w:t xml:space="preserve"> value to N (admin) or Y (interviewer) in the database. It applies at their next login.</w:t>
-            </w:r>
-          </w:p>
-        </w:tc>
-        <w:tc>
-          <w:tcPr/>
-          <w:p>
-            <w:pPr>
-              <w:pStyle w:val="TableText"/>
-            </w:pPr>
-            <w:r>
-              <w:rPr/>
-              <w:t xml:space="preserve">Database administrator</w:t>
+              <w:t xml:space="preserve">Add a new user</w:t>
+            </w:r>
+          </w:p>
+        </w:tc>
+        <w:tc>
+          <w:tcPr/>
+          <w:p>
+            <w:pPr>
+              <w:pStyle w:val="TableText"/>
+            </w:pPr>
+            <w:r>
+              <w:rPr/>
+              <w:t xml:space="preserve">Users and Roles › Add user: username, names, optional e-mail, phone and designation, role, and a temporary password. RMS gives the user an ID (U1, U2…). The user must choose their own password at first sign-in.</w:t>
+            </w:r>
+          </w:p>
+        </w:tc>
+        <w:tc>
+          <w:tcPr/>
+          <w:p>
+            <w:pPr>
+              <w:pStyle w:val="TableText"/>
+            </w:pPr>
+            <w:r>
+              <w:rPr/>
+              <w:t xml:space="preserve">Super Admin</w:t>
             </w:r>
           </w:p>
         </w:tc>
@@ -1667,51 +1735,31 @@
             </w:pPr>
             <w:r>
               <w:rPr/>
-              <w:t xml:space="preserve">Add a new user</w:t>
-            </w:r>
-          </w:p>
-        </w:tc>
-        <w:tc>
-          <w:tcPr/>
-          <w:p>
-            <w:pPr>
-              <w:pStyle w:val="TableText"/>
-            </w:pPr>
-            <w:r>
-              <w:rPr/>
-              <w:t xml:space="preserve">Insert a login row (</w:t>
-            </w:r>
-            <w:r>
-              <w:rPr>
-                <w:rStyle w:val="InlineCode"/>
-              </w:rPr>
-              <w:t xml:space="preserve">users</w:t>
-            </w:r>
-            <w:r>
-              <w:rPr/>
-              <w:t xml:space="preserve">: user id, username, password) and a profile row (</w:t>
-            </w:r>
-            <w:r>
-              <w:rPr>
-                <w:rStyle w:val="InlineCode"/>
-              </w:rPr>
-              <w:t xml:space="preserve">admin</w:t>
-            </w:r>
-            <w:r>
-              <w:rPr/>
-              <w:t xml:space="preserve">: names, e-mail, phone, designation, role). There is no screen for this yet (gap G2).</w:t>
-            </w:r>
-          </w:p>
-        </w:tc>
-        <w:tc>
-          <w:tcPr/>
-          <w:p>
-            <w:pPr>
-              <w:pStyle w:val="TableText"/>
-            </w:pPr>
-            <w:r>
-              <w:rPr/>
-              <w:t xml:space="preserve">Database administrator</w:t>
+              <w:t xml:space="preserve">Change someone's role</w:t>
+            </w:r>
+          </w:p>
+        </w:tc>
+        <w:tc>
+          <w:tcPr/>
+          <w:p>
+            <w:pPr>
+              <w:pStyle w:val="TableText"/>
+            </w:pPr>
+            <w:r>
+              <w:rPr/>
+              <w:t xml:space="preserve">Users and Roles › Edit › Role. It applies at once: the person is signed out at their next click and signs in with the new role.</w:t>
+            </w:r>
+          </w:p>
+        </w:tc>
+        <w:tc>
+          <w:tcPr/>
+          <w:p>
+            <w:pPr>
+              <w:pStyle w:val="TableText"/>
+            </w:pPr>
+            <w:r>
+              <w:rPr/>
+              <w:t xml:space="preserve">Super Admin</w:t>
             </w:r>
           </w:p>
         </w:tc>
@@ -1752,29 +1800,19 @@
             </w:pPr>
             <w:r>
               <w:rPr/>
-              <w:t xml:space="preserve">Delete or change their </w:t>
-            </w:r>
-            <w:r>
-              <w:rPr>
-                <w:rStyle w:val="InlineCode"/>
-              </w:rPr>
-              <w:t xml:space="preserve">users</w:t>
-            </w:r>
-            <w:r>
-              <w:rPr/>
-              <w:t xml:space="preserve"> row. Marking the profile inactive does not block login today (open question #20).</w:t>
-            </w:r>
-          </w:p>
-        </w:tc>
-        <w:tc>
-          <w:tcPr/>
-          <w:p>
-            <w:pPr>
-              <w:pStyle w:val="TableText"/>
-            </w:pPr>
-            <w:r>
-              <w:rPr/>
-              <w:t xml:space="preserve">Database administrator</w:t>
+              <w:t xml:space="preserve">Users and Roles › Deactivate. They can't sign in and are signed out at once. Nothing they did is removed, and Reactivate restores everything.</w:t>
+            </w:r>
+          </w:p>
+        </w:tc>
+        <w:tc>
+          <w:tcPr/>
+          <w:p>
+            <w:pPr>
+              <w:pStyle w:val="TableText"/>
+            </w:pPr>
+            <w:r>
+              <w:rPr/>
+              <w:t xml:space="preserve">Super Admin</w:t>
             </w:r>
           </w:p>
         </w:tc>
@@ -1803,7 +1841,113 @@
             </w:pPr>
             <w:r>
               <w:rPr/>
-              <w:t xml:space="preserve">Open a screen to another role (for example, let interviewers see Candidate Status)</w:t>
+              <w:t xml:space="preserve">Reset a forgotten password</w:t>
+            </w:r>
+          </w:p>
+        </w:tc>
+        <w:tc>
+          <w:tcPr/>
+          <w:p>
+            <w:pPr>
+              <w:pStyle w:val="TableText"/>
+            </w:pPr>
+            <w:r>
+              <w:rPr/>
+              <w:t xml:space="preserve">Users and Roles › Edit › Reset password, with a temporary password. The user must change it at their next page.</w:t>
+            </w:r>
+          </w:p>
+        </w:tc>
+        <w:tc>
+          <w:tcPr/>
+          <w:p>
+            <w:pPr>
+              <w:pStyle w:val="TableText"/>
+            </w:pPr>
+            <w:r>
+              <w:rPr/>
+              <w:t xml:space="preserve">Super Admin</w:t>
+            </w:r>
+          </w:p>
+        </w:tc>
+        <w:tc>
+          <w:tcPr/>
+          <w:p>
+            <w:pPr>
+              <w:pStyle w:val="TableText"/>
+            </w:pPr>
+            <w:r>
+              <w:rPr/>
+              <w:t xml:space="preserve">No</w:t>
+            </w:r>
+          </w:p>
+        </w:tc>
+      </w:tr>
+      <w:tr>
+        <w:trPr>
+          <w:cantSplit/>
+        </w:trPr>
+        <w:tc>
+          <w:tcPr/>
+          <w:p>
+            <w:pPr>
+              <w:pStyle w:val="TableText"/>
+            </w:pPr>
+            <w:r>
+              <w:rPr/>
+              <w:t xml:space="preserve">Change my own password</w:t>
+            </w:r>
+          </w:p>
+        </w:tc>
+        <w:tc>
+          <w:tcPr/>
+          <w:p>
+            <w:pPr>
+              <w:pStyle w:val="TableText"/>
+            </w:pPr>
+            <w:r>
+              <w:rPr/>
+              <w:t xml:space="preserve">Account › Change password.</w:t>
+            </w:r>
+          </w:p>
+        </w:tc>
+        <w:tc>
+          <w:tcPr/>
+          <w:p>
+            <w:pPr>
+              <w:pStyle w:val="TableText"/>
+            </w:pPr>
+            <w:r>
+              <w:rPr/>
+              <w:t xml:space="preserve">Everyone</w:t>
+            </w:r>
+          </w:p>
+        </w:tc>
+        <w:tc>
+          <w:tcPr/>
+          <w:p>
+            <w:pPr>
+              <w:pStyle w:val="TableText"/>
+            </w:pPr>
+            <w:r>
+              <w:rPr/>
+              <w:t xml:space="preserve">No</w:t>
+            </w:r>
+          </w:p>
+        </w:tc>
+      </w:tr>
+      <w:tr>
+        <w:trPr>
+          <w:cantSplit/>
+        </w:trPr>
+        <w:tc>
+          <w:tcPr/>
+          <w:p>
+            <w:pPr>
+              <w:pStyle w:val="TableText"/>
+            </w:pPr>
+            <w:r>
+              <w:rPr/>
+              <w:t xml:space="preserve">Open a screen to another role</w:t>
             </w:r>
           </w:p>
         </w:tc>
@@ -1909,7 +2053,7 @@
             </w:pPr>
             <w:r>
               <w:rPr/>
-              <w:t xml:space="preserve">Create a new role (for example "Hiring manager")</w:t>
+              <w:t xml:space="preserve">Create a new role</w:t>
             </w:r>
           </w:p>
         </w:tc>
@@ -1964,11 +2108,11 @@
         <w:rPr>
           <w:b/>
         </w:rPr>
-        <w:t xml:space="preserve">Feature candidate:</w:t>
-      </w:r>
-      <w:r>
-        <w:rPr/>
-        <w:t xml:space="preserve"> a "Users and roles" admin screen (create users, reset passwords, set the role, deactivate) and, if needed, permissions per screen. Today all of this is manual database work.</w:t>
+        <w:t xml:space="preserve">Safety rules:</w:t>
+      </w:r>
+      <w:r>
+        <w:rPr/>
+        <w:t xml:space="preserve"> a Super Admin can't deactivate, demote or reset themselves on this screen, and the last active Super Admin can't be deactivated or demoted.</w:t>
       </w:r>
     </w:p>
     <w:p>
@@ -1997,7 +2141,28 @@
         <w:rPr/>
         <w:t xml:space="preserve">•</w:t>
         <w:tab/>
-        <w:t xml:space="preserve">Users sign in with username and password. A wrong password shows "Invalid login!". If the database is unavailable, the page says sign-in isn't available right now.</w:t>
+        <w:t xml:space="preserve">Users sign in with username and password. A wrong password, an unknown user or a deactivated user all show "Invalid login!". If the database is unavailable, the page says sign-in isn't available right now.</w:t>
+      </w:r>
+    </w:p>
+    <w:p>
+      <w:pPr>
+        <w:pStyle w:val="Bullet"/>
+      </w:pPr>
+      <w:r>
+        <w:rPr/>
+        <w:t xml:space="preserve">•</w:t>
+        <w:tab/>
+        <w:t xml:space="preserve"/>
+      </w:r>
+      <w:r>
+        <w:rPr>
+          <w:b/>
+        </w:rPr>
+        <w:t xml:space="preserve">Lock:</w:t>
+      </w:r>
+      <w:r>
+        <w:rPr/>
+        <w:t xml:space="preserve"> after 5 wrong passwords for one username from one computer within 15 minutes, that username is locked there for 15 minutes. The message stays "Invalid login!".</w:t>
       </w:r>
     </w:p>
     <w:p>
@@ -2018,7 +2183,7 @@
       </w:r>
       <w:r>
         <w:rPr/>
-        <w:t xml:space="preserve">, which greets the user by first name and shows their designation and e-mail. The top bar shows their initials, name and designation.</w:t>
+        <w:t xml:space="preserve">, which greets the user and shows the tiles for their role. The top bar shows their initials, name and designation.</w:t>
       </w:r>
     </w:p>
     <w:p>
@@ -2039,7 +2204,7 @@
       </w:r>
       <w:r>
         <w:rPr/>
-        <w:t xml:space="preserve"> is in the top bar. After a period of inactivity the session expires (the server default, normally 30 minutes) and the user must sign in again. A form left open too long shows "Your session expired. Please sign in again."</w:t>
+        <w:t xml:space="preserve"> is in the top bar. After a period of inactivity the session expires (normally 30 minutes). A form left open too long shows "Your session expired. Please sign in again."</w:t>
       </w:r>
     </w:p>
     <w:p>
@@ -2050,7 +2215,18 @@
         <w:rPr/>
         <w:t xml:space="preserve">•</w:t>
         <w:tab/>
-        <w:t xml:space="preserve">There is no "forgot password", no self-registration and no password-change screen.</w:t>
+        <w:t xml:space="preserve">If a Super Admin deactivates someone or changes their role while they are signed in, their next click shows "You were signed out because your account changed."</w:t>
+      </w:r>
+    </w:p>
+    <w:p>
+      <w:pPr>
+        <w:pStyle w:val="Bullet"/>
+      </w:pPr>
+      <w:r>
+        <w:rPr/>
+        <w:t xml:space="preserve">•</w:t>
+        <w:tab/>
+        <w:t xml:space="preserve">There is no "forgot password" link and no self-registration: a Super Admin resets passwords.</w:t>
       </w:r>
     </w:p>
     <w:p>
@@ -2059,6 +2235,79 @@
       </w:pPr>
       <w:r>
         <w:rPr/>
+        <w:t xml:space="preserve">Users and Roles (Super Admin)</w:t>
+      </w:r>
+    </w:p>
+    <w:p>
+      <w:pPr>
+        <w:pStyle w:val="Bullet"/>
+      </w:pPr>
+      <w:r>
+        <w:rPr/>
+        <w:t xml:space="preserve">•</w:t>
+        <w:tab/>
+        <w:t xml:space="preserve">A list of every user, active or not, with ID, name, username, role, designation and status. "Must change password" marks users with a temporary password.</w:t>
+      </w:r>
+    </w:p>
+    <w:p>
+      <w:pPr>
+        <w:pStyle w:val="Bullet"/>
+      </w:pPr>
+      <w:r>
+        <w:rPr/>
+        <w:t xml:space="preserve">•</w:t>
+        <w:tab/>
+        <w:t xml:space="preserve">Usernames: 3 to 100 letters, digits or . _ @ -; each username can be used once, also counting deactivated users. The ID and username can't be changed later.</w:t>
+      </w:r>
+    </w:p>
+    <w:p>
+      <w:pPr>
+        <w:pStyle w:val="Bullet"/>
+      </w:pPr>
+      <w:r>
+        <w:rPr/>
+        <w:t xml:space="preserve">•</w:t>
+        <w:tab/>
+        <w:t xml:space="preserve">Passwords: at least 8 characters. They are stored scrambled (bcrypt), never as readable text.</w:t>
+      </w:r>
+    </w:p>
+    <w:p>
+      <w:pPr>
+        <w:pStyle w:val="Heading2"/>
+      </w:pPr>
+      <w:r>
+        <w:rPr/>
+        <w:t xml:space="preserve">Change password (everyone)</w:t>
+      </w:r>
+    </w:p>
+    <w:p>
+      <w:pPr>
+        <w:pStyle w:val="Bullet"/>
+      </w:pPr>
+      <w:r>
+        <w:rPr/>
+        <w:t xml:space="preserve">•</w:t>
+        <w:tab/>
+        <w:t xml:space="preserve">Current password, then the new one twice. The new one must differ from the current one.</w:t>
+      </w:r>
+    </w:p>
+    <w:p>
+      <w:pPr>
+        <w:pStyle w:val="Bullet"/>
+      </w:pPr>
+      <w:r>
+        <w:rPr/>
+        <w:t xml:space="preserve">•</w:t>
+        <w:tab/>
+        <w:t xml:space="preserve">After 5 wrong current passwords in 15 minutes the page refuses for 15 minutes.</w:t>
+      </w:r>
+    </w:p>
+    <w:p>
+      <w:pPr>
+        <w:pStyle w:val="Heading2"/>
+      </w:pPr>
+      <w:r>
+        <w:rPr/>
         <w:t xml:space="preserve">Positions (master data)</w:t>
       </w:r>
     </w:p>
@@ -2081,7 +2330,7 @@
         <w:rPr/>
         <w:t xml:space="preserve">•</w:t>
         <w:tab/>
-        <w:t xml:space="preserve">Admins can add, rename and delete. Names are saved in capital letters and must be unique among active positions; a duplicate shows "Position NAME already exists."</w:t>
+        <w:t xml:space="preserve">Super Admin and HR can add, rename and delete. Names are saved in capital letters and must be unique among active positions; a duplicate shows "Position NAME already exists."</w:t>
       </w:r>
     </w:p>
     <w:p>
@@ -2132,7 +2381,7 @@
         <w:rPr/>
         <w:t xml:space="preserve">•</w:t>
         <w:tab/>
-        <w:t xml:space="preserve">Admins can add, list, edit and delete candidates. Each candidate has a first name, a last name, one position and one language.</w:t>
+        <w:t xml:space="preserve">Super Admin and HR can add, list, edit and delete candidates. Hiring Managers see the list only. Each candidate has a first name, a last name, one position and one language.</w:t>
       </w:r>
     </w:p>
     <w:p>
@@ -2165,7 +2414,7 @@
         <w:rPr/>
         <w:t xml:space="preserve">•</w:t>
         <w:tab/>
-        <w:t xml:space="preserve">Delete is a soft delete: the candidate leaves the Candidates list, but their scores still appear on Candidate Status.</w:t>
+        <w:t xml:space="preserve">Delete is a soft delete: the candidate leaves the Candidates list, but their scores still appear on Candidate Status (until Phase 3, which hides them there).</w:t>
       </w:r>
     </w:p>
     <w:p>
@@ -2229,7 +2478,7 @@
         <w:rPr/>
         <w:t xml:space="preserve">•</w:t>
         <w:tab/>
-        <w:t xml:space="preserve">Scores and statuses can't be entered or changed in RMS today; they exist only if they were put into the database another way.</w:t>
+        <w:t xml:space="preserve">Scores and statuses can't be entered or changed in RMS yet; Phase 3 adds score entry, averages across interviewers and the decision.</w:t>
       </w:r>
     </w:p>
     <w:p>
@@ -2322,7 +2571,7 @@
       <w:r>
         <w:drawing>
           <wp:inline distT="0" distB="0" distL="0" distR="0">
-            <wp:extent cx="4670975" cy="7589520"/>
+            <wp:extent cx="5669280" cy="6218798"/>
             <wp:docPr id="2" name="Diagram 2" descr="Login flow"/>
             <a:graphic xmlns:a="http://schemas.openxmlformats.org/drawingml/2006/main">
               <a:graphicData uri="http://schemas.openxmlformats.org/drawingml/2006/picture">
@@ -2340,7 +2589,7 @@
                   <pic:spPr>
                     <a:xfrm>
                       <a:off x="0" y="0"/>
-                      <a:ext cx="4670975" cy="7589520"/>
+                      <a:ext cx="5669280" cy="6218798"/>
                     </a:xfrm>
                     <a:prstGeom prst="rect">
                       <a:avLst/>
@@ -2433,7 +2682,7 @@
       </w:pPr>
       <w:r>
         <w:rPr/>
-        <w:t xml:space="preserve">Admin: first-time setup</w:t>
+        <w:t xml:space="preserve">Super Admin: set up users</w:t>
       </w:r>
     </w:p>
     <w:p>
@@ -2444,7 +2693,27 @@
         <w:rPr/>
         <w:t xml:space="preserve">1.</w:t>
         <w:tab/>
-        <w:t xml:space="preserve">Sign in with your username and password.</w:t>
+        <w:t xml:space="preserve">Sign in, open </w:t>
+      </w:r>
+      <w:r>
+        <w:rPr>
+          <w:b/>
+        </w:rPr>
+        <w:t xml:space="preserve">Users and Roles</w:t>
+      </w:r>
+      <w:r>
+        <w:rPr/>
+        <w:t xml:space="preserve">, then </w:t>
+      </w:r>
+      <w:r>
+        <w:rPr>
+          <w:b/>
+        </w:rPr>
+        <w:t xml:space="preserve">Add user</w:t>
+      </w:r>
+      <w:r>
+        <w:rPr/>
+        <w:t xml:space="preserve">.</w:t>
       </w:r>
     </w:p>
     <w:p>
@@ -2454,6 +2723,68 @@
       <w:r>
         <w:rPr/>
         <w:t xml:space="preserve">2.</w:t>
+        <w:tab/>
+        <w:t xml:space="preserve">Enter the username, names and role, and a temporary password twice. Save, then give the person the username and temporary password.</w:t>
+      </w:r>
+    </w:p>
+    <w:p>
+      <w:pPr>
+        <w:pStyle w:val="Numbered"/>
+      </w:pPr>
+      <w:r>
+        <w:rPr/>
+        <w:t xml:space="preserve">3.</w:t>
+        <w:tab/>
+        <w:t xml:space="preserve">At their first sign-in they must choose their own password.</w:t>
+      </w:r>
+    </w:p>
+    <w:p>
+      <w:pPr>
+        <w:pStyle w:val="Numbered"/>
+      </w:pPr>
+      <w:r>
+        <w:rPr/>
+        <w:t xml:space="preserve">4.</w:t>
+        <w:tab/>
+        <w:t xml:space="preserve">To change a role, click </w:t>
+      </w:r>
+      <w:r>
+        <w:rPr>
+          <w:b/>
+        </w:rPr>
+        <w:t xml:space="preserve">Edit</w:t>
+      </w:r>
+      <w:r>
+        <w:rPr/>
+        <w:t xml:space="preserve">. To remove access, click </w:t>
+      </w:r>
+      <w:r>
+        <w:rPr>
+          <w:b/>
+        </w:rPr>
+        <w:t xml:space="preserve">Deactivate</w:t>
+      </w:r>
+      <w:r>
+        <w:rPr/>
+        <w:t xml:space="preserve"> and confirm.</w:t>
+      </w:r>
+    </w:p>
+    <w:p>
+      <w:pPr>
+        <w:pStyle w:val="Heading2"/>
+      </w:pPr>
+      <w:r>
+        <w:rPr/>
+        <w:t xml:space="preserve">Super Admin or HR: first-time setup</w:t>
+      </w:r>
+    </w:p>
+    <w:p>
+      <w:pPr>
+        <w:pStyle w:val="Numbered"/>
+      </w:pPr>
+      <w:r>
+        <w:rPr/>
+        <w:t xml:space="preserve">1.</w:t>
         <w:tab/>
         <w:t xml:space="preserve">Open </w:t>
       </w:r>
@@ -2474,7 +2805,7 @@
       </w:pPr>
       <w:r>
         <w:rPr/>
-        <w:t xml:space="preserve">3.</w:t>
+        <w:t xml:space="preserve">2.</w:t>
         <w:tab/>
         <w:t xml:space="preserve">Open </w:t>
       </w:r>
@@ -2495,7 +2826,7 @@
       </w:pPr>
       <w:r>
         <w:rPr/>
-        <w:t xml:space="preserve">Admin: register a candidate</w:t>
+        <w:t xml:space="preserve">Super Admin or HR: register a candidate</w:t>
       </w:r>
     </w:p>
     <w:p>
@@ -2587,7 +2918,7 @@
       </w:pPr>
       <w:r>
         <w:rPr/>
-        <w:t xml:space="preserve">Admin: review results</w:t>
+        <w:t xml:space="preserve">Super Admin, HR or Hiring Manager: review results</w:t>
       </w:r>
     </w:p>
     <w:p>
@@ -2639,7 +2970,7 @@
         <w:rPr/>
         <w:t xml:space="preserve">1.</w:t>
         <w:tab/>
-        <w:t xml:space="preserve">Sign in. Home shows your profile. Score entry will appear under "Evaluation" when it is built.</w:t>
+        <w:t xml:space="preserve">Sign in. Home shows your profile. Score entry will appear under "Evaluation" in Phase 3.</w:t>
       </w:r>
     </w:p>
     <w:p>
@@ -2649,6 +2980,27 @@
       <w:r>
         <w:rPr/>
         <w:t xml:space="preserve">Everyone</w:t>
+      </w:r>
+    </w:p>
+    <w:p>
+      <w:pPr>
+        <w:pStyle w:val="Bullet"/>
+      </w:pPr>
+      <w:r>
+        <w:rPr/>
+        <w:t xml:space="preserve">•</w:t>
+        <w:tab/>
+        <w:t xml:space="preserve">Change your password under </w:t>
+      </w:r>
+      <w:r>
+        <w:rPr>
+          <w:b/>
+        </w:rPr>
+        <w:t xml:space="preserve">Account › Change password</w:t>
+      </w:r>
+      <w:r>
+        <w:rPr/>
+        <w:t xml:space="preserve">.</w:t>
       </w:r>
     </w:p>
     <w:p>
@@ -2781,19 +3133,19 @@
             </w:pPr>
             <w:r>
               <w:rPr/>
-              <w:t xml:space="preserve">User id, username, password</w:t>
-            </w:r>
-          </w:p>
-        </w:tc>
-        <w:tc>
-          <w:tcPr/>
-          <w:p>
-            <w:pPr>
-              <w:pStyle w:val="TableText"/>
-            </w:pPr>
-            <w:r>
-              <w:rPr/>
-              <w:t xml:space="preserve">No, database only</w:t>
+              <w:t xml:space="preserve">User ID (U1, U2…), username, password (scrambled), "must change password" flag</w:t>
+            </w:r>
+          </w:p>
+        </w:tc>
+        <w:tc>
+          <w:tcPr/>
+          <w:p>
+            <w:pPr>
+              <w:pStyle w:val="TableText"/>
+            </w:pPr>
+            <w:r>
+              <w:rPr/>
+              <w:t xml:space="preserve">Yes (Users and Roles, Change password)</w:t>
             </w:r>
           </w:p>
         </w:tc>
@@ -2822,19 +3174,19 @@
             </w:pPr>
             <w:r>
               <w:rPr/>
-              <w:t xml:space="preserve">First and last name, e-mail, phone, designation, role (N/Y), active flag</w:t>
-            </w:r>
-          </w:p>
-        </w:tc>
-        <w:tc>
-          <w:tcPr/>
-          <w:p>
-            <w:pPr>
-              <w:pStyle w:val="TableText"/>
-            </w:pPr>
-            <w:r>
-              <w:rPr/>
-              <w:t xml:space="preserve">No, database only</w:t>
+              <w:t xml:space="preserve">First and last name, e-mail, phone, designation, role, active flag</w:t>
+            </w:r>
+          </w:p>
+        </w:tc>
+        <w:tc>
+          <w:tcPr/>
+          <w:p>
+            <w:pPr>
+              <w:pStyle w:val="TableText"/>
+            </w:pPr>
+            <w:r>
+              <w:rPr/>
+              <w:t xml:space="preserve">Yes (Users and Roles)</w:t>
             </w:r>
           </w:p>
         </w:tc>
@@ -2998,7 +3350,7 @@
             </w:pPr>
             <w:r>
               <w:rPr/>
-              <w:t xml:space="preserve">No (score entry not built)</w:t>
+              <w:t xml:space="preserve">No (score entry is Phase 3)</w:t>
             </w:r>
           </w:p>
         </w:tc>
@@ -3205,7 +3557,7 @@
         <w:rPr/>
         <w:t xml:space="preserve">•</w:t>
         <w:tab/>
-        <w:t xml:space="preserve">Deleting a position, language or candidate hides it; it is never physically removed, so history stays intact.</w:t>
+        <w:t xml:space="preserve">Deleting a position, language or candidate, or deactivating a user, hides or blocks it; nothing is physically removed, so history stays intact.</w:t>
       </w:r>
     </w:p>
     <w:p>
@@ -3216,7 +3568,7 @@
         <w:rPr/>
         <w:t xml:space="preserve">•</w:t>
         <w:tab/>
-        <w:t xml:space="preserve">Candidate IDs are generated (C plus the next number) and never reused.</w:t>
+        <w:t xml:space="preserve">Candidate IDs (C…) and user IDs (U…) are generated and never reused.</w:t>
       </w:r>
     </w:p>
     <w:p>
@@ -3238,7 +3590,7 @@
         <w:rPr/>
         <w:t xml:space="preserve">•</w:t>
         <w:tab/>
-        <w:t xml:space="preserve">Passwords must match exactly, including upper and lower case. An empty password never works.</w:t>
+        <w:t xml:space="preserve">Passwords must match exactly, including upper and lower case. An empty password never works. New and changed passwords are at least 8 characters and stored scrambled.</w:t>
       </w:r>
     </w:p>
     <w:p>
@@ -3249,7 +3601,7 @@
         <w:rPr/>
         <w:t xml:space="preserve">•</w:t>
         <w:tab/>
-        <w:t xml:space="preserve">A username that appears twice in the database can't log in (shown as an invalid login and logged for IT).</w:t>
+        <w:t xml:space="preserve">A deactivated user can't sign in. A username that appears twice in the database can't log in. A user with a login but no profile can't log in.</w:t>
       </w:r>
     </w:p>
     <w:p>
@@ -3260,7 +3612,7 @@
         <w:rPr/>
         <w:t xml:space="preserve">•</w:t>
         <w:tab/>
-        <w:t xml:space="preserve">A user with a login but no profile can't log in.</w:t>
+        <w:t xml:space="preserve">5 wrong passwords in 15 minutes lock that username on that computer for 15 minutes.</w:t>
       </w:r>
     </w:p>
     <w:p>
@@ -3401,6 +3753,324 @@
             </w:pPr>
             <w:r>
               <w:rPr/>
+              <w:t xml:space="preserve">Planned: Phase 3</w:t>
+            </w:r>
+          </w:p>
+        </w:tc>
+        <w:tc>
+          <w:tcPr/>
+          <w:p>
+            <w:pPr>
+              <w:pStyle w:val="TableText"/>
+            </w:pPr>
+            <w:r>
+              <w:rPr/>
+              <w:t xml:space="preserve">High: the core interview step can't be done in RMS.</w:t>
+            </w:r>
+          </w:p>
+        </w:tc>
+      </w:tr>
+      <w:tr>
+        <w:trPr>
+          <w:cantSplit/>
+        </w:trPr>
+        <w:tc>
+          <w:tcPr/>
+          <w:p>
+            <w:pPr>
+              <w:pStyle w:val="TableText"/>
+            </w:pPr>
+            <w:r>
+              <w:rPr/>
+              <w:t xml:space="preserve">G9</w:t>
+            </w:r>
+          </w:p>
+        </w:tc>
+        <w:tc>
+          <w:tcPr/>
+          <w:p>
+            <w:pPr>
+              <w:pStyle w:val="TableText"/>
+            </w:pPr>
+            <w:r>
+              <w:rPr/>
+              <w:t xml:space="preserve">Selected / Rejected / On hold decision</w:t>
+            </w:r>
+          </w:p>
+        </w:tc>
+        <w:tc>
+          <w:tcPr/>
+          <w:p>
+            <w:pPr>
+              <w:pStyle w:val="TableText"/>
+            </w:pPr>
+            <w:r>
+              <w:rPr/>
+              <w:t xml:space="preserve">Planned: Phase 3</w:t>
+            </w:r>
+          </w:p>
+        </w:tc>
+        <w:tc>
+          <w:tcPr/>
+          <w:p>
+            <w:pPr>
+              <w:pStyle w:val="TableText"/>
+            </w:pPr>
+            <w:r>
+              <w:rPr/>
+              <w:t xml:space="preserve">High: nothing sets a candidate's status.</w:t>
+            </w:r>
+          </w:p>
+        </w:tc>
+      </w:tr>
+      <w:tr>
+        <w:trPr>
+          <w:cantSplit/>
+        </w:trPr>
+        <w:tc>
+          <w:tcPr/>
+          <w:p>
+            <w:pPr>
+              <w:pStyle w:val="TableText"/>
+            </w:pPr>
+            <w:r>
+              <w:rPr/>
+              <w:t xml:space="preserve">—</w:t>
+            </w:r>
+          </w:p>
+        </w:tc>
+        <w:tc>
+          <w:tcPr/>
+          <w:p>
+            <w:pPr>
+              <w:pStyle w:val="TableText"/>
+            </w:pPr>
+            <w:r>
+              <w:rPr/>
+              <w:t xml:space="preserve">Candidate profile and documents (CV, certificates)</w:t>
+            </w:r>
+          </w:p>
+        </w:tc>
+        <w:tc>
+          <w:tcPr/>
+          <w:p>
+            <w:pPr>
+              <w:pStyle w:val="TableText"/>
+            </w:pPr>
+            <w:r>
+              <w:rPr/>
+              <w:t xml:space="preserve">Planned: Phase 2</w:t>
+            </w:r>
+          </w:p>
+        </w:tc>
+        <w:tc>
+          <w:tcPr/>
+          <w:p>
+            <w:pPr>
+              <w:pStyle w:val="TableText"/>
+            </w:pPr>
+            <w:r>
+              <w:rPr/>
+              <w:t xml:space="preserve">Medium.</w:t>
+            </w:r>
+          </w:p>
+        </w:tc>
+      </w:tr>
+      <w:tr>
+        <w:trPr>
+          <w:cantSplit/>
+        </w:trPr>
+        <w:tc>
+          <w:tcPr/>
+          <w:p>
+            <w:pPr>
+              <w:pStyle w:val="TableText"/>
+            </w:pPr>
+            <w:r>
+              <w:rPr/>
+              <w:t xml:space="preserve">G4</w:t>
+            </w:r>
+          </w:p>
+        </w:tc>
+        <w:tc>
+          <w:tcPr/>
+          <w:p>
+            <w:pPr>
+              <w:pStyle w:val="TableText"/>
+            </w:pPr>
+            <w:r>
+              <w:rPr/>
+              <w:t xml:space="preserve">Job openings</w:t>
+            </w:r>
+          </w:p>
+        </w:tc>
+        <w:tc>
+          <w:tcPr/>
+          <w:p>
+            <w:pPr>
+              <w:pStyle w:val="TableText"/>
+            </w:pPr>
+            <w:r>
+              <w:rPr/>
+              <w:t xml:space="preserve">Planned: Phase 2</w:t>
+            </w:r>
+          </w:p>
+        </w:tc>
+        <w:tc>
+          <w:tcPr/>
+          <w:p>
+            <w:pPr>
+              <w:pStyle w:val="TableText"/>
+            </w:pPr>
+            <w:r>
+              <w:rPr/>
+              <w:t xml:space="preserve">Medium.</w:t>
+            </w:r>
+          </w:p>
+        </w:tc>
+      </w:tr>
+      <w:tr>
+        <w:trPr>
+          <w:cantSplit/>
+        </w:trPr>
+        <w:tc>
+          <w:tcPr/>
+          <w:p>
+            <w:pPr>
+              <w:pStyle w:val="TableText"/>
+            </w:pPr>
+            <w:r>
+              <w:rPr/>
+              <w:t xml:space="preserve">G3</w:t>
+            </w:r>
+          </w:p>
+        </w:tc>
+        <w:tc>
+          <w:tcPr/>
+          <w:p>
+            <w:pPr>
+              <w:pStyle w:val="TableText"/>
+            </w:pPr>
+            <w:r>
+              <w:rPr/>
+              <w:t xml:space="preserve">Interview schedules and a dashboard</w:t>
+            </w:r>
+          </w:p>
+        </w:tc>
+        <w:tc>
+          <w:tcPr/>
+          <w:p>
+            <w:pPr>
+              <w:pStyle w:val="TableText"/>
+            </w:pPr>
+            <w:r>
+              <w:rPr/>
+              <w:t xml:space="preserve">Planned: Phase 4</w:t>
+            </w:r>
+          </w:p>
+        </w:tc>
+        <w:tc>
+          <w:tcPr/>
+          <w:p>
+            <w:pPr>
+              <w:pStyle w:val="TableText"/>
+            </w:pPr>
+            <w:r>
+              <w:rPr/>
+              <w:t xml:space="preserve">Medium.</w:t>
+            </w:r>
+          </w:p>
+        </w:tc>
+      </w:tr>
+      <w:tr>
+        <w:trPr>
+          <w:cantSplit/>
+        </w:trPr>
+        <w:tc>
+          <w:tcPr/>
+          <w:p>
+            <w:pPr>
+              <w:pStyle w:val="TableText"/>
+            </w:pPr>
+            <w:r>
+              <w:rPr/>
+              <w:t xml:space="preserve">G34</w:t>
+            </w:r>
+          </w:p>
+        </w:tc>
+        <w:tc>
+          <w:tcPr/>
+          <w:p>
+            <w:pPr>
+              <w:pStyle w:val="TableText"/>
+            </w:pPr>
+            <w:r>
+              <w:rPr/>
+              <w:t xml:space="preserve">Names in non-Latin scripts (for example Bengali, Cyrillic)</w:t>
+            </w:r>
+          </w:p>
+        </w:tc>
+        <w:tc>
+          <w:tcPr/>
+          <w:p>
+            <w:pPr>
+              <w:pStyle w:val="TableText"/>
+            </w:pPr>
+            <w:r>
+              <w:rPr/>
+              <w:t xml:space="preserve">Partial</w:t>
+            </w:r>
+          </w:p>
+        </w:tc>
+        <w:tc>
+          <w:tcPr/>
+          <w:p>
+            <w:pPr>
+              <w:pStyle w:val="TableText"/>
+            </w:pPr>
+            <w:r>
+              <w:rPr/>
+              <w:t xml:space="preserve">Such names are stored as codes and display incorrectly.</w:t>
+            </w:r>
+          </w:p>
+        </w:tc>
+      </w:tr>
+      <w:tr>
+        <w:trPr>
+          <w:cantSplit/>
+        </w:trPr>
+        <w:tc>
+          <w:tcPr/>
+          <w:p>
+            <w:pPr>
+              <w:pStyle w:val="TableText"/>
+            </w:pPr>
+            <w:r>
+              <w:rPr/>
+              <w:t xml:space="preserve">—</w:t>
+            </w:r>
+          </w:p>
+        </w:tc>
+        <w:tc>
+          <w:tcPr/>
+          <w:p>
+            <w:pPr>
+              <w:pStyle w:val="TableText"/>
+            </w:pPr>
+            <w:r>
+              <w:rPr/>
+              <w:t xml:space="preserve">Reports or export (Excel, PDF)</w:t>
+            </w:r>
+          </w:p>
+        </w:tc>
+        <w:tc>
+          <w:tcPr/>
+          <w:p>
+            <w:pPr>
+              <w:pStyle w:val="TableText"/>
+            </w:pPr>
+            <w:r>
+              <w:rPr/>
               <w:t xml:space="preserve">Not built</w:t>
             </w:r>
           </w:p>
@@ -3413,36 +4083,36 @@
             </w:pPr>
             <w:r>
               <w:rPr/>
-              <w:t xml:space="preserve">High: the core interview step can't be done in RMS.</w:t>
-            </w:r>
-          </w:p>
-        </w:tc>
-      </w:tr>
-      <w:tr>
-        <w:trPr>
-          <w:cantSplit/>
-        </w:trPr>
-        <w:tc>
-          <w:tcPr/>
-          <w:p>
-            <w:pPr>
-              <w:pStyle w:val="TableText"/>
-            </w:pPr>
-            <w:r>
-              <w:rPr/>
-              <w:t xml:space="preserve">G9</w:t>
-            </w:r>
-          </w:p>
-        </w:tc>
-        <w:tc>
-          <w:tcPr/>
-          <w:p>
-            <w:pPr>
-              <w:pStyle w:val="TableText"/>
-            </w:pPr>
-            <w:r>
-              <w:rPr/>
-              <w:t xml:space="preserve">Selected / Rejected decision</w:t>
+              <w:t xml:space="preserve">Results can only be viewed on screen.</w:t>
+            </w:r>
+          </w:p>
+        </w:tc>
+      </w:tr>
+      <w:tr>
+        <w:trPr>
+          <w:cantSplit/>
+        </w:trPr>
+        <w:tc>
+          <w:tcPr/>
+          <w:p>
+            <w:pPr>
+              <w:pStyle w:val="TableText"/>
+            </w:pPr>
+            <w:r>
+              <w:rPr/>
+              <w:t xml:space="preserve">—</w:t>
+            </w:r>
+          </w:p>
+        </w:tc>
+        <w:tc>
+          <w:tcPr/>
+          <w:p>
+            <w:pPr>
+              <w:pStyle w:val="TableText"/>
+            </w:pPr>
+            <w:r>
+              <w:rPr/>
+              <w:t xml:space="preserve">Audit trail (who changed what, when)</w:t>
             </w:r>
           </w:p>
         </w:tc>
@@ -3466,378 +4136,7 @@
             </w:pPr>
             <w:r>
               <w:rPr/>
-              <w:t xml:space="preserve">High: nothing sets a candidate's status.</w:t>
-            </w:r>
-          </w:p>
-        </w:tc>
-      </w:tr>
-      <w:tr>
-        <w:trPr>
-          <w:cantSplit/>
-        </w:trPr>
-        <w:tc>
-          <w:tcPr/>
-          <w:p>
-            <w:pPr>
-              <w:pStyle w:val="TableText"/>
-            </w:pPr>
-            <w:r>
-              <w:rPr/>
-              <w:t xml:space="preserve">G2</w:t>
-            </w:r>
-          </w:p>
-        </w:tc>
-        <w:tc>
-          <w:tcPr/>
-          <w:p>
-            <w:pPr>
-              <w:pStyle w:val="TableText"/>
-            </w:pPr>
-            <w:r>
-              <w:rPr/>
-              <w:t xml:space="preserve">Interviewer and user management</w:t>
-            </w:r>
-          </w:p>
-        </w:tc>
-        <w:tc>
-          <w:tcPr/>
-          <w:p>
-            <w:pPr>
-              <w:pStyle w:val="TableText"/>
-            </w:pPr>
-            <w:r>
-              <w:rPr/>
-              <w:t xml:space="preserve">Not built</w:t>
-            </w:r>
-          </w:p>
-        </w:tc>
-        <w:tc>
-          <w:tcPr/>
-          <w:p>
-            <w:pPr>
-              <w:pStyle w:val="TableText"/>
-            </w:pPr>
-            <w:r>
-              <w:rPr/>
-              <w:t xml:space="preserve">High: users are created by hand in the database.</w:t>
-            </w:r>
-          </w:p>
-        </w:tc>
-      </w:tr>
-      <w:tr>
-        <w:trPr>
-          <w:cantSplit/>
-        </w:trPr>
-        <w:tc>
-          <w:tcPr/>
-          <w:p>
-            <w:pPr>
-              <w:pStyle w:val="TableText"/>
-            </w:pPr>
-            <w:r>
-              <w:rPr/>
-              <w:t xml:space="preserve">G3</w:t>
-            </w:r>
-          </w:p>
-        </w:tc>
-        <w:tc>
-          <w:tcPr/>
-          <w:p>
-            <w:pPr>
-              <w:pStyle w:val="TableText"/>
-            </w:pPr>
-            <w:r>
-              <w:rPr/>
-              <w:t xml:space="preserve">Interview schedules</w:t>
-            </w:r>
-          </w:p>
-        </w:tc>
-        <w:tc>
-          <w:tcPr/>
-          <w:p>
-            <w:pPr>
-              <w:pStyle w:val="TableText"/>
-            </w:pPr>
-            <w:r>
-              <w:rPr/>
-              <w:t xml:space="preserve">Not built</w:t>
-            </w:r>
-          </w:p>
-        </w:tc>
-        <w:tc>
-          <w:tcPr/>
-          <w:p>
-            <w:pPr>
-              <w:pStyle w:val="TableText"/>
-            </w:pPr>
-            <w:r>
-              <w:rPr/>
-              <w:t xml:space="preserve">Medium.</w:t>
-            </w:r>
-          </w:p>
-        </w:tc>
-      </w:tr>
-      <w:tr>
-        <w:trPr>
-          <w:cantSplit/>
-        </w:trPr>
-        <w:tc>
-          <w:tcPr/>
-          <w:p>
-            <w:pPr>
-              <w:pStyle w:val="TableText"/>
-            </w:pPr>
-            <w:r>
-              <w:rPr/>
-              <w:t xml:space="preserve">G4</w:t>
-            </w:r>
-          </w:p>
-        </w:tc>
-        <w:tc>
-          <w:tcPr/>
-          <w:p>
-            <w:pPr>
-              <w:pStyle w:val="TableText"/>
-            </w:pPr>
-            <w:r>
-              <w:rPr/>
-              <w:t xml:space="preserve">Job openings</w:t>
-            </w:r>
-          </w:p>
-        </w:tc>
-        <w:tc>
-          <w:tcPr/>
-          <w:p>
-            <w:pPr>
-              <w:pStyle w:val="TableText"/>
-            </w:pPr>
-            <w:r>
-              <w:rPr/>
-              <w:t xml:space="preserve">Not built</w:t>
-            </w:r>
-          </w:p>
-        </w:tc>
-        <w:tc>
-          <w:tcPr/>
-          <w:p>
-            <w:pPr>
-              <w:pStyle w:val="TableText"/>
-            </w:pPr>
-            <w:r>
-              <w:rPr/>
-              <w:t xml:space="preserve">Medium: how a "Job" differs from a "Position" is undefined.</w:t>
-            </w:r>
-          </w:p>
-        </w:tc>
-      </w:tr>
-      <w:tr>
-        <w:trPr>
-          <w:cantSplit/>
-        </w:trPr>
-        <w:tc>
-          <w:tcPr/>
-          <w:p>
-            <w:pPr>
-              <w:pStyle w:val="TableText"/>
-            </w:pPr>
-            <w:r>
-              <w:rPr/>
-              <w:t xml:space="preserve">G34</w:t>
-            </w:r>
-          </w:p>
-        </w:tc>
-        <w:tc>
-          <w:tcPr/>
-          <w:p>
-            <w:pPr>
-              <w:pStyle w:val="TableText"/>
-            </w:pPr>
-            <w:r>
-              <w:rPr/>
-              <w:t xml:space="preserve">Names in non-Latin scripts (for example Bengali, Cyrillic)</w:t>
-            </w:r>
-          </w:p>
-        </w:tc>
-        <w:tc>
-          <w:tcPr/>
-          <w:p>
-            <w:pPr>
-              <w:pStyle w:val="TableText"/>
-            </w:pPr>
-            <w:r>
-              <w:rPr/>
-              <w:t xml:space="preserve">Partial</w:t>
-            </w:r>
-          </w:p>
-        </w:tc>
-        <w:tc>
-          <w:tcPr/>
-          <w:p>
-            <w:pPr>
-              <w:pStyle w:val="TableText"/>
-            </w:pPr>
-            <w:r>
-              <w:rPr/>
-              <w:t xml:space="preserve">Such names are stored as codes and display incorrectly.</w:t>
-            </w:r>
-          </w:p>
-        </w:tc>
-      </w:tr>
-      <w:tr>
-        <w:trPr>
-          <w:cantSplit/>
-        </w:trPr>
-        <w:tc>
-          <w:tcPr/>
-          <w:p>
-            <w:pPr>
-              <w:pStyle w:val="TableText"/>
-            </w:pPr>
-            <w:r>
-              <w:rPr/>
-              <w:t xml:space="preserve">—</w:t>
-            </w:r>
-          </w:p>
-        </w:tc>
-        <w:tc>
-          <w:tcPr/>
-          <w:p>
-            <w:pPr>
-              <w:pStyle w:val="TableText"/>
-            </w:pPr>
-            <w:r>
-              <w:rPr/>
-              <w:t xml:space="preserve">Password reset, self-service password change</w:t>
-            </w:r>
-          </w:p>
-        </w:tc>
-        <w:tc>
-          <w:tcPr/>
-          <w:p>
-            <w:pPr>
-              <w:pStyle w:val="TableText"/>
-            </w:pPr>
-            <w:r>
-              <w:rPr/>
-              <w:t xml:space="preserve">Not built</w:t>
-            </w:r>
-          </w:p>
-        </w:tc>
-        <w:tc>
-          <w:tcPr/>
-          <w:p>
-            <w:pPr>
-              <w:pStyle w:val="TableText"/>
-            </w:pPr>
-            <w:r>
-              <w:rPr/>
-              <w:t xml:space="preserve">Every password change needs IT.</w:t>
-            </w:r>
-          </w:p>
-        </w:tc>
-      </w:tr>
-      <w:tr>
-        <w:trPr>
-          <w:cantSplit/>
-        </w:trPr>
-        <w:tc>
-          <w:tcPr/>
-          <w:p>
-            <w:pPr>
-              <w:pStyle w:val="TableText"/>
-            </w:pPr>
-            <w:r>
-              <w:rPr/>
-              <w:t xml:space="preserve">—</w:t>
-            </w:r>
-          </w:p>
-        </w:tc>
-        <w:tc>
-          <w:tcPr/>
-          <w:p>
-            <w:pPr>
-              <w:pStyle w:val="TableText"/>
-            </w:pPr>
-            <w:r>
-              <w:rPr/>
-              <w:t xml:space="preserve">Reports or export (Excel, PDF)</w:t>
-            </w:r>
-          </w:p>
-        </w:tc>
-        <w:tc>
-          <w:tcPr/>
-          <w:p>
-            <w:pPr>
-              <w:pStyle w:val="TableText"/>
-            </w:pPr>
-            <w:r>
-              <w:rPr/>
-              <w:t xml:space="preserve">Not built</w:t>
-            </w:r>
-          </w:p>
-        </w:tc>
-        <w:tc>
-          <w:tcPr/>
-          <w:p>
-            <w:pPr>
-              <w:pStyle w:val="TableText"/>
-            </w:pPr>
-            <w:r>
-              <w:rPr/>
-              <w:t xml:space="preserve">Results can only be viewed on screen.</w:t>
-            </w:r>
-          </w:p>
-        </w:tc>
-      </w:tr>
-      <w:tr>
-        <w:trPr>
-          <w:cantSplit/>
-        </w:trPr>
-        <w:tc>
-          <w:tcPr/>
-          <w:p>
-            <w:pPr>
-              <w:pStyle w:val="TableText"/>
-            </w:pPr>
-            <w:r>
-              <w:rPr/>
-              <w:t xml:space="preserve">—</w:t>
-            </w:r>
-          </w:p>
-        </w:tc>
-        <w:tc>
-          <w:tcPr/>
-          <w:p>
-            <w:pPr>
-              <w:pStyle w:val="TableText"/>
-            </w:pPr>
-            <w:r>
-              <w:rPr/>
-              <w:t xml:space="preserve">Audit trail (who changed what, when)</w:t>
-            </w:r>
-          </w:p>
-        </w:tc>
-        <w:tc>
-          <w:tcPr/>
-          <w:p>
-            <w:pPr>
-              <w:pStyle w:val="TableText"/>
-            </w:pPr>
-            <w:r>
-              <w:rPr/>
-              <w:t xml:space="preserve">Not built</w:t>
-            </w:r>
-          </w:p>
-        </w:tc>
-        <w:tc>
-          <w:tcPr/>
-          <w:p>
-            <w:pPr>
-              <w:pStyle w:val="TableText"/>
-            </w:pPr>
-            <w:r>
-              <w:rPr/>
-              <w:t xml:space="preserve">Changes can't be traced.</w:t>
+              <w:t xml:space="preserve">Changes can't be traced, except user changes in the server log.</w:t>
             </w:r>
           </w:p>
         </w:tc>
@@ -3854,16 +4153,7 @@
       </w:pPr>
       <w:r>
         <w:rPr/>
-        <w:t xml:space="preserve">11. Open business questions</w:t>
-      </w:r>
-    </w:p>
-    <w:p>
-      <w:pPr>
-        <w:pStyle w:val="Normal"/>
-      </w:pPr>
-      <w:r>
-        <w:rPr/>
-        <w:t xml:space="preserve">These block or shape the missing features. Answers can go to the development team.</w:t>
+        <w:t xml:space="preserve">11. Decisions made (2 October 2026)</w:t>
       </w:r>
     </w:p>
     <w:p>
@@ -3884,7 +4174,7 @@
       </w:r>
       <w:r>
         <w:rPr/>
-        <w:t xml:space="preserve"> what is the score range for each criterion (for example 1–10)? Can several interviewers score the same candidate, and if so, how are their scores combined? Should the total be weighted? Can an interviewer edit scores after saving?</w:t>
+        <w:t xml:space="preserve"> each of the 10 criteria is scored 1–10 (total up to 100). Several interviewers can score one candidate; the result is the average of all evaluations, per criterion and in total. Interviewers can add comments.</w:t>
       </w:r>
     </w:p>
     <w:p>
@@ -3905,7 +4195,7 @@
       </w:r>
       <w:r>
         <w:rPr/>
-        <w:t xml:space="preserve"> who decides Selected or Rejected, and when: an admin action, or a rule such as "total of 60 or more"? Are "On hold" or "Withdrawn" states needed?</w:t>
+        <w:t xml:space="preserve"> Selected, Rejected or On hold is decided manually by a Super Admin or HR, never automatically.</w:t>
       </w:r>
     </w:p>
     <w:p>
@@ -3922,11 +4212,11 @@
         <w:rPr>
           <w:b/>
         </w:rPr>
-        <w:t xml:space="preserve">Jobs vs Positions:</w:t>
-      </w:r>
-      <w:r>
-        <w:rPr/>
-        <w:t xml:space="preserve"> is a Job an opening with vacancies, dates and a department, built on a Position?</w:t>
+        <w:t xml:space="preserve">Jobs:</w:t>
+      </w:r>
+      <w:r>
+        <w:rPr/>
+        <w:t xml:space="preserve"> a Job is an opening built on a Position, with vacancies, a closing date and an open/closed status.</w:t>
       </w:r>
     </w:p>
     <w:p>
@@ -3936,6 +4226,78 @@
       <w:r>
         <w:rPr/>
         <w:t xml:space="preserve">4.</w:t>
+        <w:tab/>
+        <w:t xml:space="preserve"/>
+      </w:r>
+      <w:r>
+        <w:rPr>
+          <w:b/>
+        </w:rPr>
+        <w:t xml:space="preserve">Deleted candidates</w:t>
+      </w:r>
+      <w:r>
+        <w:rPr/>
+        <w:t xml:space="preserve"> will be hidden on the Phase 3 Candidate Status.</w:t>
+      </w:r>
+    </w:p>
+    <w:p>
+      <w:pPr>
+        <w:pStyle w:val="Numbered"/>
+      </w:pPr>
+      <w:r>
+        <w:rPr/>
+        <w:t xml:space="preserve">5.</w:t>
+        <w:tab/>
+        <w:t xml:space="preserve"/>
+      </w:r>
+      <w:r>
+        <w:rPr>
+          <w:b/>
+        </w:rPr>
+        <w:t xml:space="preserve">Inactive users</w:t>
+      </w:r>
+      <w:r>
+        <w:rPr/>
+        <w:t xml:space="preserve"> can't sign in (built).</w:t>
+      </w:r>
+    </w:p>
+    <w:p>
+      <w:pPr>
+        <w:pStyle w:val="Heading1"/>
+      </w:pPr>
+      <w:r>
+        <w:rPr/>
+        <w:t xml:space="preserve">12. Open business questions</w:t>
+      </w:r>
+    </w:p>
+    <w:p>
+      <w:pPr>
+        <w:pStyle w:val="Numbered"/>
+      </w:pPr>
+      <w:r>
+        <w:rPr/>
+        <w:t xml:space="preserve">1.</w:t>
+        <w:tab/>
+        <w:t xml:space="preserve"/>
+      </w:r>
+      <w:r>
+        <w:rPr>
+          <w:b/>
+        </w:rPr>
+        <w:t xml:space="preserve">One role per user:</w:t>
+      </w:r>
+      <w:r>
+        <w:rPr/>
+        <w:t xml:space="preserve"> is a second login acceptable for someone who both manages and interviews, or should a user hold several roles later?</w:t>
+      </w:r>
+    </w:p>
+    <w:p>
+      <w:pPr>
+        <w:pStyle w:val="Numbered"/>
+      </w:pPr>
+      <w:r>
+        <w:rPr/>
+        <w:t xml:space="preserve">2.</w:t>
         <w:tab/>
         <w:t xml:space="preserve"/>
       </w:r>
@@ -3947,7 +4309,7 @@
       </w:r>
       <w:r>
         <w:rPr/>
-        <w:t xml:space="preserve"> what does an interview slot hold (candidate, interviewer, date and time, place or link)? Are e-mail notifications needed?</w:t>
+        <w:t xml:space="preserve"> are e-mail notifications needed for interviews?</w:t>
       </w:r>
     </w:p>
     <w:p>
@@ -3956,235 +4318,7 @@
       </w:pPr>
       <w:r>
         <w:rPr/>
-        <w:t xml:space="preserve">5.</w:t>
-        <w:tab/>
-        <w:t xml:space="preserve"/>
-      </w:r>
-      <w:r>
-        <w:rPr>
-          <w:b/>
-        </w:rPr>
-        <w:t xml:space="preserve">Deleted candidates:</w:t>
-      </w:r>
-      <w:r>
-        <w:rPr/>
-        <w:t xml:space="preserve"> should a deleted candidate's scores still appear on Candidate Status (they do today)?</w:t>
-      </w:r>
-    </w:p>
-    <w:p>
-      <w:pPr>
-        <w:pStyle w:val="Numbered"/>
-      </w:pPr>
-      <w:r>
-        <w:rPr/>
-        <w:t xml:space="preserve">6.</w:t>
-        <w:tab/>
-        <w:t xml:space="preserve"/>
-      </w:r>
-      <w:r>
-        <w:rPr>
-          <w:b/>
-        </w:rPr>
-        <w:t xml:space="preserve">Inactive users:</w:t>
-      </w:r>
-      <w:r>
-        <w:rPr/>
-        <w:t xml:space="preserve"> should a profile marked inactive be blocked from logging in?</w:t>
-      </w:r>
-    </w:p>
-    <w:p>
-      <w:pPr>
-        <w:pStyle w:val="Numbered"/>
-      </w:pPr>
-      <w:r>
-        <w:rPr/>
-        <w:t xml:space="preserve">7.</w:t>
-        <w:tab/>
-        <w:t xml:space="preserve"/>
-      </w:r>
-      <w:r>
-        <w:rPr>
-          <w:b/>
-        </w:rPr>
-        <w:t xml:space="preserve">Candidate details:</w:t>
-      </w:r>
-      <w:r>
-        <w:rPr/>
-        <w:t xml:space="preserve"> are more fields needed (e-mail, phone, CV, source, applied date)?</w:t>
-      </w:r>
-    </w:p>
-    <w:p>
-      <w:pPr>
-        <w:pStyle w:val="Heading1"/>
-      </w:pPr>
-      <w:r>
-        <w:rPr/>
-        <w:t xml:space="preserve">12. Starting points for new features</w:t>
-      </w:r>
-    </w:p>
-    <w:p>
-      <w:pPr>
-        <w:pStyle w:val="Normal"/>
-      </w:pPr>
-      <w:r>
-        <w:rPr/>
-        <w:t xml:space="preserve">Collected from the gaps above as input for analysis; not a commitment or a priority order.</w:t>
-      </w:r>
-    </w:p>
-    <w:p>
-      <w:pPr>
-        <w:pStyle w:val="Bullet"/>
-      </w:pPr>
-      <w:r>
-        <w:rPr/>
-        <w:t xml:space="preserve">•</w:t>
-        <w:tab/>
-        <w:t xml:space="preserve"/>
-      </w:r>
-      <w:r>
-        <w:rPr>
-          <w:b/>
-        </w:rPr>
-        <w:t xml:space="preserve">Interviewer score entry</w:t>
-      </w:r>
-      <w:r>
-        <w:rPr/>
-        <w:t xml:space="preserve"> with a per-criterion scale, comments, and a "my evaluations" list.</w:t>
-      </w:r>
-    </w:p>
-    <w:p>
-      <w:pPr>
-        <w:pStyle w:val="Bullet"/>
-      </w:pPr>
-      <w:r>
-        <w:rPr/>
-        <w:t xml:space="preserve">•</w:t>
-        <w:tab/>
-        <w:t xml:space="preserve"/>
-      </w:r>
-      <w:r>
-        <w:rPr>
-          <w:b/>
-        </w:rPr>
-        <w:t xml:space="preserve">Selection workflow:</w:t>
-      </w:r>
-      <w:r>
-        <w:rPr/>
-        <w:t xml:space="preserve"> a decision by an admin or by a rule, with a reason and a date.</w:t>
-      </w:r>
-    </w:p>
-    <w:p>
-      <w:pPr>
-        <w:pStyle w:val="Bullet"/>
-      </w:pPr>
-      <w:r>
-        <w:rPr/>
-        <w:t xml:space="preserve">•</w:t>
-        <w:tab/>
-        <w:t xml:space="preserve"/>
-      </w:r>
-      <w:r>
-        <w:rPr>
-          <w:b/>
-        </w:rPr>
-        <w:t xml:space="preserve">Users and roles screen:</w:t>
-      </w:r>
-      <w:r>
-        <w:rPr/>
-        <w:t xml:space="preserve"> create users, assign roles, deactivate, reset passwords.</w:t>
-      </w:r>
-    </w:p>
-    <w:p>
-      <w:pPr>
-        <w:pStyle w:val="Bullet"/>
-      </w:pPr>
-      <w:r>
-        <w:rPr/>
-        <w:t xml:space="preserve">•</w:t>
-        <w:tab/>
-        <w:t xml:space="preserve"/>
-      </w:r>
-      <w:r>
-        <w:rPr>
-          <w:b/>
-        </w:rPr>
-        <w:t xml:space="preserve">Finer permissions:</w:t>
-      </w:r>
-      <w:r>
-        <w:rPr/>
-        <w:t xml:space="preserve"> new roles (hiring manager, read-only viewer) or rights per screen.</w:t>
-      </w:r>
-    </w:p>
-    <w:p>
-      <w:pPr>
-        <w:pStyle w:val="Bullet"/>
-      </w:pPr>
-      <w:r>
-        <w:rPr/>
-        <w:t xml:space="preserve">•</w:t>
-        <w:tab/>
-        <w:t xml:space="preserve"/>
-      </w:r>
-      <w:r>
-        <w:rPr>
-          <w:b/>
-        </w:rPr>
-        <w:t xml:space="preserve">Interview scheduling</w:t>
-      </w:r>
-      <w:r>
-        <w:rPr/>
-        <w:t xml:space="preserve"> with a calendar view and e-mail invitations.</w:t>
-      </w:r>
-    </w:p>
-    <w:p>
-      <w:pPr>
-        <w:pStyle w:val="Bullet"/>
-      </w:pPr>
-      <w:r>
-        <w:rPr/>
-        <w:t xml:space="preserve">•</w:t>
-        <w:tab/>
-        <w:t xml:space="preserve"/>
-      </w:r>
-      <w:r>
-        <w:rPr>
-          <w:b/>
-        </w:rPr>
-        <w:t xml:space="preserve">Job openings</w:t>
-      </w:r>
-      <w:r>
-        <w:rPr/>
-        <w:t xml:space="preserve"> linked to positions, with vacancies and closing dates.</w:t>
-      </w:r>
-    </w:p>
-    <w:p>
-      <w:pPr>
-        <w:pStyle w:val="Bullet"/>
-      </w:pPr>
-      <w:r>
-        <w:rPr/>
-        <w:t xml:space="preserve">•</w:t>
-        <w:tab/>
-        <w:t xml:space="preserve"/>
-      </w:r>
-      <w:r>
-        <w:rPr>
-          <w:b/>
-        </w:rPr>
-        <w:t xml:space="preserve">Candidate profile:</w:t>
-      </w:r>
-      <w:r>
-        <w:rPr/>
-        <w:t xml:space="preserve"> contact details, CV upload and interview history on one page.</w:t>
-      </w:r>
-    </w:p>
-    <w:p>
-      <w:pPr>
-        <w:pStyle w:val="Bullet"/>
-      </w:pPr>
-      <w:r>
-        <w:rPr/>
-        <w:t xml:space="preserve">•</w:t>
+        <w:t xml:space="preserve">3.</w:t>
         <w:tab/>
         <w:t xml:space="preserve"/>
       </w:r>
@@ -4196,28 +4330,7 @@
       </w:r>
       <w:r>
         <w:rPr/>
-        <w:t xml:space="preserve"> export to Excel, pipeline counts per position, average scores per interviewer.</w:t>
-      </w:r>
-    </w:p>
-    <w:p>
-      <w:pPr>
-        <w:pStyle w:val="Bullet"/>
-      </w:pPr>
-      <w:r>
-        <w:rPr/>
-        <w:t xml:space="preserve">•</w:t>
-        <w:tab/>
-        <w:t xml:space="preserve"/>
-      </w:r>
-      <w:r>
-        <w:rPr>
-          <w:b/>
-        </w:rPr>
-        <w:t xml:space="preserve">Audit log</w:t>
-      </w:r>
-      <w:r>
-        <w:rPr/>
-        <w:t xml:space="preserve"> of changes, and full Unicode support for names.</w:t>
+        <w:t xml:space="preserve"> which exports or counts are needed first?</w:t>
       </w:r>
     </w:p>
     <w:p>
@@ -4226,7 +4339,7 @@
       </w:pPr>
       <w:r>
         <w:rPr/>
-        <w:t xml:space="preserve">Gap references (G…) and question numbers (#…) match the project's docs/gaps.md and docs/open-questions.md, so the development team can trace each item.</w:t>
+        <w:t xml:space="preserve">Gap references (G…) and question numbers match the project's docs/gaps.md and docs/open-questions.md, so the development team can trace each item.</w:t>
       </w:r>
     </w:p>
     <w:sectPr>

--- a/docs/handbooks/RMS Business Analyst Guide.docx
+++ b/docs/handbooks/RMS Business Analyst Guide.docx
@@ -26,7 +26,7 @@
       </w:pPr>
       <w:r>
         <w:rPr/>
-        <w:t xml:space="preserve">Describes the version on the dev branch as of 2 October 2026 (roles plan, Phase 1). Prepared from the code and the project documentation.</w:t>
+        <w:t xml:space="preserve">Describes the version on the dev branch as of 2 October 2026 (roles plan, Phase 2). Prepared from the code and the project documentation.</w:t>
       </w:r>
     </w:p>
     <w:p>
@@ -192,7 +192,7 @@
             </w:pPr>
             <w:r>
               <w:rPr/>
-              <w:t xml:space="preserve">Login, Users and Roles, Change password, Positions, Languages/skills, Candidates, and the Candidate Status results page.</w:t>
+              <w:t xml:space="preserve">Login, Users and Roles, Change password, Positions, Languages/skills, Jobs, Candidates with their profile and documents, and the Candidate Status results page.</w:t>
             </w:r>
           </w:p>
         </w:tc>
@@ -221,7 +221,7 @@
             </w:pPr>
             <w:r>
               <w:rPr/>
-              <w:t xml:space="preserve">Score entry by interviewers, interview schedules, job openings, candidate documents, and the Selected/Rejected decision. They are planned as Phases 2 to 4.</w:t>
+              <w:t xml:space="preserve">Score entry by interviewers, interview schedules, and the Selected/Rejected decision. They are planned as Phases 3 and 4.</w:t>
             </w:r>
           </w:p>
         </w:tc>
@@ -372,7 +372,7 @@
             </w:pPr>
             <w:r>
               <w:rPr/>
-              <w:t xml:space="preserve">Everything: Users and Roles, Candidate Status, Candidates, Positions, Languages.</w:t>
+              <w:t xml:space="preserve">Everything: Users and Roles, Candidate Status, Candidates and their documents, Jobs, Positions, Languages, and permanently deleting a candidate's documents.</w:t>
             </w:r>
           </w:p>
         </w:tc>
@@ -415,7 +415,7 @@
             </w:pPr>
             <w:r>
               <w:rPr/>
-              <w:t xml:space="preserve">Candidate Status, Candidates (add, edit, delete), Positions, Languages. No user management.</w:t>
+              <w:t xml:space="preserve">Candidate Status, Candidates (add, edit, delete, profile, documents), Jobs, Positions, Languages. No user management.</w:t>
             </w:r>
           </w:p>
         </w:tc>
@@ -458,7 +458,7 @@
             </w:pPr>
             <w:r>
               <w:rPr/>
-              <w:t xml:space="preserve">Candidate Status and the Candidates list, read-only.</w:t>
+              <w:t xml:space="preserve">Candidate Status, the Candidates list and profiles, Jobs, and opening documents; read-only.</w:t>
             </w:r>
           </w:p>
         </w:tc>
@@ -1022,6 +1022,391 @@
             </w:pPr>
             <w:r>
               <w:rPr/>
+              <w:t xml:space="preserve">Candidate profile (click a name)</w:t>
+            </w:r>
+          </w:p>
+        </w:tc>
+        <w:tc>
+          <w:tcPr/>
+          <w:p>
+            <w:pPr>
+              <w:pStyle w:val="TableText"/>
+            </w:pPr>
+            <w:r>
+              <w:rPr/>
+              <w:t xml:space="preserve">Live</w:t>
+            </w:r>
+          </w:p>
+        </w:tc>
+        <w:tc>
+          <w:tcPr/>
+          <w:p>
+            <w:pPr>
+              <w:pStyle w:val="TableText"/>
+            </w:pPr>
+            <w:r>
+              <w:rPr/>
+              <w:t xml:space="preserve">Yes</w:t>
+            </w:r>
+          </w:p>
+        </w:tc>
+        <w:tc>
+          <w:tcPr/>
+          <w:p>
+            <w:pPr>
+              <w:pStyle w:val="TableText"/>
+            </w:pPr>
+            <w:r>
+              <w:rPr/>
+              <w:t xml:space="preserve">Yes</w:t>
+            </w:r>
+          </w:p>
+        </w:tc>
+        <w:tc>
+          <w:tcPr/>
+          <w:p>
+            <w:pPr>
+              <w:pStyle w:val="TableText"/>
+            </w:pPr>
+            <w:r>
+              <w:rPr/>
+              <w:t xml:space="preserve">Read-only</w:t>
+            </w:r>
+          </w:p>
+        </w:tc>
+        <w:tc>
+          <w:tcPr/>
+          <w:p>
+            <w:pPr>
+              <w:pStyle w:val="TableText"/>
+            </w:pPr>
+            <w:r>
+              <w:rPr/>
+              <w:t xml:space="preserve">Refused</w:t>
+            </w:r>
+          </w:p>
+        </w:tc>
+      </w:tr>
+      <w:tr>
+        <w:trPr>
+          <w:cantSplit/>
+        </w:trPr>
+        <w:tc>
+          <w:tcPr/>
+          <w:p>
+            <w:pPr>
+              <w:pStyle w:val="TableText"/>
+            </w:pPr>
+            <w:r>
+              <w:rPr/>
+              <w:t xml:space="preserve">Documents: upload, replace, delete</w:t>
+            </w:r>
+          </w:p>
+        </w:tc>
+        <w:tc>
+          <w:tcPr/>
+          <w:p>
+            <w:pPr>
+              <w:pStyle w:val="TableText"/>
+            </w:pPr>
+            <w:r>
+              <w:rPr/>
+              <w:t xml:space="preserve">Live</w:t>
+            </w:r>
+          </w:p>
+        </w:tc>
+        <w:tc>
+          <w:tcPr/>
+          <w:p>
+            <w:pPr>
+              <w:pStyle w:val="TableText"/>
+            </w:pPr>
+            <w:r>
+              <w:rPr/>
+              <w:t xml:space="preserve">Yes</w:t>
+            </w:r>
+          </w:p>
+        </w:tc>
+        <w:tc>
+          <w:tcPr/>
+          <w:p>
+            <w:pPr>
+              <w:pStyle w:val="TableText"/>
+            </w:pPr>
+            <w:r>
+              <w:rPr/>
+              <w:t xml:space="preserve">Yes</w:t>
+            </w:r>
+          </w:p>
+        </w:tc>
+        <w:tc>
+          <w:tcPr/>
+          <w:p>
+            <w:pPr>
+              <w:pStyle w:val="TableText"/>
+            </w:pPr>
+            <w:r>
+              <w:rPr/>
+              <w:t xml:space="preserve">Refused</w:t>
+            </w:r>
+          </w:p>
+        </w:tc>
+        <w:tc>
+          <w:tcPr/>
+          <w:p>
+            <w:pPr>
+              <w:pStyle w:val="TableText"/>
+            </w:pPr>
+            <w:r>
+              <w:rPr/>
+              <w:t xml:space="preserve">Refused</w:t>
+            </w:r>
+          </w:p>
+        </w:tc>
+      </w:tr>
+      <w:tr>
+        <w:trPr>
+          <w:cantSplit/>
+        </w:trPr>
+        <w:tc>
+          <w:tcPr/>
+          <w:p>
+            <w:pPr>
+              <w:pStyle w:val="TableText"/>
+            </w:pPr>
+            <w:r>
+              <w:rPr/>
+              <w:t xml:space="preserve">Documents: open (download)</w:t>
+            </w:r>
+          </w:p>
+        </w:tc>
+        <w:tc>
+          <w:tcPr/>
+          <w:p>
+            <w:pPr>
+              <w:pStyle w:val="TableText"/>
+            </w:pPr>
+            <w:r>
+              <w:rPr/>
+              <w:t xml:space="preserve">Live</w:t>
+            </w:r>
+          </w:p>
+        </w:tc>
+        <w:tc>
+          <w:tcPr/>
+          <w:p>
+            <w:pPr>
+              <w:pStyle w:val="TableText"/>
+            </w:pPr>
+            <w:r>
+              <w:rPr/>
+              <w:t xml:space="preserve">Yes</w:t>
+            </w:r>
+          </w:p>
+        </w:tc>
+        <w:tc>
+          <w:tcPr/>
+          <w:p>
+            <w:pPr>
+              <w:pStyle w:val="TableText"/>
+            </w:pPr>
+            <w:r>
+              <w:rPr/>
+              <w:t xml:space="preserve">Yes</w:t>
+            </w:r>
+          </w:p>
+        </w:tc>
+        <w:tc>
+          <w:tcPr/>
+          <w:p>
+            <w:pPr>
+              <w:pStyle w:val="TableText"/>
+            </w:pPr>
+            <w:r>
+              <w:rPr/>
+              <w:t xml:space="preserve">Yes</w:t>
+            </w:r>
+          </w:p>
+        </w:tc>
+        <w:tc>
+          <w:tcPr/>
+          <w:p>
+            <w:pPr>
+              <w:pStyle w:val="TableText"/>
+            </w:pPr>
+            <w:r>
+              <w:rPr/>
+              <w:t xml:space="preserve">Refused (Phase 3: own candidates)</w:t>
+            </w:r>
+          </w:p>
+        </w:tc>
+      </w:tr>
+      <w:tr>
+        <w:trPr>
+          <w:cantSplit/>
+        </w:trPr>
+        <w:tc>
+          <w:tcPr/>
+          <w:p>
+            <w:pPr>
+              <w:pStyle w:val="TableText"/>
+            </w:pPr>
+            <w:r>
+              <w:rPr/>
+              <w:t xml:space="preserve">Permanently delete documents</w:t>
+            </w:r>
+          </w:p>
+        </w:tc>
+        <w:tc>
+          <w:tcPr/>
+          <w:p>
+            <w:pPr>
+              <w:pStyle w:val="TableText"/>
+            </w:pPr>
+            <w:r>
+              <w:rPr/>
+              <w:t xml:space="preserve">Live</w:t>
+            </w:r>
+          </w:p>
+        </w:tc>
+        <w:tc>
+          <w:tcPr/>
+          <w:p>
+            <w:pPr>
+              <w:pStyle w:val="TableText"/>
+            </w:pPr>
+            <w:r>
+              <w:rPr/>
+              <w:t xml:space="preserve">Yes</w:t>
+            </w:r>
+          </w:p>
+        </w:tc>
+        <w:tc>
+          <w:tcPr/>
+          <w:p>
+            <w:pPr>
+              <w:pStyle w:val="TableText"/>
+            </w:pPr>
+            <w:r>
+              <w:rPr/>
+              <w:t xml:space="preserve">Refused</w:t>
+            </w:r>
+          </w:p>
+        </w:tc>
+        <w:tc>
+          <w:tcPr/>
+          <w:p>
+            <w:pPr>
+              <w:pStyle w:val="TableText"/>
+            </w:pPr>
+            <w:r>
+              <w:rPr/>
+              <w:t xml:space="preserve">Refused</w:t>
+            </w:r>
+          </w:p>
+        </w:tc>
+        <w:tc>
+          <w:tcPr/>
+          <w:p>
+            <w:pPr>
+              <w:pStyle w:val="TableText"/>
+            </w:pPr>
+            <w:r>
+              <w:rPr/>
+              <w:t xml:space="preserve">Refused</w:t>
+            </w:r>
+          </w:p>
+        </w:tc>
+      </w:tr>
+      <w:tr>
+        <w:trPr>
+          <w:cantSplit/>
+        </w:trPr>
+        <w:tc>
+          <w:tcPr/>
+          <w:p>
+            <w:pPr>
+              <w:pStyle w:val="TableText"/>
+            </w:pPr>
+            <w:r>
+              <w:rPr/>
+              <w:t xml:space="preserve">Recruitment › Jobs</w:t>
+            </w:r>
+          </w:p>
+        </w:tc>
+        <w:tc>
+          <w:tcPr/>
+          <w:p>
+            <w:pPr>
+              <w:pStyle w:val="TableText"/>
+            </w:pPr>
+            <w:r>
+              <w:rPr/>
+              <w:t xml:space="preserve">Live</w:t>
+            </w:r>
+          </w:p>
+        </w:tc>
+        <w:tc>
+          <w:tcPr/>
+          <w:p>
+            <w:pPr>
+              <w:pStyle w:val="TableText"/>
+            </w:pPr>
+            <w:r>
+              <w:rPr/>
+              <w:t xml:space="preserve">Yes</w:t>
+            </w:r>
+          </w:p>
+        </w:tc>
+        <w:tc>
+          <w:tcPr/>
+          <w:p>
+            <w:pPr>
+              <w:pStyle w:val="TableText"/>
+            </w:pPr>
+            <w:r>
+              <w:rPr/>
+              <w:t xml:space="preserve">Yes</w:t>
+            </w:r>
+          </w:p>
+        </w:tc>
+        <w:tc>
+          <w:tcPr/>
+          <w:p>
+            <w:pPr>
+              <w:pStyle w:val="TableText"/>
+            </w:pPr>
+            <w:r>
+              <w:rPr/>
+              <w:t xml:space="preserve">Read-only</w:t>
+            </w:r>
+          </w:p>
+        </w:tc>
+        <w:tc>
+          <w:tcPr/>
+          <w:p>
+            <w:pPr>
+              <w:pStyle w:val="TableText"/>
+            </w:pPr>
+            <w:r>
+              <w:rPr/>
+              <w:t xml:space="preserve">Refused</w:t>
+            </w:r>
+          </w:p>
+        </w:tc>
+      </w:tr>
+      <w:tr>
+        <w:trPr>
+          <w:cantSplit/>
+        </w:trPr>
+        <w:tc>
+          <w:tcPr/>
+          <w:p>
+            <w:pPr>
+              <w:pStyle w:val="TableText"/>
+            </w:pPr>
+            <w:r>
+              <w:rPr/>
               <w:t xml:space="preserve">Master data › Positions</w:t>
             </w:r>
           </w:p>
@@ -1330,7 +1715,7 @@
             </w:pPr>
             <w:r>
               <w:rPr/>
-              <w:t xml:space="preserve">Interview Schedules, Jobs</w:t>
+              <w:t xml:space="preserve">Interview Schedules</w:t>
             </w:r>
           </w:p>
         </w:tc>
@@ -2381,7 +2766,7 @@
         <w:rPr/>
         <w:t xml:space="preserve">•</w:t>
         <w:tab/>
-        <w:t xml:space="preserve">Super Admin and HR can add, list, edit and delete candidates. Hiring Managers see the list only. Each candidate has a first name, a last name, one position and one language.</w:t>
+        <w:t xml:space="preserve">Super Admin and HR can add, list, edit and delete candidates. Hiring Managers see the list and the profiles. Each candidate has a first name, a last name, one position and one language, and optionally an e-mail, a phone number, a source (Referral, Job board, Website, Agency, Walk-in, Other), the date they applied, and a job.</w:t>
       </w:r>
     </w:p>
     <w:p>
@@ -2392,6 +2777,27 @@
         <w:rPr/>
         <w:t xml:space="preserve">•</w:t>
         <w:tab/>
+        <w:t xml:space="preserve"/>
+      </w:r>
+      <w:r>
+        <w:rPr>
+          <w:b/>
+        </w:rPr>
+        <w:t xml:space="preserve">Job link:</w:t>
+      </w:r>
+      <w:r>
+        <w:rPr/>
+        <w:t xml:space="preserve"> choosing an open job sets the candidate's position to the job's position automatically.</w:t>
+      </w:r>
+    </w:p>
+    <w:p>
+      <w:pPr>
+        <w:pStyle w:val="Bullet"/>
+      </w:pPr>
+      <w:r>
+        <w:rPr/>
+        <w:t xml:space="preserve">•</w:t>
+        <w:tab/>
         <w:t xml:space="preserve">RMS gives each new candidate an ID automatically: C1, C2, C3… The ID can't be changed and is never reused, even after a delete.</w:t>
       </w:r>
     </w:p>
@@ -2426,6 +2832,195 @@
         <w:t xml:space="preserve">•</w:t>
         <w:tab/>
         <w:t xml:space="preserve">The list shows each candidate's status: Selected, Rejected or Pending.</w:t>
+      </w:r>
+    </w:p>
+    <w:p>
+      <w:pPr>
+        <w:pStyle w:val="Bullet"/>
+      </w:pPr>
+      <w:r>
+        <w:rPr/>
+        <w:t xml:space="preserve">•</w:t>
+        <w:tab/>
+        <w:t xml:space="preserve">The list also shows each candidate's documents at a glance: "CV ✓ · 4/6" means a CV is there and 4 of the 6 document kinds (CV, SSC, HSC, BSc / Honours, Masters, PhD) are uploaded; "No CV" means the required CV is missing.</w:t>
+      </w:r>
+    </w:p>
+    <w:p>
+      <w:pPr>
+        <w:pStyle w:val="Heading2"/>
+      </w:pPr>
+      <w:r>
+        <w:rPr/>
+        <w:t xml:space="preserve">Candidate profile and documents</w:t>
+      </w:r>
+    </w:p>
+    <w:p>
+      <w:pPr>
+        <w:pStyle w:val="Bullet"/>
+      </w:pPr>
+      <w:r>
+        <w:rPr/>
+        <w:t xml:space="preserve">•</w:t>
+        <w:tab/>
+        <w:t xml:space="preserve">Click a candidate's name to open their profile: details, job, and documents grouped by kind. Interviewers, evaluations and decisions are added in Phase 3.</w:t>
+      </w:r>
+    </w:p>
+    <w:p>
+      <w:pPr>
+        <w:pStyle w:val="Bullet"/>
+      </w:pPr>
+      <w:r>
+        <w:rPr/>
+        <w:t xml:space="preserve">•</w:t>
+        <w:tab/>
+        <w:t xml:space="preserve"/>
+      </w:r>
+      <w:r>
+        <w:rPr>
+          <w:b/>
+        </w:rPr>
+        <w:t xml:space="preserve">Kinds:</w:t>
+      </w:r>
+      <w:r>
+        <w:rPr/>
+        <w:t xml:space="preserve"> CV (required), SSC, HSC, BSc / Honours, Masters and PhD certificates (one each), and up to 5 professional certificates, each with a title (for example PMP) and an optional issuer and year.</w:t>
+      </w:r>
+    </w:p>
+    <w:p>
+      <w:pPr>
+        <w:pStyle w:val="Bullet"/>
+      </w:pPr>
+      <w:r>
+        <w:rPr/>
+        <w:t xml:space="preserve">•</w:t>
+        <w:tab/>
+        <w:t xml:space="preserve"/>
+      </w:r>
+      <w:r>
+        <w:rPr>
+          <w:b/>
+        </w:rPr>
+        <w:t xml:space="preserve">Files:</w:t>
+      </w:r>
+      <w:r>
+        <w:rPr/>
+        <w:t xml:space="preserve"> PDF, JPG or PNG, at most 5 MB. RMS checks the file name, the type the browser reports and the file's content; anything else is refused with a message.</w:t>
+      </w:r>
+    </w:p>
+    <w:p>
+      <w:pPr>
+        <w:pStyle w:val="Bullet"/>
+      </w:pPr>
+      <w:r>
+        <w:rPr/>
+        <w:t xml:space="preserve">•</w:t>
+        <w:tab/>
+        <w:t xml:space="preserve"/>
+      </w:r>
+      <w:r>
+        <w:rPr>
+          <w:b/>
+        </w:rPr>
+        <w:t xml:space="preserve">Replace:</w:t>
+      </w:r>
+      <w:r>
+        <w:rPr/>
+        <w:t xml:space="preserve"> uploading a CV or certificate again replaces the old one. A sixth professional certificate is refused until one is deleted.</w:t>
+      </w:r>
+    </w:p>
+    <w:p>
+      <w:pPr>
+        <w:pStyle w:val="Bullet"/>
+      </w:pPr>
+      <w:r>
+        <w:rPr/>
+        <w:t xml:space="preserve">•</w:t>
+        <w:tab/>
+        <w:t xml:space="preserve"/>
+      </w:r>
+      <w:r>
+        <w:rPr>
+          <w:b/>
+        </w:rPr>
+        <w:t xml:space="preserve">Delete</w:t>
+      </w:r>
+      <w:r>
+        <w:rPr/>
+        <w:t xml:space="preserve"> (Super Admin, HR) hides a document after a confirmation. The file itself is kept until a Super Admin deletes the candidate's documents permanently.</w:t>
+      </w:r>
+    </w:p>
+    <w:p>
+      <w:pPr>
+        <w:pStyle w:val="Bullet"/>
+      </w:pPr>
+      <w:r>
+        <w:rPr/>
+        <w:t xml:space="preserve">•</w:t>
+        <w:tab/>
+        <w:t xml:space="preserve"/>
+      </w:r>
+      <w:r>
+        <w:rPr>
+          <w:b/>
+        </w:rPr>
+        <w:t xml:space="preserve">Permanently delete documents</w:t>
+      </w:r>
+      <w:r>
+        <w:rPr/>
+        <w:t xml:space="preserve"> (Super Admin only): removes all the candidate's stored files, including replaced and deleted ones, after a confirmation and with a required reason. It can't be undone. RMS never deletes documents by itself.</w:t>
+      </w:r>
+    </w:p>
+    <w:p>
+      <w:pPr>
+        <w:pStyle w:val="Bullet"/>
+      </w:pPr>
+      <w:r>
+        <w:rPr/>
+        <w:t xml:space="preserve">•</w:t>
+        <w:tab/>
+        <w:t xml:space="preserve">Documents open as downloads; only staff can open them (interviewers from Phase 3, for their own candidates).</w:t>
+      </w:r>
+    </w:p>
+    <w:p>
+      <w:pPr>
+        <w:pStyle w:val="Heading2"/>
+      </w:pPr>
+      <w:r>
+        <w:rPr/>
+        <w:t xml:space="preserve">Jobs</w:t>
+      </w:r>
+    </w:p>
+    <w:p>
+      <w:pPr>
+        <w:pStyle w:val="Bullet"/>
+      </w:pPr>
+      <w:r>
+        <w:rPr/>
+        <w:t xml:space="preserve">•</w:t>
+        <w:tab/>
+        <w:t xml:space="preserve">A job is an opening for a position, with a number of vacancies, an optional closing date and a status, Open or Closed, set by HR. Nothing closes a job automatically.</w:t>
+      </w:r>
+    </w:p>
+    <w:p>
+      <w:pPr>
+        <w:pStyle w:val="Bullet"/>
+      </w:pPr>
+      <w:r>
+        <w:rPr/>
+        <w:t xml:space="preserve">•</w:t>
+        <w:tab/>
+        <w:t xml:space="preserve">Super Admin and HR can add, edit and delete jobs (a soft delete: candidates linked to it keep the link). Hiring Managers see the list.</w:t>
+      </w:r>
+    </w:p>
+    <w:p>
+      <w:pPr>
+        <w:pStyle w:val="Bullet"/>
+      </w:pPr>
+      <w:r>
+        <w:rPr/>
+        <w:t xml:space="preserve">•</w:t>
+        <w:tab/>
+        <w:t xml:space="preserve">Only open jobs can be chosen for a candidate. A candidate whose job is later closed or deleted keeps it.</w:t>
       </w:r>
     </w:p>
     <w:p>
@@ -2515,7 +3110,7 @@
       <w:r>
         <w:drawing>
           <wp:inline distT="0" distB="0" distL="0" distR="0">
-            <wp:extent cx="2486025" cy="7029450"/>
+            <wp:extent cx="2374473" cy="7589520"/>
             <wp:docPr id="1" name="Diagram 1" descr="Recruitment process: built steps in blue, missing steps in orange"/>
             <a:graphic xmlns:a="http://schemas.openxmlformats.org/drawingml/2006/main">
               <a:graphicData uri="http://schemas.openxmlformats.org/drawingml/2006/picture">
@@ -2533,7 +3128,7 @@
                   <pic:spPr>
                     <a:xfrm>
                       <a:off x="0" y="0"/>
-                      <a:ext cx="2486025" cy="7029450"/>
+                      <a:ext cx="2374473" cy="7589520"/>
                     </a:xfrm>
                     <a:prstGeom prst="rect">
                       <a:avLst/>
@@ -2918,6 +3513,108 @@
       </w:pPr>
       <w:r>
         <w:rPr/>
+        <w:t xml:space="preserve">Super Admin or HR: add a job and documents</w:t>
+      </w:r>
+    </w:p>
+    <w:p>
+      <w:pPr>
+        <w:pStyle w:val="Numbered"/>
+      </w:pPr>
+      <w:r>
+        <w:rPr/>
+        <w:t xml:space="preserve">1.</w:t>
+        <w:tab/>
+        <w:t xml:space="preserve">Open </w:t>
+      </w:r>
+      <w:r>
+        <w:rPr>
+          <w:b/>
+        </w:rPr>
+        <w:t xml:space="preserve">Jobs</w:t>
+      </w:r>
+      <w:r>
+        <w:rPr/>
+        <w:t xml:space="preserve">, then </w:t>
+      </w:r>
+      <w:r>
+        <w:rPr>
+          <w:b/>
+        </w:rPr>
+        <w:t xml:space="preserve">Add job</w:t>
+      </w:r>
+      <w:r>
+        <w:rPr/>
+        <w:t xml:space="preserve">: choose the position, enter the vacancies and (optionally) a closing date, keep the status Open, </w:t>
+      </w:r>
+      <w:r>
+        <w:rPr>
+          <w:b/>
+        </w:rPr>
+        <w:t xml:space="preserve">Save</w:t>
+      </w:r>
+      <w:r>
+        <w:rPr/>
+        <w:t xml:space="preserve">.</w:t>
+      </w:r>
+    </w:p>
+    <w:p>
+      <w:pPr>
+        <w:pStyle w:val="Numbered"/>
+      </w:pPr>
+      <w:r>
+        <w:rPr/>
+        <w:t xml:space="preserve">2.</w:t>
+        <w:tab/>
+        <w:t xml:space="preserve">When registering or editing a candidate, choose the job; the position is set from it.</w:t>
+      </w:r>
+    </w:p>
+    <w:p>
+      <w:pPr>
+        <w:pStyle w:val="Numbered"/>
+      </w:pPr>
+      <w:r>
+        <w:rPr/>
+        <w:t xml:space="preserve">3.</w:t>
+        <w:tab/>
+        <w:t xml:space="preserve">Open the candidate (click their name). Under </w:t>
+      </w:r>
+      <w:r>
+        <w:rPr>
+          <w:b/>
+        </w:rPr>
+        <w:t xml:space="preserve">Upload a document</w:t>
+      </w:r>
+      <w:r>
+        <w:rPr/>
+        <w:t xml:space="preserve">, choose the kind (for a professional certificate, also enter its title), choose the file and click </w:t>
+      </w:r>
+      <w:r>
+        <w:rPr>
+          <w:b/>
+        </w:rPr>
+        <w:t xml:space="preserve">Upload</w:t>
+      </w:r>
+      <w:r>
+        <w:rPr/>
+        <w:t xml:space="preserve">. Use </w:t>
+      </w:r>
+      <w:r>
+        <w:rPr>
+          <w:b/>
+        </w:rPr>
+        <w:t xml:space="preserve">Replace</w:t>
+      </w:r>
+      <w:r>
+        <w:rPr/>
+        <w:t xml:space="preserve"> next to an existing document to upload a newer version.</w:t>
+      </w:r>
+    </w:p>
+    <w:p>
+      <w:pPr>
+        <w:pStyle w:val="Heading2"/>
+      </w:pPr>
+      <w:r>
+        <w:rPr/>
         <w:t xml:space="preserve">Super Admin, HR or Hiring Manager: review results</w:t>
       </w:r>
     </w:p>
@@ -3297,7 +3994,7 @@
             </w:pPr>
             <w:r>
               <w:rPr/>
-              <w:t xml:space="preserve">ID (C1, C2…), first and last name, position, language, status (S/R/empty), active flag</w:t>
+              <w:t xml:space="preserve">ID (C1, C2…), first and last name, position, language, e-mail, phone, source, applied date, job, status (S/R/empty), active flag</w:t>
             </w:r>
           </w:p>
         </w:tc>
@@ -3310,6 +4007,88 @@
             <w:r>
               <w:rPr/>
               <w:t xml:space="preserve">Yes, except the status</w:t>
+            </w:r>
+          </w:p>
+        </w:tc>
+      </w:tr>
+      <w:tr>
+        <w:trPr>
+          <w:cantSplit/>
+        </w:trPr>
+        <w:tc>
+          <w:tcPr/>
+          <w:p>
+            <w:pPr>
+              <w:pStyle w:val="TableText"/>
+            </w:pPr>
+            <w:r>
+              <w:rPr/>
+              <w:t xml:space="preserve">Job</w:t>
+            </w:r>
+          </w:p>
+        </w:tc>
+        <w:tc>
+          <w:tcPr/>
+          <w:p>
+            <w:pPr>
+              <w:pStyle w:val="TableText"/>
+            </w:pPr>
+            <w:r>
+              <w:rPr/>
+              <w:t xml:space="preserve">Position, vacancies, closing date, status (Open/Closed), active flag</w:t>
+            </w:r>
+          </w:p>
+        </w:tc>
+        <w:tc>
+          <w:tcPr/>
+          <w:p>
+            <w:pPr>
+              <w:pStyle w:val="TableText"/>
+            </w:pPr>
+            <w:r>
+              <w:rPr/>
+              <w:t xml:space="preserve">Yes</w:t>
+            </w:r>
+          </w:p>
+        </w:tc>
+      </w:tr>
+      <w:tr>
+        <w:trPr>
+          <w:cantSplit/>
+        </w:trPr>
+        <w:tc>
+          <w:tcPr/>
+          <w:p>
+            <w:pPr>
+              <w:pStyle w:val="TableText"/>
+            </w:pPr>
+            <w:r>
+              <w:rPr/>
+              <w:t xml:space="preserve">Candidate document</w:t>
+            </w:r>
+          </w:p>
+        </w:tc>
+        <w:tc>
+          <w:tcPr/>
+          <w:p>
+            <w:pPr>
+              <w:pStyle w:val="TableText"/>
+            </w:pPr>
+            <w:r>
+              <w:rPr/>
+              <w:t xml:space="preserve">Kind, file name (shown only), file type and size, title/issuer/year (professional certificates), who uploaded it and when, deleted or permanently deleted (who, when, why). The file itself is stored outside the database</w:t>
+            </w:r>
+          </w:p>
+        </w:tc>
+        <w:tc>
+          <w:tcPr/>
+          <w:p>
+            <w:pPr>
+              <w:pStyle w:val="TableText"/>
+            </w:pPr>
+            <w:r>
+              <w:rPr/>
+              <w:t xml:space="preserve">Yes</w:t>
             </w:r>
           </w:p>
         </w:tc>
@@ -3580,6 +4359,28 @@
         <w:t xml:space="preserve">•</w:t>
         <w:tab/>
         <w:t xml:space="preserve">A candidate needs a first name, a last name, an active position and an active language.</w:t>
+      </w:r>
+    </w:p>
+    <w:p>
+      <w:pPr>
+        <w:pStyle w:val="Bullet"/>
+      </w:pPr>
+      <w:r>
+        <w:rPr/>
+        <w:t xml:space="preserve">•</w:t>
+        <w:tab/>
+        <w:t xml:space="preserve">A candidate's e-mail, phone, source and applied date are optional; the applied date can't be in the future. A job sets the position.</w:t>
+      </w:r>
+    </w:p>
+    <w:p>
+      <w:pPr>
+        <w:pStyle w:val="Bullet"/>
+      </w:pPr>
+      <w:r>
+        <w:rPr/>
+        <w:t xml:space="preserve">•</w:t>
+        <w:tab/>
+        <w:t xml:space="preserve">Documents: PDF, JPG or PNG, at most 5 MB; one of each kind except professional certificates (up to 5, each with a title). Only a Super Admin can remove files, with a reason.</w:t>
       </w:r>
     </w:p>
     <w:p>
@@ -3835,112 +4636,6 @@
             </w:pPr>
             <w:r>
               <w:rPr/>
-              <w:t xml:space="preserve">—</w:t>
-            </w:r>
-          </w:p>
-        </w:tc>
-        <w:tc>
-          <w:tcPr/>
-          <w:p>
-            <w:pPr>
-              <w:pStyle w:val="TableText"/>
-            </w:pPr>
-            <w:r>
-              <w:rPr/>
-              <w:t xml:space="preserve">Candidate profile and documents (CV, certificates)</w:t>
-            </w:r>
-          </w:p>
-        </w:tc>
-        <w:tc>
-          <w:tcPr/>
-          <w:p>
-            <w:pPr>
-              <w:pStyle w:val="TableText"/>
-            </w:pPr>
-            <w:r>
-              <w:rPr/>
-              <w:t xml:space="preserve">Planned: Phase 2</w:t>
-            </w:r>
-          </w:p>
-        </w:tc>
-        <w:tc>
-          <w:tcPr/>
-          <w:p>
-            <w:pPr>
-              <w:pStyle w:val="TableText"/>
-            </w:pPr>
-            <w:r>
-              <w:rPr/>
-              <w:t xml:space="preserve">Medium.</w:t>
-            </w:r>
-          </w:p>
-        </w:tc>
-      </w:tr>
-      <w:tr>
-        <w:trPr>
-          <w:cantSplit/>
-        </w:trPr>
-        <w:tc>
-          <w:tcPr/>
-          <w:p>
-            <w:pPr>
-              <w:pStyle w:val="TableText"/>
-            </w:pPr>
-            <w:r>
-              <w:rPr/>
-              <w:t xml:space="preserve">G4</w:t>
-            </w:r>
-          </w:p>
-        </w:tc>
-        <w:tc>
-          <w:tcPr/>
-          <w:p>
-            <w:pPr>
-              <w:pStyle w:val="TableText"/>
-            </w:pPr>
-            <w:r>
-              <w:rPr/>
-              <w:t xml:space="preserve">Job openings</w:t>
-            </w:r>
-          </w:p>
-        </w:tc>
-        <w:tc>
-          <w:tcPr/>
-          <w:p>
-            <w:pPr>
-              <w:pStyle w:val="TableText"/>
-            </w:pPr>
-            <w:r>
-              <w:rPr/>
-              <w:t xml:space="preserve">Planned: Phase 2</w:t>
-            </w:r>
-          </w:p>
-        </w:tc>
-        <w:tc>
-          <w:tcPr/>
-          <w:p>
-            <w:pPr>
-              <w:pStyle w:val="TableText"/>
-            </w:pPr>
-            <w:r>
-              <w:rPr/>
-              <w:t xml:space="preserve">Medium.</w:t>
-            </w:r>
-          </w:p>
-        </w:tc>
-      </w:tr>
-      <w:tr>
-        <w:trPr>
-          <w:cantSplit/>
-        </w:trPr>
-        <w:tc>
-          <w:tcPr/>
-          <w:p>
-            <w:pPr>
-              <w:pStyle w:val="TableText"/>
-            </w:pPr>
-            <w:r>
-              <w:rPr/>
               <w:t xml:space="preserve">G3</w:t>
             </w:r>
           </w:p>
@@ -4221,23 +4916,21 @@
     </w:p>
     <w:p>
       <w:pPr>
-        <w:pStyle w:val="Numbered"/>
-      </w:pPr>
-      <w:r>
-        <w:rPr/>
-        <w:t xml:space="preserve">4.</w:t>
-        <w:tab/>
-        <w:t xml:space="preserve"/>
+        <w:pStyle w:val="Normal"/>
+      </w:pPr>
+      <w:r>
+        <w:rPr/>
+        <w:t xml:space="preserve">. </w:t>
       </w:r>
       <w:r>
         <w:rPr>
           <w:b/>
         </w:rPr>
-        <w:t xml:space="preserve">Deleted candidates</w:t>
-      </w:r>
-      <w:r>
-        <w:rPr/>
-        <w:t xml:space="preserve"> will be hidden on the Phase 3 Candidate Status.</w:t>
+        <w:t xml:space="preserve">Documents</w:t>
+      </w:r>
+      <w:r>
+        <w:rPr/>
+        <w:t xml:space="preserve"> (built in Phase 2): only the CV is required; uploads are PDF, JPG or PNG up to 5 MB; HR's delete keeps the file; only a Super Admin removes files, with a reason; RMS never deletes documents automatically.</w:t>
       </w:r>
     </w:p>
     <w:p>
@@ -4246,7 +4939,7 @@
       </w:pPr>
       <w:r>
         <w:rPr/>
-        <w:t xml:space="preserve">5.</w:t>
+        <w:t xml:space="preserve">7.</w:t>
         <w:tab/>
         <w:t xml:space="preserve"/>
       </w:r>
@@ -4254,11 +4947,11 @@
         <w:rPr>
           <w:b/>
         </w:rPr>
-        <w:t xml:space="preserve">Inactive users</w:t>
-      </w:r>
-      <w:r>
-        <w:rPr/>
-        <w:t xml:space="preserve"> can't sign in (built).</w:t>
+        <w:t xml:space="preserve">A job sets the candidate's position</w:t>
+      </w:r>
+      <w:r>
+        <w:rPr/>
+        <w:t xml:space="preserve"> (built in Phase 2).</w:t>
       </w:r>
     </w:p>
     <w:p>
@@ -4314,23 +5007,21 @@
     </w:p>
     <w:p>
       <w:pPr>
-        <w:pStyle w:val="Numbered"/>
-      </w:pPr>
-      <w:r>
-        <w:rPr/>
-        <w:t xml:space="preserve">3.</w:t>
-        <w:tab/>
-        <w:t xml:space="preserve"/>
+        <w:pStyle w:val="Normal"/>
+      </w:pPr>
+      <w:r>
+        <w:rPr/>
+        <w:t xml:space="preserve">. </w:t>
       </w:r>
       <w:r>
         <w:rPr>
           <w:b/>
         </w:rPr>
-        <w:t xml:space="preserve">Reports:</w:t>
-      </w:r>
-      <w:r>
-        <w:rPr/>
-        <w:t xml:space="preserve"> which exports or counts are needed first?</w:t>
+        <w:t xml:space="preserve">Documents of deleted candidates:</w:t>
+      </w:r>
+      <w:r>
+        <w:rPr/>
+        <w:t xml:space="preserve"> a permanent delete is started from the candidate's profile, which a deleted candidate no longer has. Should that be possible for deleted candidates too, and is there a retention period after which documents must be removed?</w:t>
       </w:r>
     </w:p>
     <w:p>

--- a/docs/handbooks/RMS Business Analyst Guide.docx
+++ b/docs/handbooks/RMS Business Analyst Guide.docx
@@ -26,7 +26,7 @@
       </w:pPr>
       <w:r>
         <w:rPr/>
-        <w:t xml:space="preserve">Describes the version on the dev branch as of 2 October 2026 (roles plan, Phase 2). Prepared from the code and the project documentation.</w:t>
+        <w:t xml:space="preserve">Describes the version on the dev branch as of 2 October 2026 (roles plan, Phase 3). Prepared from the code and the project documentation.</w:t>
       </w:r>
     </w:p>
     <w:p>
@@ -192,7 +192,7 @@
             </w:pPr>
             <w:r>
               <w:rPr/>
-              <w:t xml:space="preserve">Login, Users and Roles, Change password, Positions, Languages/skills, Jobs, Candidates with their profile and documents, and the Candidate Status results page.</w:t>
+              <w:t xml:space="preserve">Login, Users and Roles, Change password, Positions, Languages/skills, Jobs, Candidates with their profile and documents, assigning interviewers, interviewers' evaluations, Candidate Status (averages) and the Selected / Rejected / On hold decision.</w:t>
             </w:r>
           </w:p>
         </w:tc>
@@ -221,7 +221,7 @@
             </w:pPr>
             <w:r>
               <w:rPr/>
-              <w:t xml:space="preserve">Score entry by interviewers, interview schedules, and the Selected/Rejected decision. They are planned as Phases 3 and 4.</w:t>
+              <w:t xml:space="preserve">Interview schedules and a dashboard (Phase 4).</w:t>
             </w:r>
           </w:p>
         </w:tc>
@@ -415,7 +415,7 @@
             </w:pPr>
             <w:r>
               <w:rPr/>
-              <w:t xml:space="preserve">Candidate Status, Candidates (add, edit, delete, profile, documents), Jobs, Positions, Languages. No user management.</w:t>
+              <w:t xml:space="preserve">Candidate Status, Candidates (add, edit, delete, profile, documents), assigning interviewers, decisions, Jobs, Positions, Languages. No user management.</w:t>
             </w:r>
           </w:p>
         </w:tc>
@@ -458,7 +458,7 @@
             </w:pPr>
             <w:r>
               <w:rPr/>
-              <w:t xml:space="preserve">Candidate Status, the Candidates list and profiles, Jobs, and opening documents; read-only.</w:t>
+              <w:t xml:space="preserve">Candidate Status and evaluations, the Candidates list and profiles, Jobs, and opening documents; read-only.</w:t>
             </w:r>
           </w:p>
         </w:tc>
@@ -501,7 +501,7 @@
             </w:pPr>
             <w:r>
               <w:rPr/>
-              <w:t xml:space="preserve">Home and Change password. Score entry ("Evaluation", "Show Evaluation") comes in Phase 3.</w:t>
+              <w:t xml:space="preserve">My Evaluations: scores the candidates assigned to them and sees those candidates' profiles and documents. Nothing else.</w:t>
             </w:r>
           </w:p>
         </w:tc>
@@ -1082,6 +1082,83 @@
             </w:pPr>
             <w:r>
               <w:rPr/>
+              <w:t xml:space="preserve">Assigned candidates only</w:t>
+            </w:r>
+          </w:p>
+        </w:tc>
+      </w:tr>
+      <w:tr>
+        <w:trPr>
+          <w:cantSplit/>
+        </w:trPr>
+        <w:tc>
+          <w:tcPr/>
+          <w:p>
+            <w:pPr>
+              <w:pStyle w:val="TableText"/>
+            </w:pPr>
+            <w:r>
+              <w:rPr/>
+              <w:t xml:space="preserve">Candidate's evaluations and decision history</w:t>
+            </w:r>
+          </w:p>
+        </w:tc>
+        <w:tc>
+          <w:tcPr/>
+          <w:p>
+            <w:pPr>
+              <w:pStyle w:val="TableText"/>
+            </w:pPr>
+            <w:r>
+              <w:rPr/>
+              <w:t xml:space="preserve">Live</w:t>
+            </w:r>
+          </w:p>
+        </w:tc>
+        <w:tc>
+          <w:tcPr/>
+          <w:p>
+            <w:pPr>
+              <w:pStyle w:val="TableText"/>
+            </w:pPr>
+            <w:r>
+              <w:rPr/>
+              <w:t xml:space="preserve">Yes</w:t>
+            </w:r>
+          </w:p>
+        </w:tc>
+        <w:tc>
+          <w:tcPr/>
+          <w:p>
+            <w:pPr>
+              <w:pStyle w:val="TableText"/>
+            </w:pPr>
+            <w:r>
+              <w:rPr/>
+              <w:t xml:space="preserve">Yes</w:t>
+            </w:r>
+          </w:p>
+        </w:tc>
+        <w:tc>
+          <w:tcPr/>
+          <w:p>
+            <w:pPr>
+              <w:pStyle w:val="TableText"/>
+            </w:pPr>
+            <w:r>
+              <w:rPr/>
+              <w:t xml:space="preserve">Read-only</w:t>
+            </w:r>
+          </w:p>
+        </w:tc>
+        <w:tc>
+          <w:tcPr/>
+          <w:p>
+            <w:pPr>
+              <w:pStyle w:val="TableText"/>
+            </w:pPr>
+            <w:r>
+              <w:rPr/>
               <w:t xml:space="preserve">Refused</w:t>
             </w:r>
           </w:p>
@@ -1099,6 +1176,160 @@
             </w:pPr>
             <w:r>
               <w:rPr/>
+              <w:t xml:space="preserve">Assign interviewers, record a decision</w:t>
+            </w:r>
+          </w:p>
+        </w:tc>
+        <w:tc>
+          <w:tcPr/>
+          <w:p>
+            <w:pPr>
+              <w:pStyle w:val="TableText"/>
+            </w:pPr>
+            <w:r>
+              <w:rPr/>
+              <w:t xml:space="preserve">Live</w:t>
+            </w:r>
+          </w:p>
+        </w:tc>
+        <w:tc>
+          <w:tcPr/>
+          <w:p>
+            <w:pPr>
+              <w:pStyle w:val="TableText"/>
+            </w:pPr>
+            <w:r>
+              <w:rPr/>
+              <w:t xml:space="preserve">Yes</w:t>
+            </w:r>
+          </w:p>
+        </w:tc>
+        <w:tc>
+          <w:tcPr/>
+          <w:p>
+            <w:pPr>
+              <w:pStyle w:val="TableText"/>
+            </w:pPr>
+            <w:r>
+              <w:rPr/>
+              <w:t xml:space="preserve">Yes</w:t>
+            </w:r>
+          </w:p>
+        </w:tc>
+        <w:tc>
+          <w:tcPr/>
+          <w:p>
+            <w:pPr>
+              <w:pStyle w:val="TableText"/>
+            </w:pPr>
+            <w:r>
+              <w:rPr/>
+              <w:t xml:space="preserve">Refused</w:t>
+            </w:r>
+          </w:p>
+        </w:tc>
+        <w:tc>
+          <w:tcPr/>
+          <w:p>
+            <w:pPr>
+              <w:pStyle w:val="TableText"/>
+            </w:pPr>
+            <w:r>
+              <w:rPr/>
+              <w:t xml:space="preserve">Refused</w:t>
+            </w:r>
+          </w:p>
+        </w:tc>
+      </w:tr>
+      <w:tr>
+        <w:trPr>
+          <w:cantSplit/>
+        </w:trPr>
+        <w:tc>
+          <w:tcPr/>
+          <w:p>
+            <w:pPr>
+              <w:pStyle w:val="TableText"/>
+            </w:pPr>
+            <w:r>
+              <w:rPr/>
+              <w:t xml:space="preserve">Interviews › My Evaluations, evaluation form</w:t>
+            </w:r>
+          </w:p>
+        </w:tc>
+        <w:tc>
+          <w:tcPr/>
+          <w:p>
+            <w:pPr>
+              <w:pStyle w:val="TableText"/>
+            </w:pPr>
+            <w:r>
+              <w:rPr/>
+              <w:t xml:space="preserve">Live</w:t>
+            </w:r>
+          </w:p>
+        </w:tc>
+        <w:tc>
+          <w:tcPr/>
+          <w:p>
+            <w:pPr>
+              <w:pStyle w:val="TableText"/>
+            </w:pPr>
+            <w:r>
+              <w:rPr/>
+              <w:t xml:space="preserve">Refused</w:t>
+            </w:r>
+          </w:p>
+        </w:tc>
+        <w:tc>
+          <w:tcPr/>
+          <w:p>
+            <w:pPr>
+              <w:pStyle w:val="TableText"/>
+            </w:pPr>
+            <w:r>
+              <w:rPr/>
+              <w:t xml:space="preserve">Refused</w:t>
+            </w:r>
+          </w:p>
+        </w:tc>
+        <w:tc>
+          <w:tcPr/>
+          <w:p>
+            <w:pPr>
+              <w:pStyle w:val="TableText"/>
+            </w:pPr>
+            <w:r>
+              <w:rPr/>
+              <w:t xml:space="preserve">Refused</w:t>
+            </w:r>
+          </w:p>
+        </w:tc>
+        <w:tc>
+          <w:tcPr/>
+          <w:p>
+            <w:pPr>
+              <w:pStyle w:val="TableText"/>
+            </w:pPr>
+            <w:r>
+              <w:rPr/>
+              <w:t xml:space="preserve">Assigned candidates only</w:t>
+            </w:r>
+          </w:p>
+        </w:tc>
+      </w:tr>
+      <w:tr>
+        <w:trPr>
+          <w:cantSplit/>
+        </w:trPr>
+        <w:tc>
+          <w:tcPr/>
+          <w:p>
+            <w:pPr>
+              <w:pStyle w:val="TableText"/>
+            </w:pPr>
+            <w:r>
+              <w:rPr/>
               <w:t xml:space="preserve">Documents: upload, replace, delete</w:t>
             </w:r>
           </w:p>
@@ -1236,7 +1467,7 @@
             </w:pPr>
             <w:r>
               <w:rPr/>
-              <w:t xml:space="preserve">Refused (Phase 3: own candidates)</w:t>
+              <w:t xml:space="preserve">Assigned candidates only</w:t>
             </w:r>
           </w:p>
         </w:tc>
@@ -1776,83 +2007,6 @@
             <w:r>
               <w:rPr/>
               <w:t xml:space="preserve">—</w:t>
-            </w:r>
-          </w:p>
-        </w:tc>
-      </w:tr>
-      <w:tr>
-        <w:trPr>
-          <w:cantSplit/>
-        </w:trPr>
-        <w:tc>
-          <w:tcPr/>
-          <w:p>
-            <w:pPr>
-              <w:pStyle w:val="TableText"/>
-            </w:pPr>
-            <w:r>
-              <w:rPr/>
-              <w:t xml:space="preserve">Evaluation, Show Evaluation</w:t>
-            </w:r>
-          </w:p>
-        </w:tc>
-        <w:tc>
-          <w:tcPr/>
-          <w:p>
-            <w:pPr>
-              <w:pStyle w:val="TableText"/>
-            </w:pPr>
-            <w:r>
-              <w:rPr/>
-              <w:t xml:space="preserve">Coming soon</w:t>
-            </w:r>
-          </w:p>
-        </w:tc>
-        <w:tc>
-          <w:tcPr/>
-          <w:p>
-            <w:pPr>
-              <w:pStyle w:val="TableText"/>
-            </w:pPr>
-            <w:r>
-              <w:rPr/>
-              <w:t xml:space="preserve">—</w:t>
-            </w:r>
-          </w:p>
-        </w:tc>
-        <w:tc>
-          <w:tcPr/>
-          <w:p>
-            <w:pPr>
-              <w:pStyle w:val="TableText"/>
-            </w:pPr>
-            <w:r>
-              <w:rPr/>
-              <w:t xml:space="preserve">—</w:t>
-            </w:r>
-          </w:p>
-        </w:tc>
-        <w:tc>
-          <w:tcPr/>
-          <w:p>
-            <w:pPr>
-              <w:pStyle w:val="TableText"/>
-            </w:pPr>
-            <w:r>
-              <w:rPr/>
-              <w:t xml:space="preserve">—</w:t>
-            </w:r>
-          </w:p>
-        </w:tc>
-        <w:tc>
-          <w:tcPr/>
-          <w:p>
-            <w:pPr>
-              <w:pStyle w:val="TableText"/>
-            </w:pPr>
-            <w:r>
-              <w:rPr/>
-              <w:t xml:space="preserve">Greyed out</w:t>
             </w:r>
           </w:p>
         </w:tc>
@@ -2820,7 +2974,7 @@
         <w:rPr/>
         <w:t xml:space="preserve">•</w:t>
         <w:tab/>
-        <w:t xml:space="preserve">Delete is a soft delete: the candidate leaves the Candidates list, but their scores still appear on Candidate Status (until Phase 3, which hides them there).</w:t>
+        <w:t xml:space="preserve">Delete is a soft delete: the candidate leaves the Candidates list and Candidate Status; their evaluations stay in the database.</w:t>
       </w:r>
     </w:p>
     <w:p>
@@ -2831,7 +2985,7 @@
         <w:rPr/>
         <w:t xml:space="preserve">•</w:t>
         <w:tab/>
-        <w:t xml:space="preserve">The list shows each candidate's status: Selected, Rejected or Pending.</w:t>
+        <w:t xml:space="preserve">The list shows each candidate's status: Selected, Rejected, On hold or Pending.</w:t>
       </w:r>
     </w:p>
     <w:p>
@@ -2862,7 +3016,7 @@
         <w:rPr/>
         <w:t xml:space="preserve">•</w:t>
         <w:tab/>
-        <w:t xml:space="preserve">Click a candidate's name to open their profile: details, job, and documents grouped by kind. Interviewers, evaluations and decisions are added in Phase 3.</w:t>
+        <w:t xml:space="preserve">Click a candidate's name to open their profile: details, job, and documents grouped by kind. Staff also see the assigned interviewers (Super Admin and HR assign and unassign them there) and the latest decision.</w:t>
       </w:r>
     </w:p>
     <w:p>
@@ -2978,7 +3132,7 @@
         <w:rPr/>
         <w:t xml:space="preserve">•</w:t>
         <w:tab/>
-        <w:t xml:space="preserve">Documents open as downloads; only staff can open them (interviewers from Phase 3, for their own candidates).</w:t>
+        <w:t xml:space="preserve">Documents open as downloads, for staff and for interviewers assigned to the candidate.</w:t>
       </w:r>
     </w:p>
     <w:p>
@@ -3029,6 +3183,141 @@
       </w:pPr>
       <w:r>
         <w:rPr/>
+        <w:t xml:space="preserve">Interviewers and evaluations</w:t>
+      </w:r>
+    </w:p>
+    <w:p>
+      <w:pPr>
+        <w:pStyle w:val="Bullet"/>
+      </w:pPr>
+      <w:r>
+        <w:rPr/>
+        <w:t xml:space="preserve">•</w:t>
+        <w:tab/>
+        <w:t xml:space="preserve"/>
+      </w:r>
+      <w:r>
+        <w:rPr>
+          <w:b/>
+        </w:rPr>
+        <w:t xml:space="preserve">Assigning:</w:t>
+      </w:r>
+      <w:r>
+        <w:rPr/>
+        <w:t xml:space="preserve"> on a candidate's profile, Super Admin and HR assign one or more interviewers. Only active users with the Interviewer role can be assigned.</w:t>
+      </w:r>
+    </w:p>
+    <w:p>
+      <w:pPr>
+        <w:pStyle w:val="Bullet"/>
+      </w:pPr>
+      <w:r>
+        <w:rPr/>
+        <w:t xml:space="preserve">•</w:t>
+        <w:tab/>
+        <w:t xml:space="preserve"/>
+      </w:r>
+      <w:r>
+        <w:rPr>
+          <w:b/>
+        </w:rPr>
+        <w:t xml:space="preserve">A deactivated interviewer</w:t>
+      </w:r>
+      <w:r>
+        <w:rPr/>
+        <w:t xml:space="preserve"> keeps their assignments, flagged "interviewer inactive", so HR can see them and reassign. Reactivating restores everything.</w:t>
+      </w:r>
+    </w:p>
+    <w:p>
+      <w:pPr>
+        <w:pStyle w:val="Bullet"/>
+      </w:pPr>
+      <w:r>
+        <w:rPr/>
+        <w:t xml:space="preserve">•</w:t>
+        <w:tab/>
+        <w:t xml:space="preserve"/>
+      </w:r>
+      <w:r>
+        <w:rPr>
+          <w:b/>
+        </w:rPr>
+        <w:t xml:space="preserve">Unassigning</w:t>
+      </w:r>
+      <w:r>
+        <w:rPr/>
+        <w:t xml:space="preserve"> keeps the interviewer's evaluation: it still counts, but they can't change it any more.</w:t>
+      </w:r>
+    </w:p>
+    <w:p>
+      <w:pPr>
+        <w:pStyle w:val="Bullet"/>
+      </w:pPr>
+      <w:r>
+        <w:rPr/>
+        <w:t xml:space="preserve">•</w:t>
+        <w:tab/>
+        <w:t xml:space="preserve"/>
+      </w:r>
+      <w:r>
+        <w:rPr>
+          <w:b/>
+        </w:rPr>
+        <w:t xml:space="preserve">My Evaluations</w:t>
+      </w:r>
+      <w:r>
+        <w:rPr/>
+        <w:t xml:space="preserve"> (interviewers): the assigned candidates, with "To do" or "Submitted".</w:t>
+      </w:r>
+    </w:p>
+    <w:p>
+      <w:pPr>
+        <w:pStyle w:val="Bullet"/>
+      </w:pPr>
+      <w:r>
+        <w:rPr/>
+        <w:t xml:space="preserve">•</w:t>
+        <w:tab/>
+        <w:t xml:space="preserve"/>
+      </w:r>
+      <w:r>
+        <w:rPr>
+          <w:b/>
+        </w:rPr>
+        <w:t xml:space="preserve">Evaluation:</w:t>
+      </w:r>
+      <w:r>
+        <w:rPr/>
+        <w:t xml:space="preserve"> each of the 10 criteria is scored from 1 to 10 (total at most 100), with an optional comment per criterion and an overall comment. The candidate's documents are listed beside the form. One evaluation per interviewer and candidate: saving again changes it.</w:t>
+      </w:r>
+    </w:p>
+    <w:p>
+      <w:pPr>
+        <w:pStyle w:val="Bullet"/>
+      </w:pPr>
+      <w:r>
+        <w:rPr/>
+        <w:t xml:space="preserve">•</w:t>
+        <w:tab/>
+        <w:t xml:space="preserve"/>
+      </w:r>
+      <w:r>
+        <w:rPr>
+          <w:b/>
+        </w:rPr>
+        <w:t xml:space="preserve">Locking:</w:t>
+      </w:r>
+      <w:r>
+        <w:rPr/>
+        <w:t xml:space="preserve"> evaluations can be changed until the candidate is Selected or Rejected. On hold doesn't lock them.</w:t>
+      </w:r>
+    </w:p>
+    <w:p>
+      <w:pPr>
+        <w:pStyle w:val="Heading2"/>
+      </w:pPr>
+      <w:r>
+        <w:rPr/>
         <w:t xml:space="preserve">Candidate Status (results)</w:t>
       </w:r>
     </w:p>
@@ -3040,7 +3329,17 @@
         <w:rPr/>
         <w:t xml:space="preserve">•</w:t>
         <w:tab/>
-        <w:t xml:space="preserve">A read-only table of every score sheet: candidate name, position, language, the 10 scores, the total and the status.</w:t>
+        <w:t xml:space="preserve">One row per candidate (deleted candidates are hidden): the number of evaluations, the </w:t>
+      </w:r>
+      <w:r>
+        <w:rPr>
+          <w:b/>
+        </w:rPr>
+        <w:t xml:space="preserve">average</w:t>
+      </w:r>
+      <w:r>
+        <w:rPr/>
+        <w:t xml:space="preserve"> of each criterion over all evaluations, the total of the averages, and the decision.</w:t>
       </w:r>
     </w:p>
     <w:p>
@@ -3051,7 +3350,7 @@
         <w:rPr/>
         <w:t xml:space="preserve">•</w:t>
         <w:tab/>
-        <w:t xml:space="preserve">The total is the plain sum of the 10 scores (no weighting).</w:t>
+        <w:t xml:space="preserve">Click a name for each interviewer's scores and comments, the averages and the decision history.</w:t>
       </w:r>
     </w:p>
     <w:p>
@@ -3067,13 +3366,54 @@
     </w:p>
     <w:p>
       <w:pPr>
+        <w:pStyle w:val="Heading2"/>
+      </w:pPr>
+      <w:r>
+        <w:rPr/>
+        <w:t xml:space="preserve">Decision</w:t>
+      </w:r>
+    </w:p>
+    <w:p>
+      <w:pPr>
         <w:pStyle w:val="Bullet"/>
       </w:pPr>
       <w:r>
         <w:rPr/>
         <w:t xml:space="preserve">•</w:t>
         <w:tab/>
-        <w:t xml:space="preserve">Scores and statuses can't be entered or changed in RMS yet; Phase 3 adds score entry, averages across interviewers and the decision.</w:t>
+        <w:t xml:space="preserve">Super Admin and HR choose </w:t>
+      </w:r>
+      <w:r>
+        <w:rPr>
+          <w:b/>
+        </w:rPr>
+        <w:t xml:space="preserve">Selected, Rejected or On hold</w:t>
+      </w:r>
+      <w:r>
+        <w:rPr/>
+        <w:t xml:space="preserve">, with a required reason and a date (not in the future). RMS never decides by itself.</w:t>
+      </w:r>
+    </w:p>
+    <w:p>
+      <w:pPr>
+        <w:pStyle w:val="Bullet"/>
+      </w:pPr>
+      <w:r>
+        <w:rPr/>
+        <w:t xml:space="preserve">•</w:t>
+        <w:tab/>
+        <w:t xml:space="preserve">A decision is allowed before any evaluation (the page warns). It can be changed later; every decision is kept in the history with who made it and when.</w:t>
+      </w:r>
+    </w:p>
+    <w:p>
+      <w:pPr>
+        <w:pStyle w:val="Bullet"/>
+      </w:pPr>
+      <w:r>
+        <w:rPr/>
+        <w:t xml:space="preserve">•</w:t>
+        <w:tab/>
+        <w:t xml:space="preserve">Selected and Rejected lock the evaluations; On hold doesn't.</w:t>
       </w:r>
     </w:p>
     <w:p>
@@ -3110,7 +3450,7 @@
       <w:r>
         <w:drawing>
           <wp:inline distT="0" distB="0" distL="0" distR="0">
-            <wp:extent cx="2374473" cy="7589520"/>
+            <wp:extent cx="2514127" cy="7589520"/>
             <wp:docPr id="1" name="Diagram 1" descr="Recruitment process: built steps in blue, missing steps in orange"/>
             <a:graphic xmlns:a="http://schemas.openxmlformats.org/drawingml/2006/main">
               <a:graphicData uri="http://schemas.openxmlformats.org/drawingml/2006/picture">
@@ -3128,7 +3468,7 @@
                   <pic:spPr>
                     <a:xfrm>
                       <a:off x="0" y="0"/>
-                      <a:ext cx="2374473" cy="7589520"/>
+                      <a:ext cx="2514127" cy="7589520"/>
                     </a:xfrm>
                     <a:prstGeom prst="rect">
                       <a:avLst/>
@@ -3615,7 +3955,7 @@
       </w:pPr>
       <w:r>
         <w:rPr/>
-        <w:t xml:space="preserve">Super Admin, HR or Hiring Manager: review results</w:t>
+        <w:t xml:space="preserve">Super Admin or HR: assign interviewers</w:t>
       </w:r>
     </w:p>
     <w:p>
@@ -3626,6 +3966,46 @@
         <w:rPr/>
         <w:t xml:space="preserve">1.</w:t>
         <w:tab/>
+        <w:t xml:space="preserve">Open the candidate (click their name on Candidates), go to </w:t>
+      </w:r>
+      <w:r>
+        <w:rPr>
+          <w:b/>
+        </w:rPr>
+        <w:t xml:space="preserve">Interviewers</w:t>
+      </w:r>
+      <w:r>
+        <w:rPr/>
+        <w:t xml:space="preserve">, choose an interviewer and click </w:t>
+      </w:r>
+      <w:r>
+        <w:rPr>
+          <w:b/>
+        </w:rPr>
+        <w:t xml:space="preserve">Assign</w:t>
+      </w:r>
+      <w:r>
+        <w:rPr/>
+        <w:t xml:space="preserve">.</w:t>
+      </w:r>
+    </w:p>
+    <w:p>
+      <w:pPr>
+        <w:pStyle w:val="Heading2"/>
+      </w:pPr>
+      <w:r>
+        <w:rPr/>
+        <w:t xml:space="preserve">Super Admin, HR or Hiring Manager: review results and decide</w:t>
+      </w:r>
+    </w:p>
+    <w:p>
+      <w:pPr>
+        <w:pStyle w:val="Numbered"/>
+      </w:pPr>
+      <w:r>
+        <w:rPr/>
+        <w:t xml:space="preserve">1.</w:t>
+        <w:tab/>
         <w:t xml:space="preserve">Open </w:t>
       </w:r>
       <w:r>
@@ -3636,27 +4016,100 @@
       </w:r>
       <w:r>
         <w:rPr/>
+        <w:t xml:space="preserve">. Use the search box, or click a column heading to sort (for example by Total Score).</w:t>
+      </w:r>
+    </w:p>
+    <w:p>
+      <w:pPr>
+        <w:pStyle w:val="Numbered"/>
+      </w:pPr>
+      <w:r>
+        <w:rPr/>
+        <w:t xml:space="preserve">2.</w:t>
+        <w:tab/>
+        <w:t xml:space="preserve">Click a candidate's name to see each interviewer's scores and comments.</w:t>
+      </w:r>
+    </w:p>
+    <w:p>
+      <w:pPr>
+        <w:pStyle w:val="Numbered"/>
+      </w:pPr>
+      <w:r>
+        <w:rPr/>
+        <w:t xml:space="preserve">3.</w:t>
+        <w:tab/>
+        <w:t xml:space="preserve">Super Admin and HR: under </w:t>
+      </w:r>
+      <w:r>
+        <w:rPr>
+          <w:b/>
+        </w:rPr>
+        <w:t xml:space="preserve">Decision</w:t>
+      </w:r>
+      <w:r>
+        <w:rPr/>
+        <w:t xml:space="preserve">, choose Selected, Rejected or On hold, give the reason and the date, and click </w:t>
+      </w:r>
+      <w:r>
+        <w:rPr>
+          <w:b/>
+        </w:rPr>
+        <w:t xml:space="preserve">Save decision</w:t>
+      </w:r>
+      <w:r>
+        <w:rPr/>
         <w:t xml:space="preserve">.</w:t>
       </w:r>
     </w:p>
     <w:p>
       <w:pPr>
+        <w:pStyle w:val="Heading2"/>
+      </w:pPr>
+      <w:r>
+        <w:rPr/>
+        <w:t xml:space="preserve">Interviewer: evaluate a candidate</w:t>
+      </w:r>
+    </w:p>
+    <w:p>
+      <w:pPr>
         <w:pStyle w:val="Numbered"/>
       </w:pPr>
       <w:r>
         <w:rPr/>
+        <w:t xml:space="preserve">1.</w:t>
+        <w:tab/>
+        <w:t xml:space="preserve">Sign in and open </w:t>
+      </w:r>
+      <w:r>
+        <w:rPr>
+          <w:b/>
+        </w:rPr>
+        <w:t xml:space="preserve">My Evaluations</w:t>
+      </w:r>
+      <w:r>
+        <w:rPr/>
+        <w:t xml:space="preserve"> (menu or Home).</w:t>
+      </w:r>
+    </w:p>
+    <w:p>
+      <w:pPr>
+        <w:pStyle w:val="Numbered"/>
+      </w:pPr>
+      <w:r>
+        <w:rPr/>
         <w:t xml:space="preserve">2.</w:t>
         <w:tab/>
-        <w:t xml:space="preserve">Use the search box to find a candidate, or click a column heading to sort (for example by Total Score).</w:t>
-      </w:r>
-    </w:p>
-    <w:p>
-      <w:pPr>
-        <w:pStyle w:val="Heading2"/>
-      </w:pPr>
-      <w:r>
-        <w:rPr/>
-        <w:t xml:space="preserve">Interviewer</w:t>
+        <w:t xml:space="preserve">Click </w:t>
+      </w:r>
+      <w:r>
+        <w:rPr>
+          <w:b/>
+        </w:rPr>
+        <w:t xml:space="preserve">Evaluate</w:t>
+      </w:r>
+      <w:r>
+        <w:rPr/>
+        <w:t xml:space="preserve"> next to a candidate. The documents are listed on the right.</w:t>
       </w:r>
     </w:p>
     <w:p>
@@ -3665,9 +4118,29 @@
       </w:pPr>
       <w:r>
         <w:rPr/>
-        <w:t xml:space="preserve">1.</w:t>
-        <w:tab/>
-        <w:t xml:space="preserve">Sign in. Home shows your profile. Score entry will appear under "Evaluation" in Phase 3.</w:t>
+        <w:t xml:space="preserve">3.</w:t>
+        <w:tab/>
+        <w:t xml:space="preserve">Score all 10 criteria from 1 to 10, add comments if you like, and click </w:t>
+      </w:r>
+      <w:r>
+        <w:rPr>
+          <w:b/>
+        </w:rPr>
+        <w:t xml:space="preserve">Save evaluation</w:t>
+      </w:r>
+      <w:r>
+        <w:rPr/>
+        <w:t xml:space="preserve">. Use </w:t>
+      </w:r>
+      <w:r>
+        <w:rPr>
+          <w:b/>
+        </w:rPr>
+        <w:t xml:space="preserve">Edit</w:t>
+      </w:r>
+      <w:r>
+        <w:rPr/>
+        <w:t xml:space="preserve"> to change it until the candidate is selected or rejected.</w:t>
       </w:r>
     </w:p>
     <w:p>
@@ -4105,31 +4578,113 @@
             </w:pPr>
             <w:r>
               <w:rPr/>
-              <w:t xml:space="preserve">Score sheet</w:t>
-            </w:r>
-          </w:p>
-        </w:tc>
-        <w:tc>
-          <w:tcPr/>
-          <w:p>
-            <w:pPr>
-              <w:pStyle w:val="TableText"/>
-            </w:pPr>
-            <w:r>
-              <w:rPr/>
-              <w:t xml:space="preserve">Interviewer, candidate and 10 scores</w:t>
-            </w:r>
-          </w:p>
-        </w:tc>
-        <w:tc>
-          <w:tcPr/>
-          <w:p>
-            <w:pPr>
-              <w:pStyle w:val="TableText"/>
-            </w:pPr>
-            <w:r>
-              <w:rPr/>
-              <w:t xml:space="preserve">No (score entry is Phase 3)</w:t>
+              <w:t xml:space="preserve">Evaluation (score sheet)</w:t>
+            </w:r>
+          </w:p>
+        </w:tc>
+        <w:tc>
+          <w:tcPr/>
+          <w:p>
+            <w:pPr>
+              <w:pStyle w:val="TableText"/>
+            </w:pPr>
+            <w:r>
+              <w:rPr/>
+              <w:t xml:space="preserve">Interviewer, candidate, 10 scores (1–10), comments, when saved</w:t>
+            </w:r>
+          </w:p>
+        </w:tc>
+        <w:tc>
+          <w:tcPr/>
+          <w:p>
+            <w:pPr>
+              <w:pStyle w:val="TableText"/>
+            </w:pPr>
+            <w:r>
+              <w:rPr/>
+              <w:t xml:space="preserve">Yes (interviewers)</w:t>
+            </w:r>
+          </w:p>
+        </w:tc>
+      </w:tr>
+      <w:tr>
+        <w:trPr>
+          <w:cantSplit/>
+        </w:trPr>
+        <w:tc>
+          <w:tcPr/>
+          <w:p>
+            <w:pPr>
+              <w:pStyle w:val="TableText"/>
+            </w:pPr>
+            <w:r>
+              <w:rPr/>
+              <w:t xml:space="preserve">Assignment</w:t>
+            </w:r>
+          </w:p>
+        </w:tc>
+        <w:tc>
+          <w:tcPr/>
+          <w:p>
+            <w:pPr>
+              <w:pStyle w:val="TableText"/>
+            </w:pPr>
+            <w:r>
+              <w:rPr/>
+              <w:t xml:space="preserve">Candidate, interviewer, who assigned and when; unassigned (who, when)</w:t>
+            </w:r>
+          </w:p>
+        </w:tc>
+        <w:tc>
+          <w:tcPr/>
+          <w:p>
+            <w:pPr>
+              <w:pStyle w:val="TableText"/>
+            </w:pPr>
+            <w:r>
+              <w:rPr/>
+              <w:t xml:space="preserve">Yes (Super Admin, HR)</w:t>
+            </w:r>
+          </w:p>
+        </w:tc>
+      </w:tr>
+      <w:tr>
+        <w:trPr>
+          <w:cantSplit/>
+        </w:trPr>
+        <w:tc>
+          <w:tcPr/>
+          <w:p>
+            <w:pPr>
+              <w:pStyle w:val="TableText"/>
+            </w:pPr>
+            <w:r>
+              <w:rPr/>
+              <w:t xml:space="preserve">Decision</w:t>
+            </w:r>
+          </w:p>
+        </w:tc>
+        <w:tc>
+          <w:tcPr/>
+          <w:p>
+            <w:pPr>
+              <w:pStyle w:val="TableText"/>
+            </w:pPr>
+            <w:r>
+              <w:rPr/>
+              <w:t xml:space="preserve">Status (Selected, Rejected, On hold), reason, date, who decided, when; every decision kept</w:t>
+            </w:r>
+          </w:p>
+        </w:tc>
+        <w:tc>
+          <w:tcPr/>
+          <w:p>
+            <w:pPr>
+              <w:pStyle w:val="TableText"/>
+            </w:pPr>
+            <w:r>
+              <w:rPr/>
+              <w:t xml:space="preserve">Yes (Super Admin, HR)</w:t>
             </w:r>
           </w:p>
         </w:tc>
@@ -4155,7 +4710,7 @@
       </w:pPr>
       <w:r>
         <w:rPr/>
-        <w:t xml:space="preserve">Work Experience, Technical Knowledge, Leadership Skill, Decision Making, Problem Solving Skill, Stress Tolerance, Educational Background, Communication Skill, Attitude, Personality. Total = the sum of all ten.</w:t>
+        <w:t xml:space="preserve">Work Experience, Technical Knowledge, Leadership Skill, Decision Making, Problem Solving Skill, Stress Tolerance, Educational Background, Communication Skill, Attitude, Personality. Each is scored 1 to 10, so an evaluation's total is at most 100. Candidate Status shows the average of each criterion over all of a candidate's evaluations, and the total of those averages.</w:t>
       </w:r>
     </w:p>
     <w:p>
@@ -4285,6 +4840,35 @@
             </w:pPr>
             <w:r>
               <w:rPr/>
+              <w:t xml:space="preserve">On hold</w:t>
+            </w:r>
+          </w:p>
+        </w:tc>
+        <w:tc>
+          <w:tcPr/>
+          <w:p>
+            <w:pPr>
+              <w:pStyle w:val="TableText"/>
+            </w:pPr>
+            <w:r>
+              <w:rPr/>
+              <w:t xml:space="preserve">H</w:t>
+            </w:r>
+          </w:p>
+        </w:tc>
+      </w:tr>
+      <w:tr>
+        <w:trPr>
+          <w:cantSplit/>
+        </w:trPr>
+        <w:tc>
+          <w:tcPr/>
+          <w:p>
+            <w:pPr>
+              <w:pStyle w:val="TableText"/>
+            </w:pPr>
+            <w:r>
+              <w:rPr/>
               <w:t xml:space="preserve">Pending</w:t>
             </w:r>
           </w:p>
@@ -4414,6 +4998,28 @@
         <w:t xml:space="preserve">•</w:t>
         <w:tab/>
         <w:t xml:space="preserve">5 wrong passwords in 15 minutes lock that username on that computer for 15 minutes.</w:t>
+      </w:r>
+    </w:p>
+    <w:p>
+      <w:pPr>
+        <w:pStyle w:val="Bullet"/>
+      </w:pPr>
+      <w:r>
+        <w:rPr/>
+        <w:t xml:space="preserve">•</w:t>
+        <w:tab/>
+        <w:t xml:space="preserve">Interviewers see and score only the candidates assigned to them; scores must be 1 to 10; one evaluation per interviewer and candidate; no changes after Selected or Rejected.</w:t>
+      </w:r>
+    </w:p>
+    <w:p>
+      <w:pPr>
+        <w:pStyle w:val="Bullet"/>
+      </w:pPr>
+      <w:r>
+        <w:rPr/>
+        <w:t xml:space="preserve">•</w:t>
+        <w:tab/>
+        <w:t xml:space="preserve">A decision needs a reason and a date that isn't in the future; it is made by a person, never by the system.</w:t>
       </w:r>
     </w:p>
     <w:p>
@@ -4530,112 +5136,6 @@
             </w:pPr>
             <w:r>
               <w:rPr/>
-              <w:t xml:space="preserve">G5–G7</w:t>
-            </w:r>
-          </w:p>
-        </w:tc>
-        <w:tc>
-          <w:tcPr/>
-          <w:p>
-            <w:pPr>
-              <w:pStyle w:val="TableText"/>
-            </w:pPr>
-            <w:r>
-              <w:rPr/>
-              <w:t xml:space="preserve">Interviewers entering and viewing their scores</w:t>
-            </w:r>
-          </w:p>
-        </w:tc>
-        <w:tc>
-          <w:tcPr/>
-          <w:p>
-            <w:pPr>
-              <w:pStyle w:val="TableText"/>
-            </w:pPr>
-            <w:r>
-              <w:rPr/>
-              <w:t xml:space="preserve">Planned: Phase 3</w:t>
-            </w:r>
-          </w:p>
-        </w:tc>
-        <w:tc>
-          <w:tcPr/>
-          <w:p>
-            <w:pPr>
-              <w:pStyle w:val="TableText"/>
-            </w:pPr>
-            <w:r>
-              <w:rPr/>
-              <w:t xml:space="preserve">High: the core interview step can't be done in RMS.</w:t>
-            </w:r>
-          </w:p>
-        </w:tc>
-      </w:tr>
-      <w:tr>
-        <w:trPr>
-          <w:cantSplit/>
-        </w:trPr>
-        <w:tc>
-          <w:tcPr/>
-          <w:p>
-            <w:pPr>
-              <w:pStyle w:val="TableText"/>
-            </w:pPr>
-            <w:r>
-              <w:rPr/>
-              <w:t xml:space="preserve">G9</w:t>
-            </w:r>
-          </w:p>
-        </w:tc>
-        <w:tc>
-          <w:tcPr/>
-          <w:p>
-            <w:pPr>
-              <w:pStyle w:val="TableText"/>
-            </w:pPr>
-            <w:r>
-              <w:rPr/>
-              <w:t xml:space="preserve">Selected / Rejected / On hold decision</w:t>
-            </w:r>
-          </w:p>
-        </w:tc>
-        <w:tc>
-          <w:tcPr/>
-          <w:p>
-            <w:pPr>
-              <w:pStyle w:val="TableText"/>
-            </w:pPr>
-            <w:r>
-              <w:rPr/>
-              <w:t xml:space="preserve">Planned: Phase 3</w:t>
-            </w:r>
-          </w:p>
-        </w:tc>
-        <w:tc>
-          <w:tcPr/>
-          <w:p>
-            <w:pPr>
-              <w:pStyle w:val="TableText"/>
-            </w:pPr>
-            <w:r>
-              <w:rPr/>
-              <w:t xml:space="preserve">High: nothing sets a candidate's status.</w:t>
-            </w:r>
-          </w:p>
-        </w:tc>
-      </w:tr>
-      <w:tr>
-        <w:trPr>
-          <w:cantSplit/>
-        </w:trPr>
-        <w:tc>
-          <w:tcPr/>
-          <w:p>
-            <w:pPr>
-              <w:pStyle w:val="TableText"/>
-            </w:pPr>
-            <w:r>
-              <w:rPr/>
               <w:t xml:space="preserve">G3</w:t>
             </w:r>
           </w:p>
@@ -4916,11 +5416,55 @@
     </w:p>
     <w:p>
       <w:pPr>
-        <w:pStyle w:val="Normal"/>
-      </w:pPr>
-      <w:r>
-        <w:rPr/>
-        <w:t xml:space="preserve">. </w:t>
+        <w:pStyle w:val="Numbered"/>
+      </w:pPr>
+      <w:r>
+        <w:rPr/>
+        <w:t xml:space="preserve">4.</w:t>
+        <w:tab/>
+        <w:t xml:space="preserve"/>
+      </w:r>
+      <w:r>
+        <w:rPr>
+          <w:b/>
+        </w:rPr>
+        <w:t xml:space="preserve">Deleted candidates</w:t>
+      </w:r>
+      <w:r>
+        <w:rPr/>
+        <w:t xml:space="preserve"> are hidden on Candidate Status (built in Phase 3).</w:t>
+      </w:r>
+    </w:p>
+    <w:p>
+      <w:pPr>
+        <w:pStyle w:val="Numbered"/>
+      </w:pPr>
+      <w:r>
+        <w:rPr/>
+        <w:t xml:space="preserve">5.</w:t>
+        <w:tab/>
+        <w:t xml:space="preserve"/>
+      </w:r>
+      <w:r>
+        <w:rPr>
+          <w:b/>
+        </w:rPr>
+        <w:t xml:space="preserve">Inactive users</w:t>
+      </w:r>
+      <w:r>
+        <w:rPr/>
+        <w:t xml:space="preserve"> can't sign in (built); their assignments stay, flagged "interviewer inactive".</w:t>
+      </w:r>
+    </w:p>
+    <w:p>
+      <w:pPr>
+        <w:pStyle w:val="Numbered"/>
+      </w:pPr>
+      <w:r>
+        <w:rPr/>
+        <w:t xml:space="preserve">6.</w:t>
+        <w:tab/>
+        <w:t xml:space="preserve"/>
       </w:r>
       <w:r>
         <w:rPr>
@@ -4956,6 +5500,27 @@
     </w:p>
     <w:p>
       <w:pPr>
+        <w:pStyle w:val="Numbered"/>
+      </w:pPr>
+      <w:r>
+        <w:rPr/>
+        <w:t xml:space="preserve">8.</w:t>
+        <w:tab/>
+        <w:t xml:space="preserve"/>
+      </w:r>
+      <w:r>
+        <w:rPr>
+          <w:b/>
+        </w:rPr>
+        <w:t xml:space="preserve">Evaluations and decisions</w:t>
+      </w:r>
+      <w:r>
+        <w:rPr/>
+        <w:t xml:space="preserve"> (built in Phase 3): averages per criterion and in total; evaluations lock on Selected or Rejected, not On hold; decisions can change and are all kept; a deactivated interviewer's assignments stay, flagged.</w:t>
+      </w:r>
+    </w:p>
+    <w:p>
+      <w:pPr>
         <w:pStyle w:val="Heading1"/>
       </w:pPr>
       <w:r>
@@ -5007,11 +5572,34 @@
     </w:p>
     <w:p>
       <w:pPr>
-        <w:pStyle w:val="Normal"/>
-      </w:pPr>
-      <w:r>
-        <w:rPr/>
-        <w:t xml:space="preserve">. </w:t>
+        <w:pStyle w:val="Numbered"/>
+      </w:pPr>
+      <w:r>
+        <w:rPr/>
+        <w:t xml:space="preserve">3.</w:t>
+        <w:tab/>
+        <w:t xml:space="preserve"/>
+      </w:r>
+      <w:r>
+        <w:rPr>
+          <w:b/>
+        </w:rPr>
+        <w:t xml:space="preserve">Reports:</w:t>
+      </w:r>
+      <w:r>
+        <w:rPr/>
+        <w:t xml:space="preserve"> which exports or counts are needed first?</w:t>
+      </w:r>
+    </w:p>
+    <w:p>
+      <w:pPr>
+        <w:pStyle w:val="Numbered"/>
+      </w:pPr>
+      <w:r>
+        <w:rPr/>
+        <w:t xml:space="preserve">4.</w:t>
+        <w:tab/>
+        <w:t xml:space="preserve"/>
       </w:r>
       <w:r>
         <w:rPr>

--- a/docs/handbooks/RMS Business Analyst Guide.docx
+++ b/docs/handbooks/RMS Business Analyst Guide.docx
@@ -26,7 +26,7 @@
       </w:pPr>
       <w:r>
         <w:rPr/>
-        <w:t xml:space="preserve">Describes the version on the dev branch as of 2 October 2026 (roles plan, Phase 3). Prepared from the code and the project documentation.</w:t>
+        <w:t xml:space="preserve">Describes the version on the dev branch as of 3 October 2026 (roles plan, Phase 4). Prepared from the code and the project documentation.</w:t>
       </w:r>
     </w:p>
     <w:p>
@@ -192,7 +192,7 @@
             </w:pPr>
             <w:r>
               <w:rPr/>
-              <w:t xml:space="preserve">Login, Users and Roles, Change password, Positions, Languages/skills, Jobs, Candidates with their profile and documents, assigning interviewers, interviewers' evaluations, Candidate Status (averages) and the Selected / Rejected / On hold decision.</w:t>
+              <w:t xml:space="preserve">Login, Users and Roles, Change password, Positions, Languages/skills, Jobs, Candidates with their profile and documents, assigning interviewers, interviewers' evaluations, Candidate Status (averages), interview scheduling, the home page figures (dashboard) and the Selected / Rejected / On hold decision.</w:t>
             </w:r>
           </w:p>
         </w:tc>
@@ -221,7 +221,7 @@
             </w:pPr>
             <w:r>
               <w:rPr/>
-              <w:t xml:space="preserve">Interview schedules and a dashboard (Phase 4).</w:t>
+              <w:t xml:space="preserve">E-mail or calendar notifications for interviews, and reports or exports.</w:t>
             </w:r>
           </w:p>
         </w:tc>
@@ -238,7 +238,7 @@
       </w:pPr>
       <w:r>
         <w:rPr/>
-        <w:t xml:space="preserve">The menu already shows the full recruitment workflow, but the unbuilt parts are greyed out and marked "Soon". They can't be clicked.</w:t>
+        <w:t xml:space="preserve">Every menu entry opens a working screen.</w:t>
       </w:r>
     </w:p>
     <w:p>
@@ -1946,67 +1946,298 @@
             </w:pPr>
             <w:r>
               <w:rPr/>
-              <w:t xml:space="preserve">Interview Schedules</w:t>
-            </w:r>
-          </w:p>
-        </w:tc>
-        <w:tc>
-          <w:tcPr/>
-          <w:p>
-            <w:pPr>
-              <w:pStyle w:val="TableText"/>
-            </w:pPr>
-            <w:r>
-              <w:rPr/>
-              <w:t xml:space="preserve">Coming soon</w:t>
-            </w:r>
-          </w:p>
-        </w:tc>
-        <w:tc>
-          <w:tcPr/>
-          <w:p>
-            <w:pPr>
-              <w:pStyle w:val="TableText"/>
-            </w:pPr>
-            <w:r>
-              <w:rPr/>
-              <w:t xml:space="preserve">Greyed out</w:t>
-            </w:r>
-          </w:p>
-        </w:tc>
-        <w:tc>
-          <w:tcPr/>
-          <w:p>
-            <w:pPr>
-              <w:pStyle w:val="TableText"/>
-            </w:pPr>
-            <w:r>
-              <w:rPr/>
-              <w:t xml:space="preserve">Greyed out</w:t>
-            </w:r>
-          </w:p>
-        </w:tc>
-        <w:tc>
-          <w:tcPr/>
-          <w:p>
-            <w:pPr>
-              <w:pStyle w:val="TableText"/>
-            </w:pPr>
-            <w:r>
-              <w:rPr/>
-              <w:t xml:space="preserve">—</w:t>
-            </w:r>
-          </w:p>
-        </w:tc>
-        <w:tc>
-          <w:tcPr/>
-          <w:p>
-            <w:pPr>
-              <w:pStyle w:val="TableText"/>
-            </w:pPr>
-            <w:r>
-              <w:rPr/>
-              <w:t xml:space="preserve">—</w:t>
+              <w:t xml:space="preserve">Recruitment › Interview Schedule</w:t>
+            </w:r>
+          </w:p>
+        </w:tc>
+        <w:tc>
+          <w:tcPr/>
+          <w:p>
+            <w:pPr>
+              <w:pStyle w:val="TableText"/>
+            </w:pPr>
+            <w:r>
+              <w:rPr/>
+              <w:t xml:space="preserve">Live</w:t>
+            </w:r>
+          </w:p>
+        </w:tc>
+        <w:tc>
+          <w:tcPr/>
+          <w:p>
+            <w:pPr>
+              <w:pStyle w:val="TableText"/>
+            </w:pPr>
+            <w:r>
+              <w:rPr/>
+              <w:t xml:space="preserve">Yes</w:t>
+            </w:r>
+          </w:p>
+        </w:tc>
+        <w:tc>
+          <w:tcPr/>
+          <w:p>
+            <w:pPr>
+              <w:pStyle w:val="TableText"/>
+            </w:pPr>
+            <w:r>
+              <w:rPr/>
+              <w:t xml:space="preserve">Yes</w:t>
+            </w:r>
+          </w:p>
+        </w:tc>
+        <w:tc>
+          <w:tcPr/>
+          <w:p>
+            <w:pPr>
+              <w:pStyle w:val="TableText"/>
+            </w:pPr>
+            <w:r>
+              <w:rPr/>
+              <w:t xml:space="preserve">Read-only</w:t>
+            </w:r>
+          </w:p>
+        </w:tc>
+        <w:tc>
+          <w:tcPr/>
+          <w:p>
+            <w:pPr>
+              <w:pStyle w:val="TableText"/>
+            </w:pPr>
+            <w:r>
+              <w:rPr/>
+              <w:t xml:space="preserve">Refused</w:t>
+            </w:r>
+          </w:p>
+        </w:tc>
+      </w:tr>
+      <w:tr>
+        <w:trPr>
+          <w:cantSplit/>
+        </w:trPr>
+        <w:tc>
+          <w:tcPr/>
+          <w:p>
+            <w:pPr>
+              <w:pStyle w:val="TableText"/>
+            </w:pPr>
+            <w:r>
+              <w:rPr/>
+              <w:t xml:space="preserve">Schedule, change or cancel an interview</w:t>
+            </w:r>
+          </w:p>
+        </w:tc>
+        <w:tc>
+          <w:tcPr/>
+          <w:p>
+            <w:pPr>
+              <w:pStyle w:val="TableText"/>
+            </w:pPr>
+            <w:r>
+              <w:rPr/>
+              <w:t xml:space="preserve">Live</w:t>
+            </w:r>
+          </w:p>
+        </w:tc>
+        <w:tc>
+          <w:tcPr/>
+          <w:p>
+            <w:pPr>
+              <w:pStyle w:val="TableText"/>
+            </w:pPr>
+            <w:r>
+              <w:rPr/>
+              <w:t xml:space="preserve">Yes</w:t>
+            </w:r>
+          </w:p>
+        </w:tc>
+        <w:tc>
+          <w:tcPr/>
+          <w:p>
+            <w:pPr>
+              <w:pStyle w:val="TableText"/>
+            </w:pPr>
+            <w:r>
+              <w:rPr/>
+              <w:t xml:space="preserve">Yes</w:t>
+            </w:r>
+          </w:p>
+        </w:tc>
+        <w:tc>
+          <w:tcPr/>
+          <w:p>
+            <w:pPr>
+              <w:pStyle w:val="TableText"/>
+            </w:pPr>
+            <w:r>
+              <w:rPr/>
+              <w:t xml:space="preserve">Refused</w:t>
+            </w:r>
+          </w:p>
+        </w:tc>
+        <w:tc>
+          <w:tcPr/>
+          <w:p>
+            <w:pPr>
+              <w:pStyle w:val="TableText"/>
+            </w:pPr>
+            <w:r>
+              <w:rPr/>
+              <w:t xml:space="preserve">Refused</w:t>
+            </w:r>
+          </w:p>
+        </w:tc>
+      </w:tr>
+      <w:tr>
+        <w:trPr>
+          <w:cantSplit/>
+        </w:trPr>
+        <w:tc>
+          <w:tcPr/>
+          <w:p>
+            <w:pPr>
+              <w:pStyle w:val="TableText"/>
+            </w:pPr>
+            <w:r>
+              <w:rPr/>
+              <w:t xml:space="preserve">Interviews › My Schedule</w:t>
+            </w:r>
+          </w:p>
+        </w:tc>
+        <w:tc>
+          <w:tcPr/>
+          <w:p>
+            <w:pPr>
+              <w:pStyle w:val="TableText"/>
+            </w:pPr>
+            <w:r>
+              <w:rPr/>
+              <w:t xml:space="preserve">Live</w:t>
+            </w:r>
+          </w:p>
+        </w:tc>
+        <w:tc>
+          <w:tcPr/>
+          <w:p>
+            <w:pPr>
+              <w:pStyle w:val="TableText"/>
+            </w:pPr>
+            <w:r>
+              <w:rPr/>
+              <w:t xml:space="preserve">Refused</w:t>
+            </w:r>
+          </w:p>
+        </w:tc>
+        <w:tc>
+          <w:tcPr/>
+          <w:p>
+            <w:pPr>
+              <w:pStyle w:val="TableText"/>
+            </w:pPr>
+            <w:r>
+              <w:rPr/>
+              <w:t xml:space="preserve">Refused</w:t>
+            </w:r>
+          </w:p>
+        </w:tc>
+        <w:tc>
+          <w:tcPr/>
+          <w:p>
+            <w:pPr>
+              <w:pStyle w:val="TableText"/>
+            </w:pPr>
+            <w:r>
+              <w:rPr/>
+              <w:t xml:space="preserve">Refused</w:t>
+            </w:r>
+          </w:p>
+        </w:tc>
+        <w:tc>
+          <w:tcPr/>
+          <w:p>
+            <w:pPr>
+              <w:pStyle w:val="TableText"/>
+            </w:pPr>
+            <w:r>
+              <w:rPr/>
+              <w:t xml:space="preserve">Own interviews only</w:t>
+            </w:r>
+          </w:p>
+        </w:tc>
+      </w:tr>
+      <w:tr>
+        <w:trPr>
+          <w:cantSplit/>
+        </w:trPr>
+        <w:tc>
+          <w:tcPr/>
+          <w:p>
+            <w:pPr>
+              <w:pStyle w:val="TableText"/>
+            </w:pPr>
+            <w:r>
+              <w:rPr/>
+              <w:t xml:space="preserve">Home page figures (dashboard)</w:t>
+            </w:r>
+          </w:p>
+        </w:tc>
+        <w:tc>
+          <w:tcPr/>
+          <w:p>
+            <w:pPr>
+              <w:pStyle w:val="TableText"/>
+            </w:pPr>
+            <w:r>
+              <w:rPr/>
+              <w:t xml:space="preserve">Live</w:t>
+            </w:r>
+          </w:p>
+        </w:tc>
+        <w:tc>
+          <w:tcPr/>
+          <w:p>
+            <w:pPr>
+              <w:pStyle w:val="TableText"/>
+            </w:pPr>
+            <w:r>
+              <w:rPr/>
+              <w:t xml:space="preserve">All figures</w:t>
+            </w:r>
+          </w:p>
+        </w:tc>
+        <w:tc>
+          <w:tcPr/>
+          <w:p>
+            <w:pPr>
+              <w:pStyle w:val="TableText"/>
+            </w:pPr>
+            <w:r>
+              <w:rPr/>
+              <w:t xml:space="preserve">All figures</w:t>
+            </w:r>
+          </w:p>
+        </w:tc>
+        <w:tc>
+          <w:tcPr/>
+          <w:p>
+            <w:pPr>
+              <w:pStyle w:val="TableText"/>
+            </w:pPr>
+            <w:r>
+              <w:rPr/>
+              <w:t xml:space="preserve">All figures</w:t>
+            </w:r>
+          </w:p>
+        </w:tc>
+        <w:tc>
+          <w:tcPr/>
+          <w:p>
+            <w:pPr>
+              <w:pStyle w:val="TableText"/>
+            </w:pPr>
+            <w:r>
+              <w:rPr/>
+              <w:t xml:space="preserve">Own evaluations and interviews only</w:t>
             </w:r>
           </w:p>
         </w:tc>
@@ -3418,6 +3649,121 @@
     </w:p>
     <w:p>
       <w:pPr>
+        <w:pStyle w:val="Heading2"/>
+      </w:pPr>
+      <w:r>
+        <w:rPr/>
+        <w:t xml:space="preserve">Interview schedule</w:t>
+      </w:r>
+    </w:p>
+    <w:p>
+      <w:pPr>
+        <w:pStyle w:val="Bullet"/>
+      </w:pPr>
+      <w:r>
+        <w:rPr/>
+        <w:t xml:space="preserve">•</w:t>
+        <w:tab/>
+        <w:t xml:space="preserve">Super Admin and HR schedule an interview from </w:t>
+      </w:r>
+      <w:r>
+        <w:rPr>
+          <w:b/>
+        </w:rPr>
+        <w:t xml:space="preserve">Interview Schedule › Schedule interview</w:t>
+      </w:r>
+      <w:r>
+        <w:rPr/>
+        <w:t xml:space="preserve">: first choose the candidate, then the interviewer (only people assigned to that candidate whose account is active are offered), the date and time, and an optional location.</w:t>
+      </w:r>
+    </w:p>
+    <w:p>
+      <w:pPr>
+        <w:pStyle w:val="Bullet"/>
+      </w:pPr>
+      <w:r>
+        <w:rPr/>
+        <w:t xml:space="preserve">•</w:t>
+        <w:tab/>
+        <w:t xml:space="preserve">Times are the server's local time, as typed. Two interviews for the same interviewer at the same start time are refused. Past times are accepted.</w:t>
+      </w:r>
+    </w:p>
+    <w:p>
+      <w:pPr>
+        <w:pStyle w:val="Bullet"/>
+      </w:pPr>
+      <w:r>
+        <w:rPr/>
+        <w:t xml:space="preserve">•</w:t>
+        <w:tab/>
+        <w:t xml:space="preserve">An interview can be changed, marked Done or cancelled. Cancelling keeps it in the list, marked Cancelled, and a cancelled interview can't be changed. RMS never marks an interview Done by itself and sends no notification.</w:t>
+      </w:r>
+    </w:p>
+    <w:p>
+      <w:pPr>
+        <w:pStyle w:val="Bullet"/>
+      </w:pPr>
+      <w:r>
+        <w:rPr/>
+        <w:t xml:space="preserve">•</w:t>
+        <w:tab/>
+        <w:t xml:space="preserve">Hiring Managers see the whole list read-only. Interviewers see only their own interviews, under </w:t>
+      </w:r>
+      <w:r>
+        <w:rPr>
+          <w:b/>
+        </w:rPr>
+        <w:t xml:space="preserve">My Schedule</w:t>
+      </w:r>
+      <w:r>
+        <w:rPr/>
+        <w:t xml:space="preserve">.</w:t>
+      </w:r>
+    </w:p>
+    <w:p>
+      <w:pPr>
+        <w:pStyle w:val="Heading2"/>
+      </w:pPr>
+      <w:r>
+        <w:rPr/>
+        <w:t xml:space="preserve">Home page figures (dashboard)</w:t>
+      </w:r>
+    </w:p>
+    <w:p>
+      <w:pPr>
+        <w:pStyle w:val="Bullet"/>
+      </w:pPr>
+      <w:r>
+        <w:rPr/>
+        <w:t xml:space="preserve">•</w:t>
+        <w:tab/>
+        <w:t xml:space="preserve">Super Admin, HR and Hiring Managers see: candidates by status (Selected, Rejected, On hold, Pending), evaluations still to do, upcoming interviews (with the next five), open jobs, candidates with no CV, and candidates with an inactive interviewer.</w:t>
+      </w:r>
+    </w:p>
+    <w:p>
+      <w:pPr>
+        <w:pStyle w:val="Bullet"/>
+      </w:pPr>
+      <w:r>
+        <w:rPr/>
+        <w:t xml:space="preserve">•</w:t>
+        <w:tab/>
+        <w:t xml:space="preserve">Interviewers see their own evaluations still to do and upcoming interviews.</w:t>
+      </w:r>
+    </w:p>
+    <w:p>
+      <w:pPr>
+        <w:pStyle w:val="Bullet"/>
+      </w:pPr>
+      <w:r>
+        <w:rPr/>
+        <w:t xml:space="preserve">•</w:t>
+        <w:tab/>
+        <w:t xml:space="preserve">"Evaluations still to do" counts an assigned, active interviewer who hasn't scored a candidate yet, not counting candidates already Selected or Rejected. "Candidates with an inactive interviewer" lists those who still need evaluations but have an assigned interviewer whose account is deactivated, so HR can reassign.</w:t>
+      </w:r>
+    </w:p>
+    <w:p>
+      <w:pPr>
         <w:pStyle w:val="Heading1"/>
       </w:pPr>
       <w:r>
@@ -3440,7 +3786,7 @@
       </w:pPr>
       <w:r>
         <w:rPr/>
-        <w:t xml:space="preserve">The intended process. Dashed, orange steps are not built yet.</w:t>
+        <w:t xml:space="preserve">The process as built: every step is a working screen.</w:t>
       </w:r>
     </w:p>
     <w:p>
@@ -3451,7 +3797,7 @@
         <w:drawing>
           <wp:inline distT="0" distB="0" distL="0" distR="0">
             <wp:extent cx="2514127" cy="7589520"/>
-            <wp:docPr id="1" name="Diagram 1" descr="Recruitment process: built steps in blue, missing steps in orange"/>
+            <wp:docPr id="1" name="Diagram 1" descr="Recruitment process: every step is built"/>
             <a:graphic xmlns:a="http://schemas.openxmlformats.org/drawingml/2006/main">
               <a:graphicData uri="http://schemas.openxmlformats.org/drawingml/2006/picture">
                 <pic:pic xmlns:pic="http://schemas.openxmlformats.org/drawingml/2006/picture">
@@ -3487,7 +3833,7 @@
       </w:pPr>
       <w:r>
         <w:rPr/>
-        <w:t xml:space="preserve">Recruitment process: built steps in blue, missing steps in orange</w:t>
+        <w:t xml:space="preserve">Recruitment process: every step is built</w:t>
       </w:r>
     </w:p>
     <w:p>
@@ -3995,6 +4341,119 @@
       </w:pPr>
       <w:r>
         <w:rPr/>
+        <w:t xml:space="preserve">Super Admin or HR: schedule an interview</w:t>
+      </w:r>
+    </w:p>
+    <w:p>
+      <w:pPr>
+        <w:pStyle w:val="Numbered"/>
+      </w:pPr>
+      <w:r>
+        <w:rPr/>
+        <w:t xml:space="preserve">1.</w:t>
+        <w:tab/>
+        <w:t xml:space="preserve">Open </w:t>
+      </w:r>
+      <w:r>
+        <w:rPr>
+          <w:b/>
+        </w:rPr>
+        <w:t xml:space="preserve">Interview Schedule</w:t>
+      </w:r>
+      <w:r>
+        <w:rPr/>
+        <w:t xml:space="preserve"> and click </w:t>
+      </w:r>
+      <w:r>
+        <w:rPr>
+          <w:b/>
+        </w:rPr>
+        <w:t xml:space="preserve">Schedule interview</w:t>
+      </w:r>
+      <w:r>
+        <w:rPr/>
+        <w:t xml:space="preserve">.</w:t>
+      </w:r>
+    </w:p>
+    <w:p>
+      <w:pPr>
+        <w:pStyle w:val="Numbered"/>
+      </w:pPr>
+      <w:r>
+        <w:rPr/>
+        <w:t xml:space="preserve">2.</w:t>
+        <w:tab/>
+        <w:t xml:space="preserve">Choose the candidate and click </w:t>
+      </w:r>
+      <w:r>
+        <w:rPr>
+          <w:b/>
+        </w:rPr>
+        <w:t xml:space="preserve">Next</w:t>
+      </w:r>
+      <w:r>
+        <w:rPr/>
+        <w:t xml:space="preserve">.</w:t>
+      </w:r>
+    </w:p>
+    <w:p>
+      <w:pPr>
+        <w:pStyle w:val="Numbered"/>
+      </w:pPr>
+      <w:r>
+        <w:rPr/>
+        <w:t xml:space="preserve">3.</w:t>
+        <w:tab/>
+        <w:t xml:space="preserve">Choose the interviewer, enter the date, time and (optionally) the location, and click </w:t>
+      </w:r>
+      <w:r>
+        <w:rPr>
+          <w:b/>
+        </w:rPr>
+        <w:t xml:space="preserve">Save</w:t>
+      </w:r>
+      <w:r>
+        <w:rPr/>
+        <w:t xml:space="preserve">. If no interviewer is offered, assign one on the candidate's profile first.</w:t>
+      </w:r>
+    </w:p>
+    <w:p>
+      <w:pPr>
+        <w:pStyle w:val="Numbered"/>
+      </w:pPr>
+      <w:r>
+        <w:rPr/>
+        <w:t xml:space="preserve">4.</w:t>
+        <w:tab/>
+        <w:t xml:space="preserve">To change an interview use </w:t>
+      </w:r>
+      <w:r>
+        <w:rPr>
+          <w:b/>
+        </w:rPr>
+        <w:t xml:space="preserve">Edit</w:t>
+      </w:r>
+      <w:r>
+        <w:rPr/>
+        <w:t xml:space="preserve"> (set Status to Done afterwards, if you like); to cancel it use </w:t>
+      </w:r>
+      <w:r>
+        <w:rPr>
+          <w:b/>
+        </w:rPr>
+        <w:t xml:space="preserve">Cancel</w:t>
+      </w:r>
+      <w:r>
+        <w:rPr/>
+        <w:t xml:space="preserve"> and confirm.</w:t>
+      </w:r>
+    </w:p>
+    <w:p>
+      <w:pPr>
+        <w:pStyle w:val="Heading2"/>
+      </w:pPr>
+      <w:r>
+        <w:rPr/>
         <w:t xml:space="preserve">Super Admin, HR or Hiring Manager: review results and decide</w:t>
       </w:r>
     </w:p>
@@ -4660,6 +5119,47 @@
             </w:pPr>
             <w:r>
               <w:rPr/>
+              <w:t xml:space="preserve">Interview</w:t>
+            </w:r>
+          </w:p>
+        </w:tc>
+        <w:tc>
+          <w:tcPr/>
+          <w:p>
+            <w:pPr>
+              <w:pStyle w:val="TableText"/>
+            </w:pPr>
+            <w:r>
+              <w:rPr/>
+              <w:t xml:space="preserve">Candidate, interviewer, start date and time (the server's time), location, status (Scheduled, Done, Cancelled), who created and changed it</w:t>
+            </w:r>
+          </w:p>
+        </w:tc>
+        <w:tc>
+          <w:tcPr/>
+          <w:p>
+            <w:pPr>
+              <w:pStyle w:val="TableText"/>
+            </w:pPr>
+            <w:r>
+              <w:rPr/>
+              <w:t xml:space="preserve">Yes (Super Admin, HR)</w:t>
+            </w:r>
+          </w:p>
+        </w:tc>
+      </w:tr>
+      <w:tr>
+        <w:trPr>
+          <w:cantSplit/>
+        </w:trPr>
+        <w:tc>
+          <w:tcPr/>
+          <w:p>
+            <w:pPr>
+              <w:pStyle w:val="TableText"/>
+            </w:pPr>
+            <w:r>
+              <w:rPr/>
               <w:t xml:space="preserve">Decision</w:t>
             </w:r>
           </w:p>
@@ -5020,6 +5520,17 @@
         <w:t xml:space="preserve">•</w:t>
         <w:tab/>
         <w:t xml:space="preserve">A decision needs a reason and a date that isn't in the future; it is made by a person, never by the system.</w:t>
+      </w:r>
+    </w:p>
+    <w:p>
+      <w:pPr>
+        <w:pStyle w:val="Bullet"/>
+      </w:pPr>
+      <w:r>
+        <w:rPr/>
+        <w:t xml:space="preserve">•</w:t>
+        <w:tab/>
+        <w:t xml:space="preserve">An interview needs an interviewer who is assigned to the candidate and active, and a date and time; the same interviewer can't have two interviews at the same start time; only a Scheduled interview can be cancelled, and a cancelled one can't be changed.</w:t>
       </w:r>
     </w:p>
     <w:p>
@@ -5136,43 +5647,43 @@
             </w:pPr>
             <w:r>
               <w:rPr/>
-              <w:t xml:space="preserve">G3</w:t>
-            </w:r>
-          </w:p>
-        </w:tc>
-        <w:tc>
-          <w:tcPr/>
-          <w:p>
-            <w:pPr>
-              <w:pStyle w:val="TableText"/>
-            </w:pPr>
-            <w:r>
-              <w:rPr/>
-              <w:t xml:space="preserve">Interview schedules and a dashboard</w:t>
-            </w:r>
-          </w:p>
-        </w:tc>
-        <w:tc>
-          <w:tcPr/>
-          <w:p>
-            <w:pPr>
-              <w:pStyle w:val="TableText"/>
-            </w:pPr>
-            <w:r>
-              <w:rPr/>
-              <w:t xml:space="preserve">Planned: Phase 4</w:t>
-            </w:r>
-          </w:p>
-        </w:tc>
-        <w:tc>
-          <w:tcPr/>
-          <w:p>
-            <w:pPr>
-              <w:pStyle w:val="TableText"/>
-            </w:pPr>
-            <w:r>
-              <w:rPr/>
-              <w:t xml:space="preserve">Medium.</w:t>
+              <w:t xml:space="preserve">G34</w:t>
+            </w:r>
+          </w:p>
+        </w:tc>
+        <w:tc>
+          <w:tcPr/>
+          <w:p>
+            <w:pPr>
+              <w:pStyle w:val="TableText"/>
+            </w:pPr>
+            <w:r>
+              <w:rPr/>
+              <w:t xml:space="preserve">Names in non-Latin scripts (for example Bengali, Cyrillic)</w:t>
+            </w:r>
+          </w:p>
+        </w:tc>
+        <w:tc>
+          <w:tcPr/>
+          <w:p>
+            <w:pPr>
+              <w:pStyle w:val="TableText"/>
+            </w:pPr>
+            <w:r>
+              <w:rPr/>
+              <w:t xml:space="preserve">Partial</w:t>
+            </w:r>
+          </w:p>
+        </w:tc>
+        <w:tc>
+          <w:tcPr/>
+          <w:p>
+            <w:pPr>
+              <w:pStyle w:val="TableText"/>
+            </w:pPr>
+            <w:r>
+              <w:rPr/>
+              <w:t xml:space="preserve">Such names are stored as codes and display incorrectly.</w:t>
             </w:r>
           </w:p>
         </w:tc>
@@ -5189,43 +5700,43 @@
             </w:pPr>
             <w:r>
               <w:rPr/>
-              <w:t xml:space="preserve">G34</w:t>
-            </w:r>
-          </w:p>
-        </w:tc>
-        <w:tc>
-          <w:tcPr/>
-          <w:p>
-            <w:pPr>
-              <w:pStyle w:val="TableText"/>
-            </w:pPr>
-            <w:r>
-              <w:rPr/>
-              <w:t xml:space="preserve">Names in non-Latin scripts (for example Bengali, Cyrillic)</w:t>
-            </w:r>
-          </w:p>
-        </w:tc>
-        <w:tc>
-          <w:tcPr/>
-          <w:p>
-            <w:pPr>
-              <w:pStyle w:val="TableText"/>
-            </w:pPr>
-            <w:r>
-              <w:rPr/>
-              <w:t xml:space="preserve">Partial</w:t>
-            </w:r>
-          </w:p>
-        </w:tc>
-        <w:tc>
-          <w:tcPr/>
-          <w:p>
-            <w:pPr>
-              <w:pStyle w:val="TableText"/>
-            </w:pPr>
-            <w:r>
-              <w:rPr/>
-              <w:t xml:space="preserve">Such names are stored as codes and display incorrectly.</w:t>
+              <w:t xml:space="preserve">—</w:t>
+            </w:r>
+          </w:p>
+        </w:tc>
+        <w:tc>
+          <w:tcPr/>
+          <w:p>
+            <w:pPr>
+              <w:pStyle w:val="TableText"/>
+            </w:pPr>
+            <w:r>
+              <w:rPr/>
+              <w:t xml:space="preserve">Reports or export (Excel, PDF)</w:t>
+            </w:r>
+          </w:p>
+        </w:tc>
+        <w:tc>
+          <w:tcPr/>
+          <w:p>
+            <w:pPr>
+              <w:pStyle w:val="TableText"/>
+            </w:pPr>
+            <w:r>
+              <w:rPr/>
+              <w:t xml:space="preserve">Not built</w:t>
+            </w:r>
+          </w:p>
+        </w:tc>
+        <w:tc>
+          <w:tcPr/>
+          <w:p>
+            <w:pPr>
+              <w:pStyle w:val="TableText"/>
+            </w:pPr>
+            <w:r>
+              <w:rPr/>
+              <w:t xml:space="preserve">Results can only be viewed on screen.</w:t>
             </w:r>
           </w:p>
         </w:tc>
@@ -5254,59 +5765,6 @@
             </w:pPr>
             <w:r>
               <w:rPr/>
-              <w:t xml:space="preserve">Reports or export (Excel, PDF)</w:t>
-            </w:r>
-          </w:p>
-        </w:tc>
-        <w:tc>
-          <w:tcPr/>
-          <w:p>
-            <w:pPr>
-              <w:pStyle w:val="TableText"/>
-            </w:pPr>
-            <w:r>
-              <w:rPr/>
-              <w:t xml:space="preserve">Not built</w:t>
-            </w:r>
-          </w:p>
-        </w:tc>
-        <w:tc>
-          <w:tcPr/>
-          <w:p>
-            <w:pPr>
-              <w:pStyle w:val="TableText"/>
-            </w:pPr>
-            <w:r>
-              <w:rPr/>
-              <w:t xml:space="preserve">Results can only be viewed on screen.</w:t>
-            </w:r>
-          </w:p>
-        </w:tc>
-      </w:tr>
-      <w:tr>
-        <w:trPr>
-          <w:cantSplit/>
-        </w:trPr>
-        <w:tc>
-          <w:tcPr/>
-          <w:p>
-            <w:pPr>
-              <w:pStyle w:val="TableText"/>
-            </w:pPr>
-            <w:r>
-              <w:rPr/>
-              <w:t xml:space="preserve">—</w:t>
-            </w:r>
-          </w:p>
-        </w:tc>
-        <w:tc>
-          <w:tcPr/>
-          <w:p>
-            <w:pPr>
-              <w:pStyle w:val="TableText"/>
-            </w:pPr>
-            <w:r>
-              <w:rPr/>
               <w:t xml:space="preserve">Audit trail (who changed what, when)</w:t>
             </w:r>
           </w:p>
@@ -5348,7 +5806,7 @@
       </w:pPr>
       <w:r>
         <w:rPr/>
-        <w:t xml:space="preserve">11. Decisions made (2 October 2026)</w:t>
+        <w:t xml:space="preserve">11. Decisions made (2 and 3 October 2026)</w:t>
       </w:r>
     </w:p>
     <w:p>
@@ -5521,6 +5979,27 @@
     </w:p>
     <w:p>
       <w:pPr>
+        <w:pStyle w:val="Numbered"/>
+      </w:pPr>
+      <w:r>
+        <w:rPr/>
+        <w:t xml:space="preserve">9.</w:t>
+        <w:tab/>
+        <w:t xml:space="preserve"/>
+      </w:r>
+      <w:r>
+        <w:rPr>
+          <w:b/>
+        </w:rPr>
+        <w:t xml:space="preserve">Interview schedule and dashboard</w:t>
+      </w:r>
+      <w:r>
+        <w:rPr/>
+        <w:t xml:space="preserve"> (built in Phase 4): an interview is for an assigned, active interviewer; times are the server's local time; no notifications yet; the home page shows the figures listed above.</w:t>
+      </w:r>
+    </w:p>
+    <w:p>
+      <w:pPr>
         <w:pStyle w:val="Heading1"/>
       </w:pPr>
       <w:r>
@@ -5567,7 +6046,7 @@
       </w:r>
       <w:r>
         <w:rPr/>
-        <w:t xml:space="preserve"> are e-mail notifications needed for interviews?</w:t>
+        <w:t xml:space="preserve"> are e-mail or calendar notifications needed for interviews? Should past times be refused, and do all users work in the server's time zone?</w:t>
       </w:r>
     </w:p>
     <w:p>

--- a/docs/handbooks/RMS Business Analyst Guide.docx
+++ b/docs/handbooks/RMS Business Analyst Guide.docx
@@ -26,7 +26,7 @@
       </w:pPr>
       <w:r>
         <w:rPr/>
-        <w:t xml:space="preserve">Describes the version on the dev branch as of 3 October 2026 (roles plan, Phase 4). Prepared from the code and the project documentation.</w:t>
+        <w:t xml:space="preserve">Describes the version on the master and dev branches as of 3 October 2026 (roles plan, Phases 1-4). Prepared from the code and the project documentation.</w:t>
       </w:r>
     </w:p>
     <w:p>

--- a/docs/handbooks/RMS Business Analyst Guide.docx
+++ b/docs/handbooks/RMS Business Analyst Guide.docx
@@ -26,7 +26,7 @@
       </w:pPr>
       <w:r>
         <w:rPr/>
-        <w:t xml:space="preserve">Describes the version on the master and dev branches as of 3 October 2026 (roles plan, Phases 1-4). Prepared from the code and the project documentation.</w:t>
+        <w:t xml:space="preserve">Describes the version on the master and dev branches as of 3 October 2026 (roles plan, Phases 1-4, plus reports, the activity log and English-only text). Prepared from the code and the project documentation.</w:t>
       </w:r>
     </w:p>
     <w:p>
@@ -192,7 +192,7 @@
             </w:pPr>
             <w:r>
               <w:rPr/>
-              <w:t xml:space="preserve">Login, Users and Roles, Change password, Positions, Languages/skills, Jobs, Candidates with their profile and documents, assigning interviewers, interviewers' evaluations, Candidate Status (averages), interview scheduling, the home page figures (dashboard) and the Selected / Rejected / On hold decision.</w:t>
+              <w:t xml:space="preserve">Login, Users and Roles, Change password, Positions, Languages/skills, Jobs, Candidates with their profile and documents, assigning interviewers, interviewers' evaluations, Candidate Status (averages), interview scheduling, CSV reports, the activity log, the home page figures (dashboard) and the Selected / Rejected / On hold decision.</w:t>
             </w:r>
           </w:p>
         </w:tc>
@@ -221,7 +221,7 @@
             </w:pPr>
             <w:r>
               <w:rPr/>
-              <w:t xml:space="preserve">E-mail or calendar notifications for interviews, and reports or exports.</w:t>
+              <w:t xml:space="preserve">E-mail or calendar notifications for interviews (to be decided later), Excel (.xlsx) and PDF reports.</w:t>
             </w:r>
           </w:p>
         </w:tc>
@@ -2254,6 +2254,160 @@
             </w:pPr>
             <w:r>
               <w:rPr/>
+              <w:t xml:space="preserve">Reports (CSV downloads: candidates, candidate status, interview schedule)</w:t>
+            </w:r>
+          </w:p>
+        </w:tc>
+        <w:tc>
+          <w:tcPr/>
+          <w:p>
+            <w:pPr>
+              <w:pStyle w:val="TableText"/>
+            </w:pPr>
+            <w:r>
+              <w:rPr/>
+              <w:t xml:space="preserve">Live</w:t>
+            </w:r>
+          </w:p>
+        </w:tc>
+        <w:tc>
+          <w:tcPr/>
+          <w:p>
+            <w:pPr>
+              <w:pStyle w:val="TableText"/>
+            </w:pPr>
+            <w:r>
+              <w:rPr/>
+              <w:t xml:space="preserve">Yes</w:t>
+            </w:r>
+          </w:p>
+        </w:tc>
+        <w:tc>
+          <w:tcPr/>
+          <w:p>
+            <w:pPr>
+              <w:pStyle w:val="TableText"/>
+            </w:pPr>
+            <w:r>
+              <w:rPr/>
+              <w:t xml:space="preserve">Yes</w:t>
+            </w:r>
+          </w:p>
+        </w:tc>
+        <w:tc>
+          <w:tcPr/>
+          <w:p>
+            <w:pPr>
+              <w:pStyle w:val="TableText"/>
+            </w:pPr>
+            <w:r>
+              <w:rPr/>
+              <w:t xml:space="preserve">Yes</w:t>
+            </w:r>
+          </w:p>
+        </w:tc>
+        <w:tc>
+          <w:tcPr/>
+          <w:p>
+            <w:pPr>
+              <w:pStyle w:val="TableText"/>
+            </w:pPr>
+            <w:r>
+              <w:rPr/>
+              <w:t xml:space="preserve">Refused</w:t>
+            </w:r>
+          </w:p>
+        </w:tc>
+      </w:tr>
+      <w:tr>
+        <w:trPr>
+          <w:cantSplit/>
+        </w:trPr>
+        <w:tc>
+          <w:tcPr/>
+          <w:p>
+            <w:pPr>
+              <w:pStyle w:val="TableText"/>
+            </w:pPr>
+            <w:r>
+              <w:rPr/>
+              <w:t xml:space="preserve">Administration › Activity Log, and its CSV download</w:t>
+            </w:r>
+          </w:p>
+        </w:tc>
+        <w:tc>
+          <w:tcPr/>
+          <w:p>
+            <w:pPr>
+              <w:pStyle w:val="TableText"/>
+            </w:pPr>
+            <w:r>
+              <w:rPr/>
+              <w:t xml:space="preserve">Live</w:t>
+            </w:r>
+          </w:p>
+        </w:tc>
+        <w:tc>
+          <w:tcPr/>
+          <w:p>
+            <w:pPr>
+              <w:pStyle w:val="TableText"/>
+            </w:pPr>
+            <w:r>
+              <w:rPr/>
+              <w:t xml:space="preserve">Yes</w:t>
+            </w:r>
+          </w:p>
+        </w:tc>
+        <w:tc>
+          <w:tcPr/>
+          <w:p>
+            <w:pPr>
+              <w:pStyle w:val="TableText"/>
+            </w:pPr>
+            <w:r>
+              <w:rPr/>
+              <w:t xml:space="preserve">Refused</w:t>
+            </w:r>
+          </w:p>
+        </w:tc>
+        <w:tc>
+          <w:tcPr/>
+          <w:p>
+            <w:pPr>
+              <w:pStyle w:val="TableText"/>
+            </w:pPr>
+            <w:r>
+              <w:rPr/>
+              <w:t xml:space="preserve">Refused</w:t>
+            </w:r>
+          </w:p>
+        </w:tc>
+        <w:tc>
+          <w:tcPr/>
+          <w:p>
+            <w:pPr>
+              <w:pStyle w:val="TableText"/>
+            </w:pPr>
+            <w:r>
+              <w:rPr/>
+              <w:t xml:space="preserve">Refused</w:t>
+            </w:r>
+          </w:p>
+        </w:tc>
+      </w:tr>
+      <w:tr>
+        <w:trPr>
+          <w:cantSplit/>
+        </w:trPr>
+        <w:tc>
+          <w:tcPr/>
+          <w:p>
+            <w:pPr>
+              <w:pStyle w:val="TableText"/>
+            </w:pPr>
+            <w:r>
+              <w:rPr/>
               <w:t xml:space="preserve">Log out (top bar)</w:t>
             </w:r>
           </w:p>
@@ -3718,6 +3872,221 @@
       <w:r>
         <w:rPr/>
         <w:t xml:space="preserve">.</w:t>
+      </w:r>
+    </w:p>
+    <w:p>
+      <w:pPr>
+        <w:pStyle w:val="Heading2"/>
+      </w:pPr>
+      <w:r>
+        <w:rPr/>
+        <w:t xml:space="preserve">Reports</w:t>
+      </w:r>
+    </w:p>
+    <w:p>
+      <w:pPr>
+        <w:pStyle w:val="Bullet"/>
+      </w:pPr>
+      <w:r>
+        <w:rPr/>
+        <w:t xml:space="preserve">•</w:t>
+        <w:tab/>
+        <w:t xml:space="preserve"/>
+      </w:r>
+      <w:r>
+        <w:rPr>
+          <w:b/>
+        </w:rPr>
+        <w:t xml:space="preserve">Reports</w:t>
+      </w:r>
+      <w:r>
+        <w:rPr/>
+        <w:t xml:space="preserve"> (menu, for Super Admin, HR and Hiring Manager) offers CSV downloads that open in Excel: </w:t>
+      </w:r>
+      <w:r>
+        <w:rPr>
+          <w:b/>
+        </w:rPr>
+        <w:t xml:space="preserve">Candidates</w:t>
+      </w:r>
+      <w:r>
+        <w:rPr/>
+        <w:t xml:space="preserve"> (with status and the reason for the decision), </w:t>
+      </w:r>
+      <w:r>
+        <w:rPr>
+          <w:b/>
+        </w:rPr>
+        <w:t xml:space="preserve">Candidate Status</w:t>
+      </w:r>
+      <w:r>
+        <w:rPr/>
+        <w:t xml:space="preserve"> (evaluation count, the average of each criterion, the total and the status) and </w:t>
+      </w:r>
+      <w:r>
+        <w:rPr>
+          <w:b/>
+        </w:rPr>
+        <w:t xml:space="preserve">Interview Schedule</w:t>
+      </w:r>
+      <w:r>
+        <w:rPr/>
+        <w:t xml:space="preserve">. A Super Admin also sees </w:t>
+      </w:r>
+      <w:r>
+        <w:rPr>
+          <w:b/>
+        </w:rPr>
+        <w:t xml:space="preserve">Activity Log</w:t>
+      </w:r>
+      <w:r>
+        <w:rPr/>
+        <w:t xml:space="preserve">.</w:t>
+      </w:r>
+    </w:p>
+    <w:p>
+      <w:pPr>
+        <w:pStyle w:val="Bullet"/>
+      </w:pPr>
+      <w:r>
+        <w:rPr/>
+        <w:t xml:space="preserve">•</w:t>
+        <w:tab/>
+        <w:t xml:space="preserve">A download contains what the matching screen shows, nothing more. A cell that starts with = + - or @ is shown with a leading apostrophe so that Excel never runs it as a formula; phone numbers that start with + therefore show an apostrophe.</w:t>
+      </w:r>
+    </w:p>
+    <w:p>
+      <w:pPr>
+        <w:pStyle w:val="Bullet"/>
+      </w:pPr>
+      <w:r>
+        <w:rPr/>
+        <w:t xml:space="preserve">•</w:t>
+        <w:tab/>
+        <w:t xml:space="preserve">Every download is recorded in the activity log. Excel (.xlsx) and PDF files are not offered.</w:t>
+      </w:r>
+    </w:p>
+    <w:p>
+      <w:pPr>
+        <w:pStyle w:val="Heading2"/>
+      </w:pPr>
+      <w:r>
+        <w:rPr/>
+        <w:t xml:space="preserve">Activity log (Super Admin)</w:t>
+      </w:r>
+    </w:p>
+    <w:p>
+      <w:pPr>
+        <w:pStyle w:val="Bullet"/>
+      </w:pPr>
+      <w:r>
+        <w:rPr/>
+        <w:t xml:space="preserve">•</w:t>
+        <w:tab/>
+        <w:t xml:space="preserve"/>
+      </w:r>
+      <w:r>
+        <w:rPr>
+          <w:b/>
+        </w:rPr>
+        <w:t xml:space="preserve">Activity Log</w:t>
+      </w:r>
+      <w:r>
+        <w:rPr/>
+        <w:t xml:space="preserve"> (menu, Super Admin only) shows the newest 500 recorded actions with the time, the user, the action, the candidate or user it concerned and a short detail. It can be filtered by action and downloaded as CSV. Nobody can edit or delete an entry in RMS.</w:t>
+      </w:r>
+    </w:p>
+    <w:p>
+      <w:pPr>
+        <w:pStyle w:val="Bullet"/>
+      </w:pPr>
+      <w:r>
+        <w:rPr/>
+        <w:t xml:space="preserve">•</w:t>
+        <w:tab/>
+        <w:t xml:space="preserve">Recorded: </w:t>
+      </w:r>
+      <w:r>
+        <w:rPr>
+          <w:b/>
+        </w:rPr>
+        <w:t xml:space="preserve">Marked</w:t>
+      </w:r>
+      <w:r>
+        <w:rPr/>
+        <w:t xml:space="preserve"> (an interviewer saved an evaluation, with the total score only), </w:t>
+      </w:r>
+      <w:r>
+        <w:rPr>
+          <w:b/>
+        </w:rPr>
+        <w:t xml:space="preserve">Selected</w:t>
+      </w:r>
+      <w:r>
+        <w:rPr/>
+        <w:t xml:space="preserve">, </w:t>
+      </w:r>
+      <w:r>
+        <w:rPr>
+          <w:b/>
+        </w:rPr>
+        <w:t xml:space="preserve">Rejected</w:t>
+      </w:r>
+      <w:r>
+        <w:rPr/>
+        <w:t xml:space="preserve"> and </w:t>
+      </w:r>
+      <w:r>
+        <w:rPr>
+          <w:b/>
+        </w:rPr>
+        <w:t xml:space="preserve">On hold</w:t>
+      </w:r>
+      <w:r>
+        <w:rPr/>
+        <w:t xml:space="preserve"> (decisions; the reason stays in the decision history), interviewer assigned or unassigned, interview scheduled, changed or cancelled, candidate added, changed or deleted, user added, changed, deactivated, reactivated or given a new password, and report downloaded.</w:t>
+      </w:r>
+    </w:p>
+    <w:p>
+      <w:pPr>
+        <w:pStyle w:val="Bullet"/>
+      </w:pPr>
+      <w:r>
+        <w:rPr/>
+        <w:t xml:space="preserve">•</w:t>
+        <w:tab/>
+        <w:t xml:space="preserve">Not recorded yet: sign-ins and sign-outs, document uploads and deletes, jobs and master data. Details never hold scores per criterion, comments, reasons, names or passwords.</w:t>
+      </w:r>
+    </w:p>
+    <w:p>
+      <w:pPr>
+        <w:pStyle w:val="Heading2"/>
+      </w:pPr>
+      <w:r>
+        <w:rPr/>
+        <w:t xml:space="preserve">English only</w:t>
+      </w:r>
+    </w:p>
+    <w:p>
+      <w:pPr>
+        <w:pStyle w:val="Bullet"/>
+      </w:pPr>
+      <w:r>
+        <w:rPr/>
+        <w:t xml:space="preserve">•</w:t>
+        <w:tab/>
+        <w:t xml:space="preserve">RMS accepts English text only: letters, digits and common punctuation (no accented letters and no other scripts). It is checked for candidate and user names, designations, position and language names, decision reasons, evaluation comments and interview locations; anything else is refused with a message.</w:t>
+      </w:r>
+    </w:p>
+    <w:p>
+      <w:pPr>
+        <w:pStyle w:val="Bullet"/>
+      </w:pPr>
+      <w:r>
+        <w:rPr/>
+        <w:t xml:space="preserve">•</w:t>
+        <w:tab/>
+        <w:t xml:space="preserve">Names already stored with other characters stay as they are, but such a candidate or user can be edited only after the name is changed to English.</w:t>
       </w:r>
     </w:p>
     <w:p>
@@ -4454,6 +4823,108 @@
       </w:pPr>
       <w:r>
         <w:rPr/>
+        <w:t xml:space="preserve">Super Admin, HR or Hiring Manager: download a report</w:t>
+      </w:r>
+    </w:p>
+    <w:p>
+      <w:pPr>
+        <w:pStyle w:val="Numbered"/>
+      </w:pPr>
+      <w:r>
+        <w:rPr/>
+        <w:t xml:space="preserve">1.</w:t>
+        <w:tab/>
+        <w:t xml:space="preserve">Open </w:t>
+      </w:r>
+      <w:r>
+        <w:rPr>
+          <w:b/>
+        </w:rPr>
+        <w:t xml:space="preserve">Reports</w:t>
+      </w:r>
+      <w:r>
+        <w:rPr/>
+        <w:t xml:space="preserve"> and click the report you want (Candidates, Candidate Status or Interview Schedule).</w:t>
+      </w:r>
+    </w:p>
+    <w:p>
+      <w:pPr>
+        <w:pStyle w:val="Numbered"/>
+      </w:pPr>
+      <w:r>
+        <w:rPr/>
+        <w:t xml:space="preserve">2.</w:t>
+        <w:tab/>
+        <w:t xml:space="preserve">Open the downloaded CSV file in Excel. Use only English when you enter data, so that names read correctly.</w:t>
+      </w:r>
+    </w:p>
+    <w:p>
+      <w:pPr>
+        <w:pStyle w:val="Heading2"/>
+      </w:pPr>
+      <w:r>
+        <w:rPr/>
+        <w:t xml:space="preserve">Super Admin: see who did what</w:t>
+      </w:r>
+    </w:p>
+    <w:p>
+      <w:pPr>
+        <w:pStyle w:val="Numbered"/>
+      </w:pPr>
+      <w:r>
+        <w:rPr/>
+        <w:t xml:space="preserve">1.</w:t>
+        <w:tab/>
+        <w:t xml:space="preserve">Open </w:t>
+      </w:r>
+      <w:r>
+        <w:rPr>
+          <w:b/>
+        </w:rPr>
+        <w:t xml:space="preserve">Activity Log</w:t>
+      </w:r>
+      <w:r>
+        <w:rPr/>
+        <w:t xml:space="preserve">. Choose an action in the filter (for example Selected) and click </w:t>
+      </w:r>
+      <w:r>
+        <w:rPr>
+          <w:b/>
+        </w:rPr>
+        <w:t xml:space="preserve">Show</w:t>
+      </w:r>
+      <w:r>
+        <w:rPr/>
+        <w:t xml:space="preserve">.</w:t>
+      </w:r>
+    </w:p>
+    <w:p>
+      <w:pPr>
+        <w:pStyle w:val="Numbered"/>
+      </w:pPr>
+      <w:r>
+        <w:rPr/>
+        <w:t xml:space="preserve">2.</w:t>
+        <w:tab/>
+        <w:t xml:space="preserve">Use </w:t>
+      </w:r>
+      <w:r>
+        <w:rPr>
+          <w:b/>
+        </w:rPr>
+        <w:t xml:space="preserve">Download CSV</w:t>
+      </w:r>
+      <w:r>
+        <w:rPr/>
+        <w:t xml:space="preserve"> to keep a copy.</w:t>
+      </w:r>
+    </w:p>
+    <w:p>
+      <w:pPr>
+        <w:pStyle w:val="Heading2"/>
+      </w:pPr>
+      <w:r>
+        <w:rPr/>
         <w:t xml:space="preserve">Super Admin, HR or Hiring Manager: review results and decide</w:t>
       </w:r>
     </w:p>
@@ -5189,6 +5660,47 @@
           </w:p>
         </w:tc>
       </w:tr>
+      <w:tr>
+        <w:trPr>
+          <w:cantSplit/>
+        </w:trPr>
+        <w:tc>
+          <w:tcPr/>
+          <w:p>
+            <w:pPr>
+              <w:pStyle w:val="TableText"/>
+            </w:pPr>
+            <w:r>
+              <w:rPr/>
+              <w:t xml:space="preserve">Activity log entry</w:t>
+            </w:r>
+          </w:p>
+        </w:tc>
+        <w:tc>
+          <w:tcPr/>
+          <w:p>
+            <w:pPr>
+              <w:pStyle w:val="TableText"/>
+            </w:pPr>
+            <w:r>
+              <w:rPr/>
+              <w:t xml:space="preserve">Time, user, action (Marked, Selected, Rejected, On hold, interview, candidate, user and report actions), the candidate, user or report concerned, a short detail (for example the total score)</w:t>
+            </w:r>
+          </w:p>
+        </w:tc>
+        <w:tc>
+          <w:tcPr/>
+          <w:p>
+            <w:pPr>
+              <w:pStyle w:val="TableText"/>
+            </w:pPr>
+            <w:r>
+              <w:rPr/>
+              <w:t xml:space="preserve">Written by RMS only; read by Super Admin</w:t>
+            </w:r>
+          </w:p>
+        </w:tc>
+      </w:tr>
     </w:tbl>
     <w:p>
       <w:pPr>
@@ -5531,6 +6043,39 @@
         <w:t xml:space="preserve">•</w:t>
         <w:tab/>
         <w:t xml:space="preserve">An interview needs an interviewer who is assigned to the candidate and active, and a date and time; the same interviewer can't have two interviews at the same start time; only a Scheduled interview can be cancelled, and a cancelled one can't be changed.</w:t>
+      </w:r>
+    </w:p>
+    <w:p>
+      <w:pPr>
+        <w:pStyle w:val="Bullet"/>
+      </w:pPr>
+      <w:r>
+        <w:rPr/>
+        <w:t xml:space="preserve">•</w:t>
+        <w:tab/>
+        <w:t xml:space="preserve">Text must be in English (letters, digits and common punctuation) in names, designations, position and language names, decision reasons, evaluation comments and interview locations.</w:t>
+      </w:r>
+    </w:p>
+    <w:p>
+      <w:pPr>
+        <w:pStyle w:val="Bullet"/>
+      </w:pPr>
+      <w:r>
+        <w:rPr/>
+        <w:t xml:space="preserve">•</w:t>
+        <w:tab/>
+        <w:t xml:space="preserve">Marking, selecting, rejecting, holding, interview changes, candidate and user changes and report downloads are written to the activity log with the user and the time; the log can be read only by a Super Admin and can't be changed in RMS.</w:t>
+      </w:r>
+    </w:p>
+    <w:p>
+      <w:pPr>
+        <w:pStyle w:val="Bullet"/>
+      </w:pPr>
+      <w:r>
+        <w:rPr/>
+        <w:t xml:space="preserve">•</w:t>
+        <w:tab/>
+        <w:t xml:space="preserve">Reports hold only what the matching screen shows; Interviewers can't download them, and only a Super Admin can download the activity log.</w:t>
       </w:r>
     </w:p>
     <w:p>
@@ -5671,19 +6216,19 @@
             </w:pPr>
             <w:r>
               <w:rPr/>
-              <w:t xml:space="preserve">Partial</w:t>
-            </w:r>
-          </w:p>
-        </w:tc>
-        <w:tc>
-          <w:tcPr/>
-          <w:p>
-            <w:pPr>
-              <w:pStyle w:val="TableText"/>
-            </w:pPr>
-            <w:r>
-              <w:rPr/>
-              <w:t xml:space="preserve">Such names are stored as codes and display incorrectly.</w:t>
+              <w:t xml:space="preserve">Closed by decision</w:t>
+            </w:r>
+          </w:p>
+        </w:tc>
+        <w:tc>
+          <w:tcPr/>
+          <w:p>
+            <w:pPr>
+              <w:pStyle w:val="TableText"/>
+            </w:pPr>
+            <w:r>
+              <w:rPr/>
+              <w:t xml:space="preserve">Only English is accepted, so such names are refused instead of being stored as unreadable codes. Names already stored that way stay until corrected.</w:t>
             </w:r>
           </w:p>
         </w:tc>
@@ -5712,31 +6257,31 @@
             </w:pPr>
             <w:r>
               <w:rPr/>
-              <w:t xml:space="preserve">Reports or export (Excel, PDF)</w:t>
-            </w:r>
-          </w:p>
-        </w:tc>
-        <w:tc>
-          <w:tcPr/>
-          <w:p>
-            <w:pPr>
-              <w:pStyle w:val="TableText"/>
-            </w:pPr>
-            <w:r>
-              <w:rPr/>
-              <w:t xml:space="preserve">Not built</w:t>
-            </w:r>
-          </w:p>
-        </w:tc>
-        <w:tc>
-          <w:tcPr/>
-          <w:p>
-            <w:pPr>
-              <w:pStyle w:val="TableText"/>
-            </w:pPr>
-            <w:r>
-              <w:rPr/>
-              <w:t xml:space="preserve">Results can only be viewed on screen.</w:t>
+              <w:t xml:space="preserve">Reports or export</w:t>
+            </w:r>
+          </w:p>
+        </w:tc>
+        <w:tc>
+          <w:tcPr/>
+          <w:p>
+            <w:pPr>
+              <w:pStyle w:val="TableText"/>
+            </w:pPr>
+            <w:r>
+              <w:rPr/>
+              <w:t xml:space="preserve">Partial</w:t>
+            </w:r>
+          </w:p>
+        </w:tc>
+        <w:tc>
+          <w:tcPr/>
+          <w:p>
+            <w:pPr>
+              <w:pStyle w:val="TableText"/>
+            </w:pPr>
+            <w:r>
+              <w:rPr/>
+              <w:t xml:space="preserve">CSV for Excel: candidates, candidate status, interview schedule and the activity log. No .xlsx or PDF, and no other reports yet.</w:t>
             </w:r>
           </w:p>
         </w:tc>
@@ -5777,19 +6322,19 @@
             </w:pPr>
             <w:r>
               <w:rPr/>
-              <w:t xml:space="preserve">Not built</w:t>
-            </w:r>
-          </w:p>
-        </w:tc>
-        <w:tc>
-          <w:tcPr/>
-          <w:p>
-            <w:pPr>
-              <w:pStyle w:val="TableText"/>
-            </w:pPr>
-            <w:r>
-              <w:rPr/>
-              <w:t xml:space="preserve">Changes can't be traced, except user changes in the server log.</w:t>
+              <w:t xml:space="preserve">Partial</w:t>
+            </w:r>
+          </w:p>
+        </w:tc>
+        <w:tc>
+          <w:tcPr/>
+          <w:p>
+            <w:pPr>
+              <w:pStyle w:val="TableText"/>
+            </w:pPr>
+            <w:r>
+              <w:rPr/>
+              <w:t xml:space="preserve">The activity log records marking, decisions, interviews, assignments, candidate and user changes and report downloads. Sign-ins, document actions, jobs and master data are not recorded.</w:t>
             </w:r>
           </w:p>
         </w:tc>
@@ -5983,6 +6528,27 @@
       </w:pPr>
       <w:r>
         <w:rPr/>
+        <w:t xml:space="preserve">10.</w:t>
+        <w:tab/>
+        <w:t xml:space="preserve"/>
+      </w:r>
+      <w:r>
+        <w:rPr>
+          <w:b/>
+        </w:rPr>
+        <w:t xml:space="preserve">Reports, activity log and English only</w:t>
+      </w:r>
+      <w:r>
+        <w:rPr/>
+        <w:t xml:space="preserve"> (3 October 2026): reports are CSV files for Excel; the activity log records marking, selecting, rejecting and the other actions listed above and is read by Super Admin only; only English text is accepted; e-mail notifications will be decided later.</w:t>
+      </w:r>
+    </w:p>
+    <w:p>
+      <w:pPr>
+        <w:pStyle w:val="Numbered"/>
+      </w:pPr>
+      <w:r>
+        <w:rPr/>
         <w:t xml:space="preserve">9.</w:t>
         <w:tab/>
         <w:t xml:space="preserve"/>
@@ -6046,7 +6612,7 @@
       </w:r>
       <w:r>
         <w:rPr/>
-        <w:t xml:space="preserve"> are e-mail or calendar notifications needed for interviews? Should past times be refused, and do all users work in the server's time zone?</w:t>
+        <w:t xml:space="preserve"> e-mail or calendar notifications will be decided later. Should past times be refused, and do all users work in the server's time zone?</w:t>
       </w:r>
     </w:p>
     <w:p>
@@ -6067,7 +6633,28 @@
       </w:r>
       <w:r>
         <w:rPr/>
-        <w:t xml:space="preserve"> which exports or counts are needed first?</w:t>
+        <w:t xml:space="preserve"> which further reports are needed (counts per position, per status or per month; Excel or PDF files)?</w:t>
+      </w:r>
+    </w:p>
+    <w:p>
+      <w:pPr>
+        <w:pStyle w:val="Numbered"/>
+      </w:pPr>
+      <w:r>
+        <w:rPr/>
+        <w:t xml:space="preserve">5.</w:t>
+        <w:tab/>
+        <w:t xml:space="preserve"/>
+      </w:r>
+      <w:r>
+        <w:rPr>
+          <w:b/>
+        </w:rPr>
+        <w:t xml:space="preserve">Activity log:</w:t>
+      </w:r>
+      <w:r>
+        <w:rPr/>
+        <w:t xml:space="preserve"> should sign-ins, document uploads and deletes, jobs and master data be recorded too? How long must entries be kept, and who archives them?</w:t>
       </w:r>
     </w:p>
     <w:p>

--- a/docs/handbooks/RMS Business Analyst Guide.docx
+++ b/docs/handbooks/RMS Business Analyst Guide.docx
@@ -2408,6 +2408,83 @@
             </w:pPr>
             <w:r>
               <w:rPr/>
+              <w:t xml:space="preserve">Administration › Deleted Candidates (delete their document files permanently)</w:t>
+            </w:r>
+          </w:p>
+        </w:tc>
+        <w:tc>
+          <w:tcPr/>
+          <w:p>
+            <w:pPr>
+              <w:pStyle w:val="TableText"/>
+            </w:pPr>
+            <w:r>
+              <w:rPr/>
+              <w:t xml:space="preserve">Live</w:t>
+            </w:r>
+          </w:p>
+        </w:tc>
+        <w:tc>
+          <w:tcPr/>
+          <w:p>
+            <w:pPr>
+              <w:pStyle w:val="TableText"/>
+            </w:pPr>
+            <w:r>
+              <w:rPr/>
+              <w:t xml:space="preserve">Yes</w:t>
+            </w:r>
+          </w:p>
+        </w:tc>
+        <w:tc>
+          <w:tcPr/>
+          <w:p>
+            <w:pPr>
+              <w:pStyle w:val="TableText"/>
+            </w:pPr>
+            <w:r>
+              <w:rPr/>
+              <w:t xml:space="preserve">Refused</w:t>
+            </w:r>
+          </w:p>
+        </w:tc>
+        <w:tc>
+          <w:tcPr/>
+          <w:p>
+            <w:pPr>
+              <w:pStyle w:val="TableText"/>
+            </w:pPr>
+            <w:r>
+              <w:rPr/>
+              <w:t xml:space="preserve">Refused</w:t>
+            </w:r>
+          </w:p>
+        </w:tc>
+        <w:tc>
+          <w:tcPr/>
+          <w:p>
+            <w:pPr>
+              <w:pStyle w:val="TableText"/>
+            </w:pPr>
+            <w:r>
+              <w:rPr/>
+              <w:t xml:space="preserve">Refused</w:t>
+            </w:r>
+          </w:p>
+        </w:tc>
+      </w:tr>
+      <w:tr>
+        <w:trPr>
+          <w:cantSplit/>
+        </w:trPr>
+        <w:tc>
+          <w:tcPr/>
+          <w:p>
+            <w:pPr>
+              <w:pStyle w:val="TableText"/>
+            </w:pPr>
+            <w:r>
+              <w:rPr/>
               <w:t xml:space="preserve">Log out (top bar)</w:t>
             </w:r>
           </w:p>
@@ -3839,7 +3916,7 @@
         <w:rPr/>
         <w:t xml:space="preserve">•</w:t>
         <w:tab/>
-        <w:t xml:space="preserve">Times are the server's local time, as typed. Two interviews for the same interviewer at the same start time are refused. Past times are accepted.</w:t>
+        <w:t xml:space="preserve">Times are the server's local time, as typed. Two interviews for the same interviewer at the same start time are refused. A scheduled interview can't be put in a time that has passed; an interview already in the past can still get a location or be marked Done.</w:t>
       </w:r>
     </w:p>
     <w:p>
@@ -4055,7 +4132,7 @@
         <w:rPr/>
         <w:t xml:space="preserve">•</w:t>
         <w:tab/>
-        <w:t xml:space="preserve">Not recorded yet: sign-ins and sign-outs, document uploads and deletes, jobs and master data. Details never hold scores per criterion, comments, reasons, names or passwords.</w:t>
+        <w:t xml:space="preserve">Also recorded: sign-ins and failed sign-ins (the typed username only if it looks like a username), document uploads, deletes and permanent deletes, and changes to jobs, positions and languages. Not recorded: sign-outs and a user's own password changes. Details never hold scores per criterion, comments, reasons, names or passwords.</w:t>
       </w:r>
     </w:p>
     <w:p>
@@ -4864,6 +4941,57 @@
       </w:pPr>
       <w:r>
         <w:rPr/>
+        <w:t xml:space="preserve">Super Admin: delete the files of a deleted candidate</w:t>
+      </w:r>
+    </w:p>
+    <w:p>
+      <w:pPr>
+        <w:pStyle w:val="Numbered"/>
+      </w:pPr>
+      <w:r>
+        <w:rPr/>
+        <w:t xml:space="preserve">1.</w:t>
+        <w:tab/>
+        <w:t xml:space="preserve">Open </w:t>
+      </w:r>
+      <w:r>
+        <w:rPr>
+          <w:b/>
+        </w:rPr>
+        <w:t xml:space="preserve">Deleted Candidates</w:t>
+      </w:r>
+      <w:r>
+        <w:rPr/>
+        <w:t xml:space="preserve">. Candidates with files still stored show the number of files.</w:t>
+      </w:r>
+    </w:p>
+    <w:p>
+      <w:pPr>
+        <w:pStyle w:val="Numbered"/>
+      </w:pPr>
+      <w:r>
+        <w:rPr/>
+        <w:t xml:space="preserve">2.</w:t>
+        <w:tab/>
+        <w:t xml:space="preserve">Enter the reason (English) and click </w:t>
+      </w:r>
+      <w:r>
+        <w:rPr>
+          <w:b/>
+        </w:rPr>
+        <w:t xml:space="preserve">Delete</w:t>
+      </w:r>
+      <w:r>
+        <w:rPr/>
+        <w:t xml:space="preserve">, then confirm. The records stay; only the files are removed, and it can't be undone.</w:t>
+      </w:r>
+    </w:p>
+    <w:p>
+      <w:pPr>
+        <w:pStyle w:val="Heading2"/>
+      </w:pPr>
+      <w:r>
+        <w:rPr/>
         <w:t xml:space="preserve">Super Admin: see who did what</w:t>
       </w:r>
     </w:p>
@@ -6528,6 +6656,27 @@
       </w:pPr>
       <w:r>
         <w:rPr/>
+        <w:t xml:space="preserve">11.</w:t>
+        <w:tab/>
+        <w:t xml:space="preserve"/>
+      </w:r>
+      <w:r>
+        <w:rPr>
+          <w:b/>
+        </w:rPr>
+        <w:t xml:space="preserve">Past interview times and deleted candidates</w:t>
+      </w:r>
+      <w:r>
+        <w:rPr/>
+        <w:t xml:space="preserve"> (3 October 2026): a scheduled interview can't be put in the past; a Super Admin can delete the files of deleted candidates; sign-ins, document actions, jobs and master data are logged.</w:t>
+      </w:r>
+    </w:p>
+    <w:p>
+      <w:pPr>
+        <w:pStyle w:val="Numbered"/>
+      </w:pPr>
+      <w:r>
+        <w:rPr/>
         <w:t xml:space="preserve">10.</w:t>
         <w:tab/>
         <w:t xml:space="preserve"/>
@@ -6612,7 +6761,7 @@
       </w:r>
       <w:r>
         <w:rPr/>
-        <w:t xml:space="preserve"> e-mail or calendar notifications will be decided later. Should past times be refused, and do all users work in the server's time zone?</w:t>
+        <w:t xml:space="preserve"> e-mail or calendar notifications will be decided later. Do all users work in the server's time zone?</w:t>
       </w:r>
     </w:p>
     <w:p>
@@ -6650,11 +6799,11 @@
         <w:rPr>
           <w:b/>
         </w:rPr>
-        <w:t xml:space="preserve">Activity log:</w:t>
-      </w:r>
-      <w:r>
-        <w:rPr/>
-        <w:t xml:space="preserve"> should sign-ins, document uploads and deletes, jobs and master data be recorded too? How long must entries be kept, and who archives them?</w:t>
+        <w:t xml:space="preserve">Retention:</w:t>
+      </w:r>
+      <w:r>
+        <w:rPr/>
+        <w:t xml:space="preserve"> how long must activity log entries and candidate documents be kept, and who deletes or archives them? RMS deletes nothing by itself; a Super Admin deletes files by hand under Deleted Candidates.</w:t>
       </w:r>
     </w:p>
     <w:p>
